--- a/trimestre 2/ESTUPIÑAN-FINO DEMETRIOMAURICIO - copia/ADSO/Evidencias de aprendizaje/GUIA/Guía propuesta técnica del software (F).docx
+++ b/trimestre 2/ESTUPIÑAN-FINO DEMETRIOMAURICIO - copia/ADSO/Evidencias de aprendizaje/GUIA/Guía propuesta técnica del software (F).docx
@@ -1,6 +1,6 @@
 
 <file path=word/document.xml><?xml version="1.0" encoding="utf-8"?>
-<w:document xmlns:wpc="http://schemas.microsoft.com/office/word/2010/wordprocessingCanvas" xmlns:cx="http://schemas.microsoft.com/office/drawing/2014/chartex" xmlns:cx1="http://schemas.microsoft.com/office/drawing/2015/9/8/chartex" xmlns:cx2="http://schemas.microsoft.com/office/drawing/2015/10/21/chartex" xmlns:cx3="http://schemas.microsoft.com/office/drawing/2016/5/9/chartex" xmlns:cx4="http://schemas.microsoft.com/office/drawing/2016/5/10/chartex" xmlns:cx5="http://schemas.microsoft.com/office/drawing/2016/5/11/chartex" xmlns:cx6="http://schemas.microsoft.com/office/drawing/2016/5/12/chartex" xmlns:cx7="http://schemas.microsoft.com/office/drawing/2016/5/13/chartex" xmlns:cx8="http://schemas.microsoft.com/office/drawing/2016/5/14/chartex" xmlns:mc="http://schemas.openxmlformats.org/markup-compatibility/2006" xmlns:aink="http://schemas.microsoft.com/office/drawing/2016/ink" xmlns:am3d="http://schemas.microsoft.com/office/drawing/2017/model3d" xmlns:o="urn:schemas-microsoft-com:office:office" xmlns:oel="http://schemas.microsoft.com/office/2019/extlst" xmlns:r="http://schemas.openxmlformats.org/officeDocument/2006/relationships" xmlns:m="http://schemas.openxmlformats.org/officeDocument/2006/math" xmlns:v="urn:schemas-microsoft-com:vml" xmlns:wp14="http://schemas.microsoft.com/office/word/2010/wordprocessingDrawing" xmlns:wp="http://schemas.openxmlformats.org/drawingml/2006/wordprocessingDrawing" xmlns:w10="urn:schemas-microsoft-com:office:word" xmlns:w="http://schemas.openxmlformats.org/wordprocessingml/2006/main" xmlns:w14="http://schemas.microsoft.com/office/word/2010/wordml" xmlns:w15="http://schemas.microsoft.com/office/word/2012/wordml" xmlns:w16cex="http://schemas.microsoft.com/office/word/2018/wordml/cex" xmlns:w16cid="http://schemas.microsoft.com/office/word/2016/wordml/cid" xmlns:w16="http://schemas.microsoft.com/office/word/2018/wordml" xmlns:w16du="http://schemas.microsoft.com/office/word/2023/wordml/word16du" xmlns:w16sdtdh="http://schemas.microsoft.com/office/word/2020/wordml/sdtdatahash" xmlns:w16sdtfl="http://schemas.microsoft.com/office/word/2024/wordml/sdtformatlock" xmlns:w16se="http://schemas.microsoft.com/office/word/2015/wordml/symex" xmlns:wpg="http://schemas.microsoft.com/office/word/2010/wordprocessingGroup" xmlns:wpi="http://schemas.microsoft.com/office/word/2010/wordprocessingInk" xmlns:wne="http://schemas.microsoft.com/office/word/2006/wordml" xmlns:wps="http://schemas.microsoft.com/office/word/2010/wordprocessingShape" mc:Ignorable="w14 w15 w16se w16cid w16 w16cex w16sdtdh w16sdtfl w16du wp14">
+<w:document xmlns:wpc="http://schemas.microsoft.com/office/word/2010/wordprocessingCanvas" xmlns:cx="http://schemas.microsoft.com/office/drawing/2014/chartex" xmlns:cx1="http://schemas.microsoft.com/office/drawing/2015/9/8/chartex" xmlns:cx2="http://schemas.microsoft.com/office/drawing/2015/10/21/chartex" xmlns:cx3="http://schemas.microsoft.com/office/drawing/2016/5/9/chartex" xmlns:cx4="http://schemas.microsoft.com/office/drawing/2016/5/10/chartex" xmlns:cx5="http://schemas.microsoft.com/office/drawing/2016/5/11/chartex" xmlns:cx6="http://schemas.microsoft.com/office/drawing/2016/5/12/chartex" xmlns:cx7="http://schemas.microsoft.com/office/drawing/2016/5/13/chartex" xmlns:cx8="http://schemas.microsoft.com/office/drawing/2016/5/14/chartex" xmlns:mc="http://schemas.openxmlformats.org/markup-compatibility/2006" xmlns:aink="http://schemas.microsoft.com/office/drawing/2016/ink" xmlns:am3d="http://schemas.microsoft.com/office/drawing/2017/model3d" xmlns:o="urn:schemas-microsoft-com:office:office" xmlns:oel="http://schemas.microsoft.com/office/2019/extlst" xmlns:r="http://schemas.openxmlformats.org/officeDocument/2006/relationships" xmlns:m="http://schemas.openxmlformats.org/officeDocument/2006/math" xmlns:v="urn:schemas-microsoft-com:vml" xmlns:wp14="http://schemas.microsoft.com/office/word/2010/wordprocessingDrawing" xmlns:wp="http://schemas.openxmlformats.org/drawingml/2006/wordprocessingDrawing" xmlns:w10="urn:schemas-microsoft-com:office:word" xmlns:w="http://schemas.openxmlformats.org/wordprocessingml/2006/main" xmlns:w14="http://schemas.microsoft.com/office/word/2010/wordml" xmlns:w15="http://schemas.microsoft.com/office/word/2012/wordml" xmlns:w16cex="http://schemas.microsoft.com/office/word/2018/wordml/cex" xmlns:w16cid="http://schemas.microsoft.com/office/word/2016/wordml/cid" xmlns:w16="http://schemas.microsoft.com/office/word/2018/wordml" xmlns:w16sdtdh="http://schemas.microsoft.com/office/word/2020/wordml/sdtdatahash" xmlns:w16se="http://schemas.microsoft.com/office/word/2015/wordml/symex" xmlns:wpg="http://schemas.microsoft.com/office/word/2010/wordprocessingGroup" xmlns:wpi="http://schemas.microsoft.com/office/word/2010/wordprocessingInk" xmlns:wne="http://schemas.microsoft.com/office/word/2006/wordml" xmlns:wps="http://schemas.microsoft.com/office/word/2010/wordprocessingShape" mc:Ignorable="w14 w15 w16se w16cid w16 w16cex w16sdtdh wp14">
   <w:body>
     <w:p>
       <w:pPr>
@@ -131,10 +131,7 @@
     </w:p>
     <w:p>
       <w:r>
-        <w:t xml:space="preserve">INFORMACIÓN SEGÚN REQUISITOSTÉCNICOS Y </w:t>
-      </w:r>
-      <w:r>
-        <w:t>NORMATIVA.</w:t>
+        <w:t>INFORMACIÓN SEGÚN REQUISITOSTÉCNICOS Y NORMATIVA.</w:t>
       </w:r>
     </w:p>
     <w:p>
@@ -246,10 +243,7 @@
     </w:p>
     <w:p>
       <w:r>
-        <w:t xml:space="preserve">tecnologías, componentes y representaciones gráficas del </w:t>
-      </w:r>
-      <w:r>
-        <w:t>sistema.</w:t>
+        <w:t>tecnologías, componentes y representaciones gráficas del sistema.</w:t>
       </w:r>
     </w:p>
     <w:p/>
@@ -429,13 +423,7 @@
     </w:p>
     <w:p>
       <w:r>
-        <w:t>¿</w:t>
-      </w:r>
-      <w:r>
-        <w:t>Cuándo</w:t>
-      </w:r>
-      <w:r>
-        <w:t xml:space="preserve"> un cliente solicita desarrollar un software, qué información considera importante conocer antes de comenzar a construirlo?</w:t>
+        <w:t>¿Cuándo un cliente solicita desarrollar un software, qué información considera importante conocer antes de comenzar a construirlo?</w:t>
       </w:r>
     </w:p>
     <w:p/>
@@ -559,11 +547,9 @@
       <w:r>
         <w:t xml:space="preserve">Además del pago de los desarrolladores, ¿qué </w:t>
       </w:r>
-      <w:proofErr w:type="gramStart"/>
-      <w:r>
-        <w:t>otros gastos considera</w:t>
-      </w:r>
-      <w:proofErr w:type="gramEnd"/>
+      <w:r>
+        <w:t>otros gastos consideran</w:t>
+      </w:r>
       <w:r>
         <w:t xml:space="preserve"> que pueden existir durante el desarrollo de un proyecto de software?</w:t>
       </w:r>
@@ -1670,10 +1656,7 @@
         <w:t>RTA:</w:t>
       </w:r>
       <w:r>
-        <w:t xml:space="preserve"> </w:t>
-      </w:r>
-      <w:r>
-        <w:t>Los cronogramas y Diagramas de Gantt permiten organizar las actividades de un proyecto, asignar tiempos de ejecución, definir responsables y establecer el orden en que deben realizarse las tareas. También permiten identificar hitos importantes y controlar el avance del proyecto de manera organizada.</w:t>
+        <w:t xml:space="preserve"> Los cronogramas y Diagramas de Gantt permiten organizar las actividades de un proyecto, asignar tiempos de ejecución, definir responsables y establecer el orden en que deben realizarse las tareas. También permiten identificar hitos importantes y controlar el avance del proyecto de manera organizada.</w:t>
       </w:r>
     </w:p>
     <w:p>
@@ -2621,7 +2604,61 @@
         <w:ind w:firstLine="0"/>
       </w:pPr>
       <w:r>
-        <w:t>RTA: (Documento Excel)</w:t>
+        <w:t>RTA:</w:t>
+      </w:r>
+    </w:p>
+    <w:p>
+      <w:pPr>
+        <w:pStyle w:val="Prrafodelista"/>
+        <w:ind w:firstLine="0"/>
+        <w:jc w:val="center"/>
+      </w:pPr>
+      <w:r>
+        <w:rPr>
+          <w:noProof/>
+        </w:rPr>
+        <w:lastRenderedPageBreak/>
+        <w:drawing>
+          <wp:inline distT="0" distB="0" distL="0" distR="0" wp14:anchorId="2133ABDC" wp14:editId="7B5F4016">
+            <wp:extent cx="6155690" cy="2664460"/>
+            <wp:effectExtent l="0" t="0" r="0" b="2540"/>
+            <wp:docPr id="1" name="Imagen 1"/>
+            <wp:cNvGraphicFramePr>
+              <a:graphicFrameLocks xmlns:a="http://schemas.openxmlformats.org/drawingml/2006/main" noChangeAspect="1"/>
+            </wp:cNvGraphicFramePr>
+            <a:graphic xmlns:a="http://schemas.openxmlformats.org/drawingml/2006/main">
+              <a:graphicData uri="http://schemas.openxmlformats.org/drawingml/2006/picture">
+                <pic:pic xmlns:pic="http://schemas.openxmlformats.org/drawingml/2006/picture">
+                  <pic:nvPicPr>
+                    <pic:cNvPr id="1" name="Imagen 1"/>
+                    <pic:cNvPicPr/>
+                  </pic:nvPicPr>
+                  <pic:blipFill>
+                    <a:blip r:embed="rId8">
+                      <a:extLst>
+                        <a:ext uri="{28A0092B-C50C-407E-A947-70E740481C1C}">
+                          <a14:useLocalDpi xmlns:a14="http://schemas.microsoft.com/office/drawing/2010/main" val="0"/>
+                        </a:ext>
+                      </a:extLst>
+                    </a:blip>
+                    <a:stretch>
+                      <a:fillRect/>
+                    </a:stretch>
+                  </pic:blipFill>
+                  <pic:spPr>
+                    <a:xfrm>
+                      <a:off x="0" y="0"/>
+                      <a:ext cx="6155690" cy="2664460"/>
+                    </a:xfrm>
+                    <a:prstGeom prst="rect">
+                      <a:avLst/>
+                    </a:prstGeom>
+                  </pic:spPr>
+                </pic:pic>
+              </a:graphicData>
+            </a:graphic>
+          </wp:inline>
+        </w:drawing>
       </w:r>
     </w:p>
     <w:p>
@@ -2644,53 +2681,15 @@
     </w:p>
     <w:p>
       <w:pPr>
-        <w:pStyle w:val="Prrafodelista"/>
-        <w:ind w:firstLine="0"/>
-      </w:pPr>
-    </w:p>
-    <w:p>
-      <w:pPr>
-        <w:pStyle w:val="Prrafodelista"/>
-        <w:ind w:firstLine="0"/>
-      </w:pPr>
-    </w:p>
-    <w:p>
-      <w:pPr>
-        <w:pStyle w:val="Prrafodelista"/>
-        <w:ind w:firstLine="0"/>
-      </w:pPr>
-    </w:p>
-    <w:p>
-      <w:pPr>
-        <w:pStyle w:val="Prrafodelista"/>
-        <w:ind w:firstLine="0"/>
-      </w:pPr>
-    </w:p>
-    <w:p>
-      <w:pPr>
-        <w:pStyle w:val="Prrafodelista"/>
-        <w:ind w:firstLine="0"/>
-      </w:pPr>
-    </w:p>
-    <w:p>
-      <w:pPr>
-        <w:pStyle w:val="Prrafodelista"/>
-        <w:ind w:firstLine="0"/>
-      </w:pPr>
-    </w:p>
-    <w:p>
-      <w:pPr>
-        <w:pStyle w:val="Prrafodelista"/>
-        <w:ind w:firstLine="0"/>
-      </w:pPr>
-    </w:p>
-    <w:p>
-      <w:pPr>
-        <w:pStyle w:val="Prrafodelista"/>
-        <w:ind w:firstLine="0"/>
-      </w:pPr>
-      <w:r>
-        <w:lastRenderedPageBreak/>
+        <w:ind w:left="0" w:firstLine="0"/>
+      </w:pPr>
+    </w:p>
+    <w:p>
+      <w:pPr>
+        <w:pStyle w:val="Prrafodelista"/>
+        <w:ind w:firstLine="0"/>
+      </w:pPr>
+      <w:r>
         <w:t>RTA:</w:t>
       </w:r>
     </w:p>
@@ -3037,13 +3036,11 @@
         <w:ind w:firstLine="0"/>
       </w:pPr>
       <w:r>
+        <w:lastRenderedPageBreak/>
         <w:t>RTA:</w:t>
       </w:r>
       <w:r>
-        <w:t xml:space="preserve"> </w:t>
-      </w:r>
-      <w:r>
-        <w:t>Si aumenta el tiempo de desarrollo de un proyecto, los costos también aumentan porque será necesario pagar más horas de trabajo al equipo. Si se requieren más recursos tecnológicos o más personal, el presupuesto deberá incrementarse. De igual forma, si el cliente solicita nuevas funcionalidades o amplía el alcance del proyecto, será necesario invertir más tiempo y recursos, lo que genera un aumento en el costo total del proyecto.</w:t>
+        <w:t xml:space="preserve"> Si aumenta el tiempo de desarrollo de un proyecto, los costos también aumentan porque será necesario pagar más horas de trabajo al equipo. Si se requieren más recursos tecnológicos o más personal, el presupuesto deberá incrementarse. De igual forma, si el cliente solicita nuevas funcionalidades o amplía el alcance del proyecto, será necesario invertir más tiempo y recursos, lo que genera un aumento en el costo total del proyecto.</w:t>
       </w:r>
     </w:p>
     <w:p>
@@ -3175,7 +3172,6 @@
         <w:pStyle w:val="Prrafodelista"/>
       </w:pPr>
       <w:r>
-        <w:lastRenderedPageBreak/>
         <w:t>El aprendiz apropiará los conceptos relacionados con las actividades que pueden desarrollarse después de la entrega de un software, comprendiendo la importancia de establecer condiciones claras para atender errores, solicitudes de soporte, necesidades de mantenimiento y requerimientos del cliente.</w:t>
       </w:r>
     </w:p>
@@ -3327,6 +3323,7 @@
         </w:numPr>
       </w:pPr>
       <w:r>
+        <w:lastRenderedPageBreak/>
         <w:t>Tiempo de respuesta.</w:t>
       </w:r>
     </w:p>
@@ -3480,11 +3477,7 @@
         <w:ind w:firstLine="0"/>
       </w:pPr>
       <w:r>
-        <w:t xml:space="preserve">RTA: Un error es una falla en el software que provoca un funcionamiento incorrecto. Por ejemplo, cuando el sistema calcula mal un valor. Un incidente es un problema reportado por </w:t>
-      </w:r>
-      <w:r>
-        <w:lastRenderedPageBreak/>
-        <w:t>un usuario durante el uso del sistema, como no poder iniciar sesión. El soporte consiste en la ayuda que se brinda a los usuarios cuando presentan dificultades o dudas. El mantenimiento corresponde a las acciones realizadas para corregir errores, mejorar el sistema o actualizar sus funcionalidades.</w:t>
+        <w:t>RTA: Un error es una falla en el software que provoca un funcionamiento incorrecto. Por ejemplo, cuando el sistema calcula mal un valor. Un incidente es un problema reportado por un usuario durante el uso del sistema, como no poder iniciar sesión. El soporte consiste en la ayuda que se brinda a los usuarios cuando presentan dificultades o dudas. El mantenimiento corresponde a las acciones realizadas para corregir errores, mejorar el sistema o actualizar sus funcionalidades.</w:t>
       </w:r>
     </w:p>
     <w:p>
@@ -3516,7 +3509,68 @@
         <w:pStyle w:val="Prrafodelista"/>
         <w:ind w:firstLine="0"/>
       </w:pPr>
-      <w:r>
+    </w:p>
+    <w:p>
+      <w:pPr>
+        <w:pStyle w:val="Prrafodelista"/>
+        <w:ind w:firstLine="0"/>
+      </w:pPr>
+    </w:p>
+    <w:p>
+      <w:pPr>
+        <w:pStyle w:val="Prrafodelista"/>
+        <w:ind w:firstLine="0"/>
+      </w:pPr>
+    </w:p>
+    <w:p>
+      <w:pPr>
+        <w:pStyle w:val="Prrafodelista"/>
+        <w:ind w:firstLine="0"/>
+      </w:pPr>
+    </w:p>
+    <w:p>
+      <w:pPr>
+        <w:pStyle w:val="Prrafodelista"/>
+        <w:ind w:firstLine="0"/>
+      </w:pPr>
+    </w:p>
+    <w:p>
+      <w:pPr>
+        <w:pStyle w:val="Prrafodelista"/>
+        <w:ind w:firstLine="0"/>
+      </w:pPr>
+    </w:p>
+    <w:p>
+      <w:pPr>
+        <w:pStyle w:val="Prrafodelista"/>
+        <w:ind w:firstLine="0"/>
+      </w:pPr>
+    </w:p>
+    <w:p>
+      <w:pPr>
+        <w:pStyle w:val="Prrafodelista"/>
+        <w:ind w:firstLine="0"/>
+      </w:pPr>
+    </w:p>
+    <w:p>
+      <w:pPr>
+        <w:pStyle w:val="Prrafodelista"/>
+        <w:ind w:firstLine="0"/>
+      </w:pPr>
+    </w:p>
+    <w:p>
+      <w:pPr>
+        <w:pStyle w:val="Prrafodelista"/>
+        <w:ind w:firstLine="0"/>
+      </w:pPr>
+    </w:p>
+    <w:p>
+      <w:pPr>
+        <w:pStyle w:val="Prrafodelista"/>
+        <w:ind w:firstLine="0"/>
+      </w:pPr>
+      <w:r>
+        <w:lastRenderedPageBreak/>
         <w:t>RTA:</w:t>
       </w:r>
     </w:p>
@@ -4084,7 +4138,6 @@
         <w:ind w:firstLine="0"/>
       </w:pPr>
       <w:r>
-        <w:lastRenderedPageBreak/>
         <w:t>RTA:</w:t>
       </w:r>
     </w:p>
@@ -4373,6 +4426,7 @@
           <w:b/>
           <w:bCs/>
         </w:rPr>
+        <w:lastRenderedPageBreak/>
         <w:t>Investigar y reconocer el concepto de Acuerdo de Nivel de Servicio (SLA), su finalidad y los elementos que puede contener.</w:t>
       </w:r>
     </w:p>
@@ -4440,6 +4494,11 @@
     </w:p>
     <w:p>
       <w:pPr>
+        <w:pStyle w:val="Prrafodelista"/>
+        <w:numPr>
+          <w:ilvl w:val="0"/>
+          <w:numId w:val="31"/>
+        </w:numPr>
         <w:rPr>
           <w:b/>
           <w:bCs/>
@@ -4448,141 +4507,18 @@
     </w:p>
     <w:p>
       <w:pPr>
+        <w:pStyle w:val="Prrafodelista"/>
+        <w:ind w:firstLine="0"/>
         <w:rPr>
           <w:b/>
           <w:bCs/>
         </w:rPr>
       </w:pPr>
-    </w:p>
-    <w:p>
-      <w:pPr>
+      <w:r>
         <w:rPr>
           <w:b/>
           <w:bCs/>
         </w:rPr>
-      </w:pPr>
-    </w:p>
-    <w:p>
-      <w:pPr>
-        <w:rPr>
-          <w:b/>
-          <w:bCs/>
-        </w:rPr>
-      </w:pPr>
-    </w:p>
-    <w:p>
-      <w:pPr>
-        <w:rPr>
-          <w:b/>
-          <w:bCs/>
-        </w:rPr>
-      </w:pPr>
-    </w:p>
-    <w:p>
-      <w:pPr>
-        <w:rPr>
-          <w:b/>
-          <w:bCs/>
-        </w:rPr>
-      </w:pPr>
-    </w:p>
-    <w:p>
-      <w:pPr>
-        <w:rPr>
-          <w:b/>
-          <w:bCs/>
-        </w:rPr>
-      </w:pPr>
-    </w:p>
-    <w:p>
-      <w:pPr>
-        <w:rPr>
-          <w:b/>
-          <w:bCs/>
-        </w:rPr>
-      </w:pPr>
-    </w:p>
-    <w:p>
-      <w:pPr>
-        <w:rPr>
-          <w:b/>
-          <w:bCs/>
-        </w:rPr>
-      </w:pPr>
-    </w:p>
-    <w:p>
-      <w:pPr>
-        <w:rPr>
-          <w:b/>
-          <w:bCs/>
-        </w:rPr>
-      </w:pPr>
-    </w:p>
-    <w:p>
-      <w:pPr>
-        <w:rPr>
-          <w:b/>
-          <w:bCs/>
-        </w:rPr>
-      </w:pPr>
-    </w:p>
-    <w:p>
-      <w:pPr>
-        <w:rPr>
-          <w:b/>
-          <w:bCs/>
-        </w:rPr>
-      </w:pPr>
-    </w:p>
-    <w:p>
-      <w:pPr>
-        <w:rPr>
-          <w:b/>
-          <w:bCs/>
-        </w:rPr>
-      </w:pPr>
-    </w:p>
-    <w:p>
-      <w:pPr>
-        <w:rPr>
-          <w:b/>
-          <w:bCs/>
-        </w:rPr>
-      </w:pPr>
-    </w:p>
-    <w:p>
-      <w:pPr>
-        <w:rPr>
-          <w:b/>
-          <w:bCs/>
-        </w:rPr>
-      </w:pPr>
-    </w:p>
-    <w:p>
-      <w:pPr>
-        <w:pStyle w:val="Prrafodelista"/>
-        <w:ind w:firstLine="0"/>
-        <w:rPr>
-          <w:b/>
-          <w:bCs/>
-        </w:rPr>
-      </w:pPr>
-    </w:p>
-    <w:p>
-      <w:pPr>
-        <w:pStyle w:val="Prrafodelista"/>
-        <w:ind w:firstLine="0"/>
-        <w:rPr>
-          <w:b/>
-          <w:bCs/>
-        </w:rPr>
-      </w:pPr>
-      <w:r>
-        <w:rPr>
-          <w:b/>
-          <w:bCs/>
-        </w:rPr>
-        <w:lastRenderedPageBreak/>
         <w:t>RTA:</w:t>
       </w:r>
     </w:p>
@@ -5314,6 +5250,7 @@
         <w:pStyle w:val="Prrafodelista"/>
         <w:ind w:firstLine="0"/>
       </w:pPr>
+      <w:bookmarkStart w:id="0" w:name="_Hlk237612131"/>
       <w:r>
         <w:t>3.4 Actividades de Transferencia del Conocimiento</w:t>
       </w:r>
@@ -5339,115 +5276,112 @@
         <w:ind w:firstLine="0"/>
       </w:pPr>
       <w:r>
-        <w:t xml:space="preserve">Aplicar los conocimientos adquiridos durante la guía para estructurar una propuesta técnica y económica para el desarrollo de un aplicativo de gestión de parqueadero, teniendo en </w:t>
-      </w:r>
+        <w:t>Aplicar los conocimientos adquiridos durante la guía para estructurar una propuesta técnica y económica para el desarrollo de un aplicativo de gestión de parqueadero, teniendo en cuenta la planificación del proyecto, los recursos necesarios, los tiempos de ejecución, el presupuesto, la modalidad de contratación y las condiciones básicas de soporte.</w:t>
+      </w:r>
+    </w:p>
+    <w:p>
+      <w:pPr>
+        <w:pStyle w:val="Prrafodelista"/>
+        <w:ind w:firstLine="0"/>
+      </w:pPr>
+    </w:p>
+    <w:p>
+      <w:pPr>
+        <w:pStyle w:val="Prrafodelista"/>
+        <w:ind w:firstLine="0"/>
+      </w:pPr>
+      <w:r>
+        <w:t>Descripción de la actividad</w:t>
+      </w:r>
+    </w:p>
+    <w:p>
+      <w:pPr>
+        <w:pStyle w:val="Prrafodelista"/>
+        <w:ind w:firstLine="0"/>
+      </w:pPr>
+    </w:p>
+    <w:p>
+      <w:pPr>
+        <w:pStyle w:val="Prrafodelista"/>
+        <w:ind w:firstLine="0"/>
+      </w:pPr>
+      <w:r>
+        <w:t>Los aprendices, organizados en equipos de trabajo, asumirán el rol de un equipo de desarrollo de software contratado para presentar una propuesta a un cliente que requiere un aplicativo para administrar un parqueadero.</w:t>
+      </w:r>
+    </w:p>
+    <w:p>
+      <w:pPr>
+        <w:pStyle w:val="Prrafodelista"/>
+        <w:ind w:firstLine="0"/>
+      </w:pPr>
+    </w:p>
+    <w:p>
+      <w:pPr>
+        <w:pStyle w:val="Prrafodelista"/>
+        <w:ind w:firstLine="0"/>
+      </w:pPr>
+      <w:r>
+        <w:t>El propósito del ejercicio no es desarrollar ni programar el aplicativo, sino analizar la necesidad, organizar el trabajo, estimar recursos y tiempos, establecer un presupuesto y definir las condiciones generales de prestación del servicio.</w:t>
+      </w:r>
+    </w:p>
+    <w:p>
+      <w:pPr>
+        <w:pStyle w:val="Prrafodelista"/>
+        <w:ind w:firstLine="0"/>
+      </w:pPr>
+    </w:p>
+    <w:p>
+      <w:pPr>
+        <w:pStyle w:val="Prrafodelista"/>
+        <w:ind w:firstLine="0"/>
+      </w:pPr>
+      <w:r>
+        <w:t>A partir de la información suministrada, cada equipo deberá construir una propuesta técnica y económica que permita al cliente conocer qué se desarrollará, cómo se organizará el proyecto, cuánto puede costar, cuánto tiempo puede tomar y qué condiciones de soporte se ofrecerán después de la entrega.</w:t>
+      </w:r>
+    </w:p>
+    <w:p>
+      <w:pPr>
+        <w:pStyle w:val="Prrafodelista"/>
+        <w:ind w:firstLine="0"/>
+      </w:pPr>
+    </w:p>
+    <w:p>
+      <w:pPr>
+        <w:pStyle w:val="Prrafodelista"/>
+        <w:ind w:firstLine="0"/>
+      </w:pPr>
+      <w:r>
+        <w:t>Caso de estudio: Aplicativo para la gestión de un parqueadero</w:t>
+      </w:r>
+    </w:p>
+    <w:p>
+      <w:pPr>
+        <w:pStyle w:val="Prrafodelista"/>
+        <w:ind w:firstLine="0"/>
+      </w:pPr>
+    </w:p>
+    <w:p>
+      <w:pPr>
+        <w:pStyle w:val="Prrafodelista"/>
+        <w:ind w:firstLine="0"/>
+      </w:pPr>
+      <w:r>
+        <w:t>Un parqueadero desea mejorar la forma en que actualmente registra el ingreso y salida de vehículos, controla las tarifas y lleva el seguimiento de los pagos realizados por sus clientes.</w:t>
+      </w:r>
+    </w:p>
+    <w:p>
+      <w:pPr>
+        <w:pStyle w:val="Prrafodelista"/>
+        <w:ind w:firstLine="0"/>
+      </w:pPr>
+    </w:p>
+    <w:p>
+      <w:pPr>
+        <w:pStyle w:val="Prrafodelista"/>
+        <w:ind w:firstLine="0"/>
+      </w:pPr>
       <w:r>
         <w:lastRenderedPageBreak/>
-        <w:t>cuenta la planificación del proyecto, los recursos necesarios, los tiempos de ejecución, el presupuesto, la modalidad de contratación y las condiciones básicas de soporte.</w:t>
-      </w:r>
-    </w:p>
-    <w:p>
-      <w:pPr>
-        <w:pStyle w:val="Prrafodelista"/>
-        <w:ind w:firstLine="0"/>
-      </w:pPr>
-    </w:p>
-    <w:p>
-      <w:pPr>
-        <w:pStyle w:val="Prrafodelista"/>
-        <w:ind w:firstLine="0"/>
-      </w:pPr>
-      <w:r>
-        <w:t>Descripción de la actividad</w:t>
-      </w:r>
-    </w:p>
-    <w:p>
-      <w:pPr>
-        <w:pStyle w:val="Prrafodelista"/>
-        <w:ind w:firstLine="0"/>
-      </w:pPr>
-    </w:p>
-    <w:p>
-      <w:pPr>
-        <w:pStyle w:val="Prrafodelista"/>
-        <w:ind w:firstLine="0"/>
-      </w:pPr>
-      <w:r>
-        <w:t>Los aprendices, organizados en equipos de trabajo, asumirán el rol de un equipo de desarrollo de software contratado para presentar una propuesta a un cliente que requiere un aplicativo para administrar un parqueadero.</w:t>
-      </w:r>
-    </w:p>
-    <w:p>
-      <w:pPr>
-        <w:pStyle w:val="Prrafodelista"/>
-        <w:ind w:firstLine="0"/>
-      </w:pPr>
-    </w:p>
-    <w:p>
-      <w:pPr>
-        <w:pStyle w:val="Prrafodelista"/>
-        <w:ind w:firstLine="0"/>
-      </w:pPr>
-      <w:r>
-        <w:t>El propósito del ejercicio no es desarrollar ni programar el aplicativo, sino analizar la necesidad, organizar el trabajo, estimar recursos y tiempos, establecer un presupuesto y definir las condiciones generales de prestación del servicio.</w:t>
-      </w:r>
-    </w:p>
-    <w:p>
-      <w:pPr>
-        <w:pStyle w:val="Prrafodelista"/>
-        <w:ind w:firstLine="0"/>
-      </w:pPr>
-    </w:p>
-    <w:p>
-      <w:pPr>
-        <w:pStyle w:val="Prrafodelista"/>
-        <w:ind w:firstLine="0"/>
-      </w:pPr>
-      <w:r>
-        <w:t>A partir de la información suministrada, cada equipo deberá construir una propuesta técnica y económica que permita al cliente conocer qué se desarrollará, cómo se organizará el proyecto, cuánto puede costar, cuánto tiempo puede tomar y qué condiciones de soporte se ofrecerán después de la entrega.</w:t>
-      </w:r>
-    </w:p>
-    <w:p>
-      <w:pPr>
-        <w:pStyle w:val="Prrafodelista"/>
-        <w:ind w:firstLine="0"/>
-      </w:pPr>
-    </w:p>
-    <w:p>
-      <w:pPr>
-        <w:pStyle w:val="Prrafodelista"/>
-        <w:ind w:firstLine="0"/>
-      </w:pPr>
-      <w:r>
-        <w:t>Caso de estudio: Aplicativo para la gestión de un parqueadero</w:t>
-      </w:r>
-    </w:p>
-    <w:p>
-      <w:pPr>
-        <w:pStyle w:val="Prrafodelista"/>
-        <w:ind w:firstLine="0"/>
-      </w:pPr>
-    </w:p>
-    <w:p>
-      <w:pPr>
-        <w:pStyle w:val="Prrafodelista"/>
-        <w:ind w:firstLine="0"/>
-      </w:pPr>
-      <w:r>
-        <w:t>Un parqueadero desea mejorar la forma en que actualmente registra el ingreso y salida de vehículos, controla las tarifas y lleva el seguimiento de los pagos realizados por sus clientes.</w:t>
-      </w:r>
-    </w:p>
-    <w:p>
-      <w:pPr>
-        <w:pStyle w:val="Prrafodelista"/>
-        <w:ind w:firstLine="0"/>
-      </w:pPr>
-    </w:p>
-    <w:p>
-      <w:pPr>
-        <w:pStyle w:val="Prrafodelista"/>
-        <w:ind w:firstLine="0"/>
-      </w:pPr>
-      <w:r>
         <w:t>Actualmente, gran parte de la información se registra manualmente, lo que genera dificultades para conocer la cantidad de vehículos dentro del parqueadero, calcular correctamente los valores a pagar y consultar información histórica.</w:t>
       </w:r>
     </w:p>
@@ -5529,196 +5463,196 @@
         <w:ind w:firstLine="0"/>
       </w:pPr>
       <w:r>
+        <w:t>Fecha y hora de ingreso.</w:t>
+      </w:r>
+    </w:p>
+    <w:p>
+      <w:pPr>
+        <w:pStyle w:val="Prrafodelista"/>
+        <w:ind w:firstLine="0"/>
+      </w:pPr>
+      <w:r>
+        <w:t>Información básica del usuario cuando sea necesario.</w:t>
+      </w:r>
+    </w:p>
+    <w:p>
+      <w:pPr>
+        <w:pStyle w:val="Prrafodelista"/>
+        <w:ind w:firstLine="0"/>
+      </w:pPr>
+      <w:r>
+        <w:t>Número o código del registro de ingreso.</w:t>
+      </w:r>
+    </w:p>
+    <w:p>
+      <w:pPr>
+        <w:pStyle w:val="Prrafodelista"/>
+        <w:ind w:firstLine="0"/>
+      </w:pPr>
+    </w:p>
+    <w:p>
+      <w:pPr>
+        <w:pStyle w:val="Prrafodelista"/>
+        <w:ind w:firstLine="0"/>
+      </w:pPr>
+      <w:r>
+        <w:t>2. Registro de salida</w:t>
+      </w:r>
+    </w:p>
+    <w:p>
+      <w:pPr>
+        <w:pStyle w:val="Prrafodelista"/>
+        <w:ind w:firstLine="0"/>
+      </w:pPr>
+      <w:r>
+        <w:t>El sistema debe permitir:</w:t>
+      </w:r>
+    </w:p>
+    <w:p>
+      <w:pPr>
+        <w:pStyle w:val="Prrafodelista"/>
+        <w:ind w:firstLine="0"/>
+      </w:pPr>
+      <w:r>
+        <w:t>Consultar el vehículo registrado.</w:t>
+      </w:r>
+    </w:p>
+    <w:p>
+      <w:pPr>
+        <w:pStyle w:val="Prrafodelista"/>
+        <w:ind w:firstLine="0"/>
+      </w:pPr>
+      <w:r>
+        <w:t>Registrar fecha y hora de salida.</w:t>
+      </w:r>
+    </w:p>
+    <w:p>
+      <w:pPr>
+        <w:pStyle w:val="Prrafodelista"/>
+        <w:ind w:firstLine="0"/>
+      </w:pPr>
+      <w:r>
+        <w:t>Determinar el tiempo de permanencia.</w:t>
+      </w:r>
+    </w:p>
+    <w:p>
+      <w:pPr>
+        <w:pStyle w:val="Prrafodelista"/>
+        <w:ind w:firstLine="0"/>
+      </w:pPr>
+      <w:r>
+        <w:t>Calcular el valor a pagar.</w:t>
+      </w:r>
+    </w:p>
+    <w:p>
+      <w:pPr>
+        <w:pStyle w:val="Prrafodelista"/>
+        <w:ind w:firstLine="0"/>
+      </w:pPr>
+      <w:r>
+        <w:t>Registrar el pago realizado.</w:t>
+      </w:r>
+    </w:p>
+    <w:p>
+      <w:pPr>
+        <w:pStyle w:val="Prrafodelista"/>
+        <w:ind w:firstLine="0"/>
+      </w:pPr>
+    </w:p>
+    <w:p>
+      <w:pPr>
+        <w:pStyle w:val="Prrafodelista"/>
+        <w:ind w:firstLine="0"/>
+      </w:pPr>
+      <w:r>
+        <w:t>3. Gestión de tarifas</w:t>
+      </w:r>
+    </w:p>
+    <w:p>
+      <w:pPr>
+        <w:pStyle w:val="Prrafodelista"/>
+        <w:ind w:firstLine="0"/>
+      </w:pPr>
+      <w:r>
+        <w:t>El administrador podrá:</w:t>
+      </w:r>
+    </w:p>
+    <w:p>
+      <w:pPr>
+        <w:pStyle w:val="Prrafodelista"/>
+        <w:ind w:firstLine="0"/>
+      </w:pPr>
+      <w:r>
+        <w:t>Crear tarifas.</w:t>
+      </w:r>
+    </w:p>
+    <w:p>
+      <w:pPr>
+        <w:pStyle w:val="Prrafodelista"/>
+        <w:ind w:firstLine="0"/>
+      </w:pPr>
+      <w:r>
+        <w:t>Modificar tarifas.</w:t>
+      </w:r>
+    </w:p>
+    <w:p>
+      <w:pPr>
+        <w:pStyle w:val="Prrafodelista"/>
+        <w:ind w:firstLine="0"/>
+      </w:pPr>
+      <w:r>
+        <w:t>Consultar tarifas.</w:t>
+      </w:r>
+    </w:p>
+    <w:p>
+      <w:pPr>
+        <w:pStyle w:val="Prrafodelista"/>
+        <w:ind w:firstLine="0"/>
+      </w:pPr>
+      <w:r>
+        <w:t>Definir valores según el tipo de vehículo y el tiempo de permanencia.</w:t>
+      </w:r>
+    </w:p>
+    <w:p>
+      <w:pPr>
+        <w:pStyle w:val="Prrafodelista"/>
+        <w:ind w:firstLine="0"/>
+      </w:pPr>
+    </w:p>
+    <w:p>
+      <w:pPr>
+        <w:pStyle w:val="Prrafodelista"/>
+        <w:ind w:firstLine="0"/>
+      </w:pPr>
+      <w:r>
+        <w:t>4. Gestión de usuarios</w:t>
+      </w:r>
+    </w:p>
+    <w:p>
+      <w:pPr>
+        <w:pStyle w:val="Prrafodelista"/>
+        <w:ind w:firstLine="0"/>
+      </w:pPr>
+      <w:r>
+        <w:t>El aplicativo deberá permitir administrar los usuarios que utilizan el sistema, diferenciando como mínimo:</w:t>
+      </w:r>
+    </w:p>
+    <w:p>
+      <w:pPr>
+        <w:pStyle w:val="Prrafodelista"/>
+        <w:ind w:firstLine="0"/>
+      </w:pPr>
+      <w:r>
+        <w:t>Administrador.</w:t>
+      </w:r>
+    </w:p>
+    <w:p>
+      <w:pPr>
+        <w:pStyle w:val="Prrafodelista"/>
+        <w:ind w:firstLine="0"/>
+      </w:pPr>
+      <w:r>
         <w:lastRenderedPageBreak/>
-        <w:t>Fecha y hora de ingreso.</w:t>
-      </w:r>
-    </w:p>
-    <w:p>
-      <w:pPr>
-        <w:pStyle w:val="Prrafodelista"/>
-        <w:ind w:firstLine="0"/>
-      </w:pPr>
-      <w:r>
-        <w:t>Información básica del usuario cuando sea necesario.</w:t>
-      </w:r>
-    </w:p>
-    <w:p>
-      <w:pPr>
-        <w:pStyle w:val="Prrafodelista"/>
-        <w:ind w:firstLine="0"/>
-      </w:pPr>
-      <w:r>
-        <w:t>Número o código del registro de ingreso.</w:t>
-      </w:r>
-    </w:p>
-    <w:p>
-      <w:pPr>
-        <w:pStyle w:val="Prrafodelista"/>
-        <w:ind w:firstLine="0"/>
-      </w:pPr>
-    </w:p>
-    <w:p>
-      <w:pPr>
-        <w:pStyle w:val="Prrafodelista"/>
-        <w:ind w:firstLine="0"/>
-      </w:pPr>
-      <w:r>
-        <w:t>2. Registro de salida</w:t>
-      </w:r>
-    </w:p>
-    <w:p>
-      <w:pPr>
-        <w:pStyle w:val="Prrafodelista"/>
-        <w:ind w:firstLine="0"/>
-      </w:pPr>
-      <w:r>
-        <w:t>El sistema debe permitir:</w:t>
-      </w:r>
-    </w:p>
-    <w:p>
-      <w:pPr>
-        <w:pStyle w:val="Prrafodelista"/>
-        <w:ind w:firstLine="0"/>
-      </w:pPr>
-      <w:r>
-        <w:t>Consultar el vehículo registrado.</w:t>
-      </w:r>
-    </w:p>
-    <w:p>
-      <w:pPr>
-        <w:pStyle w:val="Prrafodelista"/>
-        <w:ind w:firstLine="0"/>
-      </w:pPr>
-      <w:r>
-        <w:t>Registrar fecha y hora de salida.</w:t>
-      </w:r>
-    </w:p>
-    <w:p>
-      <w:pPr>
-        <w:pStyle w:val="Prrafodelista"/>
-        <w:ind w:firstLine="0"/>
-      </w:pPr>
-      <w:r>
-        <w:t>Determinar el tiempo de permanencia.</w:t>
-      </w:r>
-    </w:p>
-    <w:p>
-      <w:pPr>
-        <w:pStyle w:val="Prrafodelista"/>
-        <w:ind w:firstLine="0"/>
-      </w:pPr>
-      <w:r>
-        <w:t>Calcular el valor a pagar.</w:t>
-      </w:r>
-    </w:p>
-    <w:p>
-      <w:pPr>
-        <w:pStyle w:val="Prrafodelista"/>
-        <w:ind w:firstLine="0"/>
-      </w:pPr>
-      <w:r>
-        <w:t>Registrar el pago realizado.</w:t>
-      </w:r>
-    </w:p>
-    <w:p>
-      <w:pPr>
-        <w:pStyle w:val="Prrafodelista"/>
-        <w:ind w:firstLine="0"/>
-      </w:pPr>
-    </w:p>
-    <w:p>
-      <w:pPr>
-        <w:pStyle w:val="Prrafodelista"/>
-        <w:ind w:firstLine="0"/>
-      </w:pPr>
-      <w:r>
-        <w:t>3. Gestión de tarifas</w:t>
-      </w:r>
-    </w:p>
-    <w:p>
-      <w:pPr>
-        <w:pStyle w:val="Prrafodelista"/>
-        <w:ind w:firstLine="0"/>
-      </w:pPr>
-      <w:r>
-        <w:t>El administrador podrá:</w:t>
-      </w:r>
-    </w:p>
-    <w:p>
-      <w:pPr>
-        <w:pStyle w:val="Prrafodelista"/>
-        <w:ind w:firstLine="0"/>
-      </w:pPr>
-      <w:r>
-        <w:t>Crear tarifas.</w:t>
-      </w:r>
-    </w:p>
-    <w:p>
-      <w:pPr>
-        <w:pStyle w:val="Prrafodelista"/>
-        <w:ind w:firstLine="0"/>
-      </w:pPr>
-      <w:r>
-        <w:t>Modificar tarifas.</w:t>
-      </w:r>
-    </w:p>
-    <w:p>
-      <w:pPr>
-        <w:pStyle w:val="Prrafodelista"/>
-        <w:ind w:firstLine="0"/>
-      </w:pPr>
-      <w:r>
-        <w:t>Consultar tarifas.</w:t>
-      </w:r>
-    </w:p>
-    <w:p>
-      <w:pPr>
-        <w:pStyle w:val="Prrafodelista"/>
-        <w:ind w:firstLine="0"/>
-      </w:pPr>
-      <w:r>
-        <w:t>Definir valores según el tipo de vehículo y el tiempo de permanencia.</w:t>
-      </w:r>
-    </w:p>
-    <w:p>
-      <w:pPr>
-        <w:pStyle w:val="Prrafodelista"/>
-        <w:ind w:firstLine="0"/>
-      </w:pPr>
-    </w:p>
-    <w:p>
-      <w:pPr>
-        <w:pStyle w:val="Prrafodelista"/>
-        <w:ind w:firstLine="0"/>
-      </w:pPr>
-      <w:r>
-        <w:t>4. Gestión de usuarios</w:t>
-      </w:r>
-    </w:p>
-    <w:p>
-      <w:pPr>
-        <w:pStyle w:val="Prrafodelista"/>
-        <w:ind w:firstLine="0"/>
-      </w:pPr>
-      <w:r>
-        <w:t>El aplicativo deberá permitir administrar los usuarios que utilizan el sistema, diferenciando como mínimo:</w:t>
-      </w:r>
-    </w:p>
-    <w:p>
-      <w:pPr>
-        <w:pStyle w:val="Prrafodelista"/>
-        <w:ind w:firstLine="0"/>
-      </w:pPr>
-      <w:r>
-        <w:t>Administrador.</w:t>
-      </w:r>
-    </w:p>
-    <w:p>
-      <w:pPr>
-        <w:pStyle w:val="Prrafodelista"/>
-        <w:ind w:firstLine="0"/>
-      </w:pPr>
-      <w:r>
         <w:t>Operador del parqueadero.</w:t>
       </w:r>
     </w:p>
@@ -5831,7 +5765,6 @@
           <w:b/>
           <w:bCs/>
         </w:rPr>
-        <w:lastRenderedPageBreak/>
         <w:t>Reto integrador</w:t>
       </w:r>
     </w:p>
@@ -6078,6 +6011,7 @@
         </w:numPr>
       </w:pPr>
       <w:r>
+        <w:lastRenderedPageBreak/>
         <w:t xml:space="preserve">Capacitación y soporte inicial. </w:t>
       </w:r>
     </w:p>
@@ -6223,7 +6157,6 @@
         <w:pStyle w:val="Prrafodelista"/>
       </w:pPr>
       <w:r>
-        <w:lastRenderedPageBreak/>
         <w:t>No es obligatorio utilizar todos estos perfiles. El equipo deberá justificar cuáles necesita y por qué.</w:t>
       </w:r>
     </w:p>
@@ -6441,6 +6374,7 @@
         </w:numPr>
       </w:pPr>
       <w:r>
+        <w:lastRenderedPageBreak/>
         <w:t xml:space="preserve">Forma de pago propuesta. </w:t>
       </w:r>
     </w:p>
@@ -6486,7 +6420,7 @@
       </w:pPr>
       <w:r>
         <w:pict w14:anchorId="3A1BC47C">
-          <v:rect id="_x0000_i1031" style="width:0;height:1.5pt" o:hralign="center" o:hrstd="t" o:hr="t" fillcolor="#a0a0a0" stroked="f"/>
+          <v:rect id="_x0000_i1025" style="width:0;height:1.5pt" o:hralign="center" o:hrstd="t" o:hr="t" fillcolor="#a0a0a0" stroked="f"/>
         </w:pict>
       </w:r>
     </w:p>
@@ -6578,7 +6512,6 @@
                 <w:b/>
                 <w:bCs/>
               </w:rPr>
-              <w:lastRenderedPageBreak/>
               <w:t>Situación</w:t>
             </w:r>
           </w:p>
@@ -7004,6 +6937,7 @@
         <w:ind w:firstLine="0"/>
       </w:pPr>
       <w:r>
+        <w:lastRenderedPageBreak/>
         <w:t>6. Organización y planificación del proyecto</w:t>
       </w:r>
     </w:p>
@@ -7094,7 +7028,6 @@
         <w:ind w:firstLine="0"/>
       </w:pPr>
       <w:r>
-        <w:lastRenderedPageBreak/>
         <w:t>Socialización</w:t>
       </w:r>
     </w:p>
@@ -7236,6 +7169,7 @@
         <w:t>Los demás aprendices podrán asumir el papel de clientes y formular preguntas sobre la propuesta presentada.</w:t>
       </w:r>
     </w:p>
+    <w:bookmarkEnd w:id="0"/>
     <w:p>
       <w:pPr>
         <w:pStyle w:val="Prrafodelista"/>
@@ -7613,10 +7547,27 @@
         <w:ind w:firstLine="0"/>
       </w:pPr>
       <w:r>
-        <w:t xml:space="preserve">• ACUERDO DE NIVEL DE SERVICIO (SLA - Service Level </w:t>
+        <w:lastRenderedPageBreak/>
+        <w:t xml:space="preserve">• ACUERDO DE NIVEL DE SERVICIO (SLA - </w:t>
       </w:r>
       <w:proofErr w:type="spellStart"/>
       <w:r>
+        <w:t>Service</w:t>
+      </w:r>
+      <w:proofErr w:type="spellEnd"/>
+      <w:r>
+        <w:t xml:space="preserve"> </w:t>
+      </w:r>
+      <w:proofErr w:type="spellStart"/>
+      <w:r>
+        <w:t>Level</w:t>
+      </w:r>
+      <w:proofErr w:type="spellEnd"/>
+      <w:r>
+        <w:t xml:space="preserve"> </w:t>
+      </w:r>
+      <w:proofErr w:type="spellStart"/>
+      <w:r>
         <w:t>Agreement</w:t>
       </w:r>
       <w:proofErr w:type="spellEnd"/>
@@ -7691,151 +7642,151 @@
         <w:ind w:firstLine="0"/>
       </w:pPr>
       <w:r>
+        <w:t>• APORTES PARAFISCALES: Gravámenes obligatorios impuestos por la ley colombiana a los empleadores,</w:t>
+      </w:r>
+    </w:p>
+    <w:p>
+      <w:pPr>
+        <w:pStyle w:val="Prrafodelista"/>
+        <w:ind w:firstLine="0"/>
+      </w:pPr>
+      <w:r>
+        <w:t>destinados al financiamiento del ICBF, el SENA y las Cajas de Compensación Familiar, calculados sobre</w:t>
+      </w:r>
+    </w:p>
+    <w:p>
+      <w:pPr>
+        <w:pStyle w:val="Prrafodelista"/>
+        <w:ind w:firstLine="0"/>
+      </w:pPr>
+      <w:r>
+        <w:t>el valor total de la nómina mensual.</w:t>
+      </w:r>
+    </w:p>
+    <w:p>
+      <w:pPr>
+        <w:pStyle w:val="Prrafodelista"/>
+        <w:ind w:firstLine="0"/>
+      </w:pPr>
+      <w:r>
+        <w:t>• AUXILIO DE TRANSPORTE: Beneficio económico legal en Colombia para empleados que ganen hasta</w:t>
+      </w:r>
+    </w:p>
+    <w:p>
+      <w:pPr>
+        <w:pStyle w:val="Prrafodelista"/>
+        <w:ind w:firstLine="0"/>
+      </w:pPr>
+      <w:r>
+        <w:t>dos (2) salarios mínimos mensuales legales vigentes (SMMLV). Suma para el cálculo de prima y</w:t>
+      </w:r>
+    </w:p>
+    <w:p>
+      <w:pPr>
+        <w:pStyle w:val="Prrafodelista"/>
+        <w:ind w:firstLine="0"/>
+      </w:pPr>
+      <w:r>
+        <w:t>cesantías, pero se excluye del cálculo de vacaciones y seguridad social.</w:t>
+      </w:r>
+    </w:p>
+    <w:p>
+      <w:pPr>
+        <w:pStyle w:val="Prrafodelista"/>
+        <w:ind w:firstLine="0"/>
+      </w:pPr>
+      <w:r>
+        <w:t>B</w:t>
+      </w:r>
+    </w:p>
+    <w:p>
+      <w:pPr>
+        <w:pStyle w:val="Prrafodelista"/>
+        <w:ind w:firstLine="0"/>
+      </w:pPr>
+      <w:r>
+        <w:t>• BACKEND: Capa de acceso a datos y lógica de negocio de una aplicación de software. No es visible para</w:t>
+      </w:r>
+    </w:p>
+    <w:p>
+      <w:pPr>
+        <w:pStyle w:val="Prrafodelista"/>
+        <w:ind w:firstLine="0"/>
+      </w:pPr>
+      <w:r>
+        <w:t>el usuario final y se encarga del procesamiento, almacenamiento y seguridad de la información. [1]</w:t>
+      </w:r>
+    </w:p>
+    <w:p>
+      <w:pPr>
+        <w:pStyle w:val="Prrafodelista"/>
+        <w:ind w:firstLine="0"/>
+      </w:pPr>
+      <w:r>
+        <w:t>• BASE DE DATOS (BD): Sistema organizado para almacenar, gestionar y recuperar información de</w:t>
+      </w:r>
+    </w:p>
+    <w:p>
+      <w:pPr>
+        <w:pStyle w:val="Prrafodelista"/>
+        <w:ind w:firstLine="0"/>
+      </w:pPr>
+      <w:r>
+        <w:t>manera eficiente. En el parqueadero, registra la entrada de vehículos, tarifas vigentes y tiquetes</w:t>
+      </w:r>
+    </w:p>
+    <w:p>
+      <w:pPr>
+        <w:pStyle w:val="Prrafodelista"/>
+        <w:ind w:firstLine="0"/>
+      </w:pPr>
+      <w:r>
+        <w:t>pagados.</w:t>
+      </w:r>
+    </w:p>
+    <w:p>
+      <w:pPr>
+        <w:pStyle w:val="Prrafodelista"/>
+        <w:ind w:firstLine="0"/>
+      </w:pPr>
+      <w:r>
+        <w:t>• BURNDOWN CHART: Gráfico visual utilizado en metodologías ágiles que muestra la cantidad de trabajo</w:t>
+      </w:r>
+    </w:p>
+    <w:p>
+      <w:pPr>
+        <w:pStyle w:val="Prrafodelista"/>
+        <w:ind w:firstLine="0"/>
+      </w:pPr>
+      <w:r>
+        <w:t>restante en un proyecto frente al tiempo disponible en el ciclo actual. Permite predecir desviaciones en</w:t>
+      </w:r>
+    </w:p>
+    <w:p>
+      <w:pPr>
+        <w:pStyle w:val="Prrafodelista"/>
+        <w:ind w:firstLine="0"/>
+      </w:pPr>
+      <w:r>
+        <w:t>la Ruta Crítica.</w:t>
+      </w:r>
+    </w:p>
+    <w:p>
+      <w:pPr>
+        <w:pStyle w:val="Prrafodelista"/>
+        <w:ind w:firstLine="0"/>
+      </w:pPr>
+      <w:r>
+        <w:t>C</w:t>
+      </w:r>
+    </w:p>
+    <w:p>
+      <w:pPr>
+        <w:pStyle w:val="Prrafodelista"/>
+        <w:ind w:firstLine="0"/>
+      </w:pPr>
+      <w:r>
         <w:lastRenderedPageBreak/>
-        <w:t>• APORTES PARAFISCALES: Gravámenes obligatorios impuestos por la ley colombiana a los empleadores,</w:t>
-      </w:r>
-    </w:p>
-    <w:p>
-      <w:pPr>
-        <w:pStyle w:val="Prrafodelista"/>
-        <w:ind w:firstLine="0"/>
-      </w:pPr>
-      <w:r>
-        <w:t>destinados al financiamiento del ICBF, el SENA y las Cajas de Compensación Familiar, calculados sobre</w:t>
-      </w:r>
-    </w:p>
-    <w:p>
-      <w:pPr>
-        <w:pStyle w:val="Prrafodelista"/>
-        <w:ind w:firstLine="0"/>
-      </w:pPr>
-      <w:r>
-        <w:t>el valor total de la nómina mensual.</w:t>
-      </w:r>
-    </w:p>
-    <w:p>
-      <w:pPr>
-        <w:pStyle w:val="Prrafodelista"/>
-        <w:ind w:firstLine="0"/>
-      </w:pPr>
-      <w:r>
-        <w:t>• AUXILIO DE TRANSPORTE: Beneficio económico legal en Colombia para empleados que ganen hasta</w:t>
-      </w:r>
-    </w:p>
-    <w:p>
-      <w:pPr>
-        <w:pStyle w:val="Prrafodelista"/>
-        <w:ind w:firstLine="0"/>
-      </w:pPr>
-      <w:r>
-        <w:t>dos (2) salarios mínimos mensuales legales vigentes (SMMLV). Suma para el cálculo de prima y</w:t>
-      </w:r>
-    </w:p>
-    <w:p>
-      <w:pPr>
-        <w:pStyle w:val="Prrafodelista"/>
-        <w:ind w:firstLine="0"/>
-      </w:pPr>
-      <w:r>
-        <w:t>cesantías, pero se excluye del cálculo de vacaciones y seguridad social.</w:t>
-      </w:r>
-    </w:p>
-    <w:p>
-      <w:pPr>
-        <w:pStyle w:val="Prrafodelista"/>
-        <w:ind w:firstLine="0"/>
-      </w:pPr>
-      <w:r>
-        <w:t>B</w:t>
-      </w:r>
-    </w:p>
-    <w:p>
-      <w:pPr>
-        <w:pStyle w:val="Prrafodelista"/>
-        <w:ind w:firstLine="0"/>
-      </w:pPr>
-      <w:r>
-        <w:t>• BACKEND: Capa de acceso a datos y lógica de negocio de una aplicación de software. No es visible para</w:t>
-      </w:r>
-    </w:p>
-    <w:p>
-      <w:pPr>
-        <w:pStyle w:val="Prrafodelista"/>
-        <w:ind w:firstLine="0"/>
-      </w:pPr>
-      <w:r>
-        <w:t>el usuario final y se encarga del procesamiento, almacenamiento y seguridad de la información. [1]</w:t>
-      </w:r>
-    </w:p>
-    <w:p>
-      <w:pPr>
-        <w:pStyle w:val="Prrafodelista"/>
-        <w:ind w:firstLine="0"/>
-      </w:pPr>
-      <w:r>
-        <w:t>• BASE DE DATOS (BD): Sistema organizado para almacenar, gestionar y recuperar información de</w:t>
-      </w:r>
-    </w:p>
-    <w:p>
-      <w:pPr>
-        <w:pStyle w:val="Prrafodelista"/>
-        <w:ind w:firstLine="0"/>
-      </w:pPr>
-      <w:r>
-        <w:t>manera eficiente. En el parqueadero, registra la entrada de vehículos, tarifas vigentes y tiquetes</w:t>
-      </w:r>
-    </w:p>
-    <w:p>
-      <w:pPr>
-        <w:pStyle w:val="Prrafodelista"/>
-        <w:ind w:firstLine="0"/>
-      </w:pPr>
-      <w:r>
-        <w:t>pagados.</w:t>
-      </w:r>
-    </w:p>
-    <w:p>
-      <w:pPr>
-        <w:pStyle w:val="Prrafodelista"/>
-        <w:ind w:firstLine="0"/>
-      </w:pPr>
-      <w:r>
-        <w:t>• BURNDOWN CHART: Gráfico visual utilizado en metodologías ágiles que muestra la cantidad de trabajo</w:t>
-      </w:r>
-    </w:p>
-    <w:p>
-      <w:pPr>
-        <w:pStyle w:val="Prrafodelista"/>
-        <w:ind w:firstLine="0"/>
-      </w:pPr>
-      <w:r>
-        <w:t>restante en un proyecto frente al tiempo disponible en el ciclo actual. Permite predecir desviaciones en</w:t>
-      </w:r>
-    </w:p>
-    <w:p>
-      <w:pPr>
-        <w:pStyle w:val="Prrafodelista"/>
-        <w:ind w:firstLine="0"/>
-      </w:pPr>
-      <w:r>
-        <w:t>la Ruta Crítica.</w:t>
-      </w:r>
-    </w:p>
-    <w:p>
-      <w:pPr>
-        <w:pStyle w:val="Prrafodelista"/>
-        <w:ind w:firstLine="0"/>
-      </w:pPr>
-      <w:r>
-        <w:t>C</w:t>
-      </w:r>
-    </w:p>
-    <w:p>
-      <w:pPr>
-        <w:pStyle w:val="Prrafodelista"/>
-        <w:ind w:firstLine="0"/>
-      </w:pPr>
-      <w:r>
         <w:t>• CARGA PRESTACIONAL: Conjunto de beneficios de ley obligatorios adicionales al salario base de un</w:t>
       </w:r>
     </w:p>
@@ -7890,221 +7841,414 @@
         <w:ind w:firstLine="0"/>
       </w:pPr>
       <w:r>
+        <w:t>• CLÁUSULA PENAL DE APREMIO: Estipulación contractual comercial legítima en Colombia que impone</w:t>
+      </w:r>
+    </w:p>
+    <w:p>
+      <w:pPr>
+        <w:pStyle w:val="Prrafodelista"/>
+        <w:ind w:firstLine="0"/>
+      </w:pPr>
+      <w:r>
+        <w:t>una multa económica al proveedor por cada día o fracción de tiempo en que incumpla con las entregas</w:t>
+      </w:r>
+    </w:p>
+    <w:p>
+      <w:pPr>
+        <w:pStyle w:val="Prrafodelista"/>
+        <w:ind w:firstLine="0"/>
+      </w:pPr>
+      <w:r>
+        <w:t>o los niveles del SLA.</w:t>
+      </w:r>
+    </w:p>
+    <w:p>
+      <w:pPr>
+        <w:pStyle w:val="Prrafodelista"/>
+        <w:ind w:firstLine="0"/>
+      </w:pPr>
+      <w:r>
+        <w:t>• CONTRATO REALIDAD: Principio jurídico colombiano (Primacía de la realidad sobre las formas) por el</w:t>
+      </w:r>
+    </w:p>
+    <w:p>
+      <w:pPr>
+        <w:pStyle w:val="Prrafodelista"/>
+        <w:ind w:firstLine="0"/>
+      </w:pPr>
+      <w:r>
+        <w:t>cual un juez declara una relación laboral dependiente oculta tras un contrato de "Prestación de</w:t>
+      </w:r>
+    </w:p>
+    <w:p>
+      <w:pPr>
+        <w:pStyle w:val="Prrafodelista"/>
+        <w:ind w:firstLine="0"/>
+      </w:pPr>
+      <w:r>
+        <w:t>Servicios", si se demuestran horarios, órdenes diarias y subordinación.</w:t>
+      </w:r>
+    </w:p>
+    <w:p>
+      <w:pPr>
+        <w:pStyle w:val="Prrafodelista"/>
+        <w:ind w:firstLine="0"/>
+      </w:pPr>
+      <w:r>
+        <w:t>GFPI-F-135 V04</w:t>
+      </w:r>
+    </w:p>
+    <w:p>
+      <w:pPr>
+        <w:pStyle w:val="Prrafodelista"/>
+        <w:ind w:firstLine="0"/>
+      </w:pPr>
+      <w:r>
+        <w:t>• CRUD (</w:t>
+      </w:r>
+      <w:proofErr w:type="spellStart"/>
+      <w:r>
+        <w:t>Create</w:t>
+      </w:r>
+      <w:proofErr w:type="spellEnd"/>
+      <w:r>
+        <w:t xml:space="preserve">, </w:t>
+      </w:r>
+      <w:proofErr w:type="spellStart"/>
+      <w:r>
+        <w:t>Read</w:t>
+      </w:r>
+      <w:proofErr w:type="spellEnd"/>
+      <w:r>
+        <w:t xml:space="preserve">, </w:t>
+      </w:r>
+      <w:proofErr w:type="spellStart"/>
+      <w:r>
+        <w:t>Update</w:t>
+      </w:r>
+      <w:proofErr w:type="spellEnd"/>
+      <w:r>
+        <w:t xml:space="preserve">, </w:t>
+      </w:r>
+      <w:proofErr w:type="spellStart"/>
+      <w:r>
+        <w:t>Delete</w:t>
+      </w:r>
+      <w:proofErr w:type="spellEnd"/>
+      <w:r>
+        <w:t>): Acrónimo que define las cuatro funciones básicas que debe</w:t>
+      </w:r>
+    </w:p>
+    <w:p>
+      <w:pPr>
+        <w:pStyle w:val="Prrafodelista"/>
+        <w:ind w:firstLine="0"/>
+      </w:pPr>
+      <w:r>
+        <w:t>realizar un software sobre una base de datos: Crear, Leer, Actualizar y Borrar registros (ej. gestión de</w:t>
+      </w:r>
+    </w:p>
+    <w:p>
+      <w:pPr>
+        <w:pStyle w:val="Prrafodelista"/>
+        <w:ind w:firstLine="0"/>
+      </w:pPr>
+      <w:r>
+        <w:t>usuarios o tarifas). [1, 2]</w:t>
+      </w:r>
+    </w:p>
+    <w:p>
+      <w:pPr>
+        <w:pStyle w:val="Prrafodelista"/>
+        <w:ind w:firstLine="0"/>
+      </w:pPr>
+      <w:r>
+        <w:t>D</w:t>
+      </w:r>
+    </w:p>
+    <w:p>
+      <w:pPr>
+        <w:pStyle w:val="Prrafodelista"/>
+        <w:ind w:firstLine="0"/>
+      </w:pPr>
+      <w:r>
+        <w:t>• DAILY STAND-UP (Reunión Diaria): Evento diario de sincronización de 15 minutos en Scrum donde el</w:t>
+      </w:r>
+    </w:p>
+    <w:p>
+      <w:pPr>
+        <w:pStyle w:val="Prrafodelista"/>
+        <w:ind w:firstLine="0"/>
+      </w:pPr>
+      <w:r>
+        <w:t>equipo inspecciona el progreso hacia el objetivo del ciclo. Nota legal: Exigir su asistencia obligatoria a</w:t>
+      </w:r>
+    </w:p>
+    <w:p>
+      <w:pPr>
+        <w:pStyle w:val="Prrafodelista"/>
+        <w:ind w:firstLine="0"/>
+      </w:pPr>
+      <w:r>
+        <w:t>una hora fija a contratistas externos aumenta el riesgo de configurar un Contrato Realidad.</w:t>
+      </w:r>
+    </w:p>
+    <w:p>
+      <w:pPr>
+        <w:pStyle w:val="Prrafodelista"/>
+        <w:ind w:firstLine="0"/>
+      </w:pPr>
+      <w:r>
+        <w:t>• DESPLIEGUE (</w:t>
+      </w:r>
+      <w:proofErr w:type="spellStart"/>
+      <w:r>
+        <w:t>Deployment</w:t>
+      </w:r>
+      <w:proofErr w:type="spellEnd"/>
+      <w:r>
+        <w:t>): Fase del ciclo de vida del software en la cual la aplicación se instala,</w:t>
+      </w:r>
+    </w:p>
+    <w:p>
+      <w:pPr>
+        <w:pStyle w:val="Prrafodelista"/>
+        <w:ind w:firstLine="0"/>
+      </w:pPr>
+      <w:r>
+        <w:t>configura y pone en funcionamiento en un entorno de producción para que los usuarios finales puedan</w:t>
+      </w:r>
+    </w:p>
+    <w:p>
+      <w:pPr>
+        <w:pStyle w:val="Prrafodelista"/>
+        <w:ind w:firstLine="0"/>
+      </w:pPr>
+      <w:r>
         <w:lastRenderedPageBreak/>
-        <w:t>• CLÁUSULA PENAL DE APREMIO: Estipulación contractual comercial legítima en Colombia que impone</w:t>
-      </w:r>
-    </w:p>
-    <w:p>
-      <w:pPr>
-        <w:pStyle w:val="Prrafodelista"/>
-        <w:ind w:firstLine="0"/>
-      </w:pPr>
-      <w:r>
-        <w:t>una multa económica al proveedor por cada día o fracción de tiempo en que incumpla con las entregas</w:t>
-      </w:r>
-    </w:p>
-    <w:p>
-      <w:pPr>
-        <w:pStyle w:val="Prrafodelista"/>
-        <w:ind w:firstLine="0"/>
-      </w:pPr>
-      <w:r>
-        <w:t>o los niveles del SLA.</w:t>
-      </w:r>
-    </w:p>
-    <w:p>
-      <w:pPr>
-        <w:pStyle w:val="Prrafodelista"/>
-        <w:ind w:firstLine="0"/>
-      </w:pPr>
-      <w:r>
-        <w:t>• CONTRATO REALIDAD: Principio jurídico colombiano (Primacía de la realidad sobre las formas) por el</w:t>
-      </w:r>
-    </w:p>
-    <w:p>
-      <w:pPr>
-        <w:pStyle w:val="Prrafodelista"/>
-        <w:ind w:firstLine="0"/>
-      </w:pPr>
-      <w:r>
-        <w:t>cual un juez declara una relación laboral dependiente oculta tras un contrato de "Prestación de</w:t>
-      </w:r>
-    </w:p>
-    <w:p>
-      <w:pPr>
-        <w:pStyle w:val="Prrafodelista"/>
-        <w:ind w:firstLine="0"/>
-      </w:pPr>
-      <w:r>
-        <w:t>Servicios", si se demuestran horarios, órdenes diarias y subordinación.</w:t>
-      </w:r>
-    </w:p>
-    <w:p>
-      <w:pPr>
-        <w:pStyle w:val="Prrafodelista"/>
-        <w:ind w:firstLine="0"/>
-      </w:pPr>
-      <w:r>
-        <w:t>GFPI-F-135 V04</w:t>
-      </w:r>
-    </w:p>
-    <w:p>
-      <w:pPr>
-        <w:pStyle w:val="Prrafodelista"/>
-        <w:ind w:firstLine="0"/>
-      </w:pPr>
-      <w:r>
-        <w:t>• CRUD (</w:t>
+        <w:t>utilizarla.</w:t>
+      </w:r>
+    </w:p>
+    <w:p>
+      <w:pPr>
+        <w:pStyle w:val="Prrafodelista"/>
+        <w:ind w:firstLine="0"/>
+      </w:pPr>
+      <w:r>
+        <w:t>• DIAGRAMA DE GANTT: Herramienta gráfica de gestión de proyectos que expone el cronograma de</w:t>
+      </w:r>
+    </w:p>
+    <w:p>
+      <w:pPr>
+        <w:pStyle w:val="Prrafodelista"/>
+        <w:ind w:firstLine="0"/>
+      </w:pPr>
+      <w:r>
+        <w:t>actividades en un eje temporal, detallando la fecha de inicio, duración, fin, recursos asignados y</w:t>
+      </w:r>
+    </w:p>
+    <w:p>
+      <w:pPr>
+        <w:pStyle w:val="Prrafodelista"/>
+        <w:ind w:firstLine="0"/>
+      </w:pPr>
+      <w:r>
+        <w:t>dependencias de cada tarea.</w:t>
+      </w:r>
+    </w:p>
+    <w:p>
+      <w:pPr>
+        <w:pStyle w:val="Prrafodelista"/>
+        <w:ind w:firstLine="0"/>
+      </w:pPr>
+      <w:r>
+        <w:t>E</w:t>
+      </w:r>
+    </w:p>
+    <w:p>
+      <w:pPr>
+        <w:pStyle w:val="Prrafodelista"/>
+        <w:ind w:firstLine="0"/>
+      </w:pPr>
+      <w:r>
+        <w:t>• ESTRUCTURA DE DESGLOSE DEL TRABAJO (EDT / WBS): Descomposición jerárquica y orientada al</w:t>
+      </w:r>
+    </w:p>
+    <w:p>
+      <w:pPr>
+        <w:pStyle w:val="Prrafodelista"/>
+        <w:ind w:firstLine="0"/>
+      </w:pPr>
+      <w:r>
+        <w:t>producto final de todo el alcance de un proyecto. Divide el desarrollo del software en entregables y</w:t>
+      </w:r>
+    </w:p>
+    <w:p>
+      <w:pPr>
+        <w:pStyle w:val="Prrafodelista"/>
+        <w:ind w:firstLine="0"/>
+      </w:pPr>
+      <w:r>
+        <w:t>paquetes de tareas manejables.</w:t>
+      </w:r>
+    </w:p>
+    <w:p>
+      <w:pPr>
+        <w:pStyle w:val="Prrafodelista"/>
+        <w:ind w:firstLine="0"/>
+      </w:pPr>
+      <w:r>
+        <w:t>• EXONERACIÓN DE APORTES (Ley 1607 de 2012): Beneficio tributario que exime a las empresas</w:t>
+      </w:r>
+    </w:p>
+    <w:p>
+      <w:pPr>
+        <w:pStyle w:val="Prrafodelista"/>
+        <w:ind w:firstLine="0"/>
+      </w:pPr>
+      <w:r>
+        <w:t>(personas jurídicas) del pago de aportes a Salud (8.5%), SENA (2%) e ICBF (3%) por aquellos empleados</w:t>
+      </w:r>
+    </w:p>
+    <w:p>
+      <w:pPr>
+        <w:pStyle w:val="Prrafodelista"/>
+        <w:ind w:firstLine="0"/>
+      </w:pPr>
+      <w:r>
+        <w:t>individuales que ganen menos de diez (10) salarios mínimos mensuales.</w:t>
+      </w:r>
+    </w:p>
+    <w:p>
+      <w:pPr>
+        <w:pStyle w:val="Prrafodelista"/>
+        <w:ind w:firstLine="0"/>
+      </w:pPr>
+      <w:r>
+        <w:t>F</w:t>
+      </w:r>
+    </w:p>
+    <w:p>
+      <w:pPr>
+        <w:pStyle w:val="Prrafodelista"/>
+        <w:ind w:firstLine="0"/>
+      </w:pPr>
+      <w:r>
+        <w:t>• FRONTEND: Capa visual e interactiva de una aplicación de software con la que el usuario final</w:t>
+      </w:r>
+    </w:p>
+    <w:p>
+      <w:pPr>
+        <w:pStyle w:val="Prrafodelista"/>
+        <w:ind w:firstLine="0"/>
+      </w:pPr>
+      <w:r>
+        <w:t>interactúa directamente (pantallas, botones, formularios e interfaces del cajero del parqueadero).</w:t>
+      </w:r>
+    </w:p>
+    <w:p>
+      <w:pPr>
+        <w:pStyle w:val="Prrafodelista"/>
+        <w:ind w:firstLine="0"/>
+      </w:pPr>
+      <w:r>
+        <w:t>H</w:t>
+      </w:r>
+    </w:p>
+    <w:p>
+      <w:pPr>
+        <w:pStyle w:val="Prrafodelista"/>
+        <w:ind w:firstLine="0"/>
+      </w:pPr>
+      <w:r>
+        <w:t>• HISTORIAS DE USUARIO (</w:t>
       </w:r>
       <w:proofErr w:type="spellStart"/>
       <w:r>
-        <w:t>Create</w:t>
+        <w:t>User</w:t>
       </w:r>
       <w:proofErr w:type="spellEnd"/>
       <w:r>
-        <w:t xml:space="preserve">, Read, </w:t>
+        <w:t xml:space="preserve"> </w:t>
       </w:r>
       <w:proofErr w:type="spellStart"/>
       <w:r>
-        <w:t>Update</w:t>
+        <w:t>Stories</w:t>
       </w:r>
       <w:proofErr w:type="spellEnd"/>
       <w:r>
-        <w:t>, Delete): Acrónimo que define las cuatro funciones básicas que debe</w:t>
-      </w:r>
-    </w:p>
-    <w:p>
-      <w:pPr>
-        <w:pStyle w:val="Prrafodelista"/>
-        <w:ind w:firstLine="0"/>
-      </w:pPr>
-      <w:r>
-        <w:t>realizar un software sobre una base de datos: Crear, Leer, Actualizar y Borrar registros (ej. gestión de</w:t>
-      </w:r>
-    </w:p>
-    <w:p>
-      <w:pPr>
-        <w:pStyle w:val="Prrafodelista"/>
-        <w:ind w:firstLine="0"/>
-      </w:pPr>
-      <w:r>
-        <w:t>usuarios o tarifas). [1, 2]</w:t>
-      </w:r>
-    </w:p>
-    <w:p>
-      <w:pPr>
-        <w:pStyle w:val="Prrafodelista"/>
-        <w:ind w:firstLine="0"/>
-      </w:pPr>
-      <w:r>
-        <w:t>D</w:t>
-      </w:r>
-    </w:p>
-    <w:p>
-      <w:pPr>
-        <w:pStyle w:val="Prrafodelista"/>
-        <w:ind w:firstLine="0"/>
-      </w:pPr>
-      <w:r>
-        <w:t>• DAILY STAND-UP (Reunión Diaria): Evento diario de sincronización de 15 minutos en Scrum donde el</w:t>
-      </w:r>
-    </w:p>
-    <w:p>
-      <w:pPr>
-        <w:pStyle w:val="Prrafodelista"/>
-        <w:ind w:firstLine="0"/>
-      </w:pPr>
-      <w:r>
-        <w:t>equipo inspecciona el progreso hacia el objetivo del ciclo. Nota legal: Exigir su asistencia obligatoria a</w:t>
-      </w:r>
-    </w:p>
-    <w:p>
-      <w:pPr>
-        <w:pStyle w:val="Prrafodelista"/>
-        <w:ind w:firstLine="0"/>
-      </w:pPr>
-      <w:r>
-        <w:t>una hora fija a contratistas externos aumenta el riesgo de configurar un Contrato Realidad.</w:t>
-      </w:r>
-    </w:p>
-    <w:p>
-      <w:pPr>
-        <w:pStyle w:val="Prrafodelista"/>
-        <w:ind w:firstLine="0"/>
-      </w:pPr>
-      <w:r>
-        <w:t>• DESPLIEGUE (</w:t>
+        <w:t>): Descripciones cortas, simples y escritas en lenguaje natural de</w:t>
+      </w:r>
+    </w:p>
+    <w:p>
+      <w:pPr>
+        <w:pStyle w:val="Prrafodelista"/>
+        <w:ind w:firstLine="0"/>
+      </w:pPr>
+      <w:r>
+        <w:t>una funcionalidad de software, redactadas desde la perspectiva del usuario final. Sirven como base</w:t>
+      </w:r>
+    </w:p>
+    <w:p>
+      <w:pPr>
+        <w:pStyle w:val="Prrafodelista"/>
+        <w:ind w:firstLine="0"/>
+      </w:pPr>
+      <w:r>
+        <w:t>para estimar las Horas-Hombre.</w:t>
+      </w:r>
+    </w:p>
+    <w:p>
+      <w:pPr>
+        <w:pStyle w:val="Prrafodelista"/>
+        <w:ind w:firstLine="0"/>
+      </w:pPr>
+      <w:r>
+        <w:t>• HITOS (</w:t>
       </w:r>
       <w:proofErr w:type="spellStart"/>
       <w:r>
-        <w:t>Deployment</w:t>
+        <w:t>Milestones</w:t>
       </w:r>
       <w:proofErr w:type="spellEnd"/>
       <w:r>
-        <w:t>): Fase del ciclo de vida del software en la cual la aplicación se instala,</w:t>
-      </w:r>
-    </w:p>
-    <w:p>
-      <w:pPr>
-        <w:pStyle w:val="Prrafodelista"/>
-        <w:ind w:firstLine="0"/>
-      </w:pPr>
-      <w:r>
-        <w:t>configura y pone en funcionamiento en un entorno de producción para que los usuarios finales puedan</w:t>
-      </w:r>
-    </w:p>
-    <w:p>
-      <w:pPr>
-        <w:pStyle w:val="Prrafodelista"/>
-        <w:ind w:firstLine="0"/>
-      </w:pPr>
-      <w:r>
-        <w:t>utilizarla.</w:t>
-      </w:r>
-    </w:p>
-    <w:p>
-      <w:pPr>
-        <w:pStyle w:val="Prrafodelista"/>
-        <w:ind w:firstLine="0"/>
-      </w:pPr>
-      <w:r>
-        <w:t>• DIAGRAMA DE GANTT: Herramienta gráfica de gestión de proyectos que expone el cronograma de</w:t>
-      </w:r>
-    </w:p>
-    <w:p>
-      <w:pPr>
-        <w:pStyle w:val="Prrafodelista"/>
-        <w:ind w:firstLine="0"/>
-      </w:pPr>
-      <w:r>
-        <w:t>actividades en un eje temporal, detallando la fecha de inicio, duración, fin, recursos asignados y</w:t>
-      </w:r>
-    </w:p>
-    <w:p>
-      <w:pPr>
-        <w:pStyle w:val="Prrafodelista"/>
-        <w:ind w:firstLine="0"/>
-      </w:pPr>
-      <w:r>
-        <w:t>dependencias de cada tarea.</w:t>
-      </w:r>
-    </w:p>
-    <w:p>
-      <w:pPr>
-        <w:pStyle w:val="Prrafodelista"/>
-        <w:ind w:firstLine="0"/>
-      </w:pPr>
-      <w:r>
-        <w:t>E</w:t>
-      </w:r>
-    </w:p>
-    <w:p>
-      <w:pPr>
-        <w:pStyle w:val="Prrafodelista"/>
-        <w:ind w:firstLine="0"/>
-      </w:pPr>
-      <w:r>
-        <w:t>• ESTRUCTURA DE DESGLOSE DEL TRABAJO (EDT / WBS): Descomposición jerárquica y orientada al</w:t>
+        <w:t>): Puntos de referencia o eventos clave dentro del cronograma de desarrollo que</w:t>
+      </w:r>
+    </w:p>
+    <w:p>
+      <w:pPr>
+        <w:pStyle w:val="Prrafodelista"/>
+        <w:ind w:firstLine="0"/>
+      </w:pPr>
+      <w:r>
+        <w:t>marcan la finalización de una fase importante o la entrega de un producto contractual.</w:t>
+      </w:r>
+    </w:p>
+    <w:p>
+      <w:pPr>
+        <w:pStyle w:val="Prrafodelista"/>
+        <w:ind w:firstLine="0"/>
+      </w:pPr>
+      <w:r>
+        <w:t>• HORA-HOMBRE (HH): Unidad de medida técnica que representa el esfuerzo y el tiempo neto de</w:t>
+      </w:r>
+    </w:p>
+    <w:p>
+      <w:pPr>
+        <w:pStyle w:val="Prrafodelista"/>
+        <w:ind w:firstLine="0"/>
+      </w:pPr>
+      <w:r>
+        <w:t>trabajo de un profesional de software ejecutando una tarea específica durante una hora continua</w:t>
+      </w:r>
+    </w:p>
+    <w:p>
+      <w:pPr>
+        <w:pStyle w:val="Prrafodelista"/>
+        <w:ind w:firstLine="0"/>
+      </w:pPr>
+      <w:r>
+        <w:t>[CST].</w:t>
       </w:r>
     </w:p>
     <w:p>
@@ -8114,183 +8258,6 @@
       </w:pPr>
       <w:r>
         <w:lastRenderedPageBreak/>
-        <w:t>producto final de todo el alcance de un proyecto. Divide el desarrollo del software en entregables y</w:t>
-      </w:r>
-    </w:p>
-    <w:p>
-      <w:pPr>
-        <w:pStyle w:val="Prrafodelista"/>
-        <w:ind w:firstLine="0"/>
-      </w:pPr>
-      <w:r>
-        <w:t>paquetes de tareas manejables.</w:t>
-      </w:r>
-    </w:p>
-    <w:p>
-      <w:pPr>
-        <w:pStyle w:val="Prrafodelista"/>
-        <w:ind w:firstLine="0"/>
-      </w:pPr>
-      <w:r>
-        <w:t>• EXONERACIÓN DE APORTES (Ley 1607 de 2012): Beneficio tributario que exime a las empresas</w:t>
-      </w:r>
-    </w:p>
-    <w:p>
-      <w:pPr>
-        <w:pStyle w:val="Prrafodelista"/>
-        <w:ind w:firstLine="0"/>
-      </w:pPr>
-      <w:r>
-        <w:t>(personas jurídicas) del pago de aportes a Salud (8.5%), SENA (2%) e ICBF (3%) por aquellos empleados</w:t>
-      </w:r>
-    </w:p>
-    <w:p>
-      <w:pPr>
-        <w:pStyle w:val="Prrafodelista"/>
-        <w:ind w:firstLine="0"/>
-      </w:pPr>
-      <w:r>
-        <w:t>individuales que ganen menos de diez (10) salarios mínimos mensuales.</w:t>
-      </w:r>
-    </w:p>
-    <w:p>
-      <w:pPr>
-        <w:pStyle w:val="Prrafodelista"/>
-        <w:ind w:firstLine="0"/>
-      </w:pPr>
-      <w:r>
-        <w:t>F</w:t>
-      </w:r>
-    </w:p>
-    <w:p>
-      <w:pPr>
-        <w:pStyle w:val="Prrafodelista"/>
-        <w:ind w:firstLine="0"/>
-      </w:pPr>
-      <w:r>
-        <w:t>• FRONTEND: Capa visual e interactiva de una aplicación de software con la que el usuario final</w:t>
-      </w:r>
-    </w:p>
-    <w:p>
-      <w:pPr>
-        <w:pStyle w:val="Prrafodelista"/>
-        <w:ind w:firstLine="0"/>
-      </w:pPr>
-      <w:r>
-        <w:t>interactúa directamente (pantallas, botones, formularios e interfaces del cajero del parqueadero).</w:t>
-      </w:r>
-    </w:p>
-    <w:p>
-      <w:pPr>
-        <w:pStyle w:val="Prrafodelista"/>
-        <w:ind w:firstLine="0"/>
-      </w:pPr>
-      <w:r>
-        <w:t>H</w:t>
-      </w:r>
-    </w:p>
-    <w:p>
-      <w:pPr>
-        <w:pStyle w:val="Prrafodelista"/>
-        <w:ind w:firstLine="0"/>
-      </w:pPr>
-      <w:r>
-        <w:t>• HISTORIAS DE USUARIO (</w:t>
-      </w:r>
-      <w:proofErr w:type="spellStart"/>
-      <w:r>
-        <w:t>User</w:t>
-      </w:r>
-      <w:proofErr w:type="spellEnd"/>
-      <w:r>
-        <w:t xml:space="preserve"> </w:t>
-      </w:r>
-      <w:proofErr w:type="spellStart"/>
-      <w:r>
-        <w:t>Stories</w:t>
-      </w:r>
-      <w:proofErr w:type="spellEnd"/>
-      <w:r>
-        <w:t>): Descripciones cortas, simples y escritas en lenguaje natural de</w:t>
-      </w:r>
-    </w:p>
-    <w:p>
-      <w:pPr>
-        <w:pStyle w:val="Prrafodelista"/>
-        <w:ind w:firstLine="0"/>
-      </w:pPr>
-      <w:r>
-        <w:t>una funcionalidad de software, redactadas desde la perspectiva del usuario final. Sirven como base</w:t>
-      </w:r>
-    </w:p>
-    <w:p>
-      <w:pPr>
-        <w:pStyle w:val="Prrafodelista"/>
-        <w:ind w:firstLine="0"/>
-      </w:pPr>
-      <w:r>
-        <w:t>para estimar las Horas-Hombre.</w:t>
-      </w:r>
-    </w:p>
-    <w:p>
-      <w:pPr>
-        <w:pStyle w:val="Prrafodelista"/>
-        <w:ind w:firstLine="0"/>
-      </w:pPr>
-      <w:r>
-        <w:t>• HITOS (</w:t>
-      </w:r>
-      <w:proofErr w:type="spellStart"/>
-      <w:r>
-        <w:t>Milestones</w:t>
-      </w:r>
-      <w:proofErr w:type="spellEnd"/>
-      <w:r>
-        <w:t>): Puntos de referencia o eventos clave dentro del cronograma de desarrollo que</w:t>
-      </w:r>
-    </w:p>
-    <w:p>
-      <w:pPr>
-        <w:pStyle w:val="Prrafodelista"/>
-        <w:ind w:firstLine="0"/>
-      </w:pPr>
-      <w:r>
-        <w:t>marcan la finalización de una fase importante o la entrega de un producto contractual.</w:t>
-      </w:r>
-    </w:p>
-    <w:p>
-      <w:pPr>
-        <w:pStyle w:val="Prrafodelista"/>
-        <w:ind w:firstLine="0"/>
-      </w:pPr>
-      <w:r>
-        <w:t>• HORA-HOMBRE (HH): Unidad de medida técnica que representa el esfuerzo y el tiempo neto de</w:t>
-      </w:r>
-    </w:p>
-    <w:p>
-      <w:pPr>
-        <w:pStyle w:val="Prrafodelista"/>
-        <w:ind w:firstLine="0"/>
-      </w:pPr>
-      <w:r>
-        <w:t>trabajo de un profesional de software ejecutando una tarea específica durante una hora continua</w:t>
-      </w:r>
-    </w:p>
-    <w:p>
-      <w:pPr>
-        <w:pStyle w:val="Prrafodelista"/>
-        <w:ind w:firstLine="0"/>
-      </w:pPr>
-      <w:r>
-        <w:t>[CST].</w:t>
-      </w:r>
-    </w:p>
-    <w:p>
-      <w:pPr>
-        <w:pStyle w:val="Prrafodelista"/>
-        <w:ind w:firstLine="0"/>
-      </w:pPr>
-      <w:r>
         <w:t>I</w:t>
       </w:r>
     </w:p>
@@ -8336,169 +8303,169 @@
         <w:ind w:firstLine="0"/>
       </w:pPr>
       <w:r>
+        <w:t>trabajador sobre las cesantías acumuladas a diciembre. Corresponde al 12% anual (o 1% mensual</w:t>
+      </w:r>
+    </w:p>
+    <w:p>
+      <w:pPr>
+        <w:pStyle w:val="Prrafodelista"/>
+        <w:ind w:firstLine="0"/>
+      </w:pPr>
+      <w:r>
+        <w:t>proporcional) y se cancela en enero.</w:t>
+      </w:r>
+    </w:p>
+    <w:p>
+      <w:pPr>
+        <w:pStyle w:val="Prrafodelista"/>
+        <w:ind w:firstLine="0"/>
+      </w:pPr>
+      <w:r>
+        <w:t>P</w:t>
+      </w:r>
+    </w:p>
+    <w:p>
+      <w:pPr>
+        <w:pStyle w:val="Prrafodelista"/>
+        <w:ind w:firstLine="0"/>
+      </w:pPr>
+      <w:r>
+        <w:t>• PRIMA DE SERVICIOS: Prestación social que representa la participación del trabajador en las utilidades</w:t>
+      </w:r>
+    </w:p>
+    <w:p>
+      <w:pPr>
+        <w:pStyle w:val="Prrafodelista"/>
+        <w:ind w:firstLine="0"/>
+      </w:pPr>
+      <w:r>
+        <w:t>de la empresa. Equivale a un mes de salario por año, dividido en dos pagos (mitad a más tardar el 30 de</w:t>
+      </w:r>
+    </w:p>
+    <w:p>
+      <w:pPr>
+        <w:pStyle w:val="Prrafodelista"/>
+        <w:ind w:firstLine="0"/>
+      </w:pPr>
+      <w:r>
+        <w:t>junio y mitad en los primeros 20 días de diciembre).</w:t>
+      </w:r>
+    </w:p>
+    <w:p>
+      <w:pPr>
+        <w:pStyle w:val="Prrafodelista"/>
+        <w:ind w:firstLine="0"/>
+      </w:pPr>
+      <w:r>
+        <w:t>• PRODUCT BACKLOG (Pila del Producto): Lista dinámica, ordenada y priorizada de todos los</w:t>
+      </w:r>
+    </w:p>
+    <w:p>
+      <w:pPr>
+        <w:pStyle w:val="Prrafodelista"/>
+        <w:ind w:firstLine="0"/>
+      </w:pPr>
+      <w:r>
+        <w:t>requerimientos, funcionalidades, mejoras y correcciones que debe tener el software, gestionada por el</w:t>
+      </w:r>
+    </w:p>
+    <w:p>
+      <w:pPr>
+        <w:pStyle w:val="Prrafodelista"/>
+        <w:ind w:firstLine="0"/>
+      </w:pPr>
+      <w:r>
+        <w:t>Product Owner.</w:t>
+      </w:r>
+    </w:p>
+    <w:p>
+      <w:pPr>
+        <w:pStyle w:val="Prrafodelista"/>
+        <w:ind w:firstLine="0"/>
+      </w:pPr>
+      <w:r>
+        <w:t>• PRODUCT OWNER (Dueño del Producto): Rol de Scrum responsable de maximizar el valor del software</w:t>
+      </w:r>
+    </w:p>
+    <w:p>
+      <w:pPr>
+        <w:pStyle w:val="Prrafodelista"/>
+        <w:ind w:firstLine="0"/>
+      </w:pPr>
+      <w:r>
+        <w:t>y de gestionar el Product Backlog. Representa la voz del cliente y certifica que los entregables cumplan</w:t>
+      </w:r>
+    </w:p>
+    <w:p>
+      <w:pPr>
+        <w:pStyle w:val="Prrafodelista"/>
+        <w:ind w:firstLine="0"/>
+      </w:pPr>
+      <w:r>
+        <w:t>con las expectativas contractuales.</w:t>
+      </w:r>
+    </w:p>
+    <w:p>
+      <w:pPr>
+        <w:pStyle w:val="Prrafodelista"/>
+        <w:ind w:firstLine="0"/>
+      </w:pPr>
+      <w:r>
+        <w:t>• PRUEBAS DE INTEGRACIÓN (QA): Fase de control de calidad donde se evalúa que los diferentes</w:t>
+      </w:r>
+    </w:p>
+    <w:p>
+      <w:pPr>
+        <w:pStyle w:val="Prrafodelista"/>
+        <w:ind w:firstLine="0"/>
+      </w:pPr>
+      <w:r>
+        <w:t>módulos de software y el hardware asociado funcionen juntos correctamente, garantizando la</w:t>
+      </w:r>
+    </w:p>
+    <w:p>
+      <w:pPr>
+        <w:pStyle w:val="Prrafodelista"/>
+        <w:ind w:firstLine="0"/>
+      </w:pPr>
+      <w:r>
+        <w:t>estabilidad antes de salir a producción. [1, 2, 3]</w:t>
+      </w:r>
+    </w:p>
+    <w:p>
+      <w:pPr>
+        <w:pStyle w:val="Prrafodelista"/>
+        <w:ind w:firstLine="0"/>
+      </w:pPr>
+      <w:r>
+        <w:t>R</w:t>
+      </w:r>
+    </w:p>
+    <w:p>
+      <w:pPr>
+        <w:pStyle w:val="Prrafodelista"/>
+        <w:ind w:firstLine="0"/>
+      </w:pPr>
+      <w:r>
+        <w:t>• RUTA CRÍTICA: Secuencia de tareas interdependientes en un Diagrama de Gantt que determina la</w:t>
+      </w:r>
+    </w:p>
+    <w:p>
+      <w:pPr>
+        <w:pStyle w:val="Prrafodelista"/>
+        <w:ind w:firstLine="0"/>
+      </w:pPr>
+      <w:r>
+        <w:t>duración total mínima de un proyecto. Si cualquier actividad en esta ruta se retrasa, la fecha de entrega</w:t>
+      </w:r>
+    </w:p>
+    <w:p>
+      <w:pPr>
+        <w:pStyle w:val="Prrafodelista"/>
+        <w:ind w:firstLine="0"/>
+      </w:pPr>
+      <w:r>
         <w:lastRenderedPageBreak/>
-        <w:t>trabajador sobre las cesantías acumuladas a diciembre. Corresponde al 12% anual (o 1% mensual</w:t>
-      </w:r>
-    </w:p>
-    <w:p>
-      <w:pPr>
-        <w:pStyle w:val="Prrafodelista"/>
-        <w:ind w:firstLine="0"/>
-      </w:pPr>
-      <w:r>
-        <w:t>proporcional) y se cancela en enero.</w:t>
-      </w:r>
-    </w:p>
-    <w:p>
-      <w:pPr>
-        <w:pStyle w:val="Prrafodelista"/>
-        <w:ind w:firstLine="0"/>
-      </w:pPr>
-      <w:r>
-        <w:t>P</w:t>
-      </w:r>
-    </w:p>
-    <w:p>
-      <w:pPr>
-        <w:pStyle w:val="Prrafodelista"/>
-        <w:ind w:firstLine="0"/>
-      </w:pPr>
-      <w:r>
-        <w:t>• PRIMA DE SERVICIOS: Prestación social que representa la participación del trabajador en las utilidades</w:t>
-      </w:r>
-    </w:p>
-    <w:p>
-      <w:pPr>
-        <w:pStyle w:val="Prrafodelista"/>
-        <w:ind w:firstLine="0"/>
-      </w:pPr>
-      <w:r>
-        <w:t>de la empresa. Equivale a un mes de salario por año, dividido en dos pagos (mitad a más tardar el 30 de</w:t>
-      </w:r>
-    </w:p>
-    <w:p>
-      <w:pPr>
-        <w:pStyle w:val="Prrafodelista"/>
-        <w:ind w:firstLine="0"/>
-      </w:pPr>
-      <w:r>
-        <w:t>junio y mitad en los primeros 20 días de diciembre).</w:t>
-      </w:r>
-    </w:p>
-    <w:p>
-      <w:pPr>
-        <w:pStyle w:val="Prrafodelista"/>
-        <w:ind w:firstLine="0"/>
-      </w:pPr>
-      <w:r>
-        <w:t>• PRODUCT BACKLOG (Pila del Producto): Lista dinámica, ordenada y priorizada de todos los</w:t>
-      </w:r>
-    </w:p>
-    <w:p>
-      <w:pPr>
-        <w:pStyle w:val="Prrafodelista"/>
-        <w:ind w:firstLine="0"/>
-      </w:pPr>
-      <w:r>
-        <w:t>requerimientos, funcionalidades, mejoras y correcciones que debe tener el software, gestionada por el</w:t>
-      </w:r>
-    </w:p>
-    <w:p>
-      <w:pPr>
-        <w:pStyle w:val="Prrafodelista"/>
-        <w:ind w:firstLine="0"/>
-      </w:pPr>
-      <w:r>
-        <w:t>Product Owner.</w:t>
-      </w:r>
-    </w:p>
-    <w:p>
-      <w:pPr>
-        <w:pStyle w:val="Prrafodelista"/>
-        <w:ind w:firstLine="0"/>
-      </w:pPr>
-      <w:r>
-        <w:t>• PRODUCT OWNER (Dueño del Producto): Rol de Scrum responsable de maximizar el valor del software</w:t>
-      </w:r>
-    </w:p>
-    <w:p>
-      <w:pPr>
-        <w:pStyle w:val="Prrafodelista"/>
-        <w:ind w:firstLine="0"/>
-      </w:pPr>
-      <w:r>
-        <w:t>y de gestionar el Product Backlog. Representa la voz del cliente y certifica que los entregables cumplan</w:t>
-      </w:r>
-    </w:p>
-    <w:p>
-      <w:pPr>
-        <w:pStyle w:val="Prrafodelista"/>
-        <w:ind w:firstLine="0"/>
-      </w:pPr>
-      <w:r>
-        <w:t>con las expectativas contractuales.</w:t>
-      </w:r>
-    </w:p>
-    <w:p>
-      <w:pPr>
-        <w:pStyle w:val="Prrafodelista"/>
-        <w:ind w:firstLine="0"/>
-      </w:pPr>
-      <w:r>
-        <w:t>• PRUEBAS DE INTEGRACIÓN (QA): Fase de control de calidad donde se evalúa que los diferentes</w:t>
-      </w:r>
-    </w:p>
-    <w:p>
-      <w:pPr>
-        <w:pStyle w:val="Prrafodelista"/>
-        <w:ind w:firstLine="0"/>
-      </w:pPr>
-      <w:r>
-        <w:t>módulos de software y el hardware asociado funcionen juntos correctamente, garantizando la</w:t>
-      </w:r>
-    </w:p>
-    <w:p>
-      <w:pPr>
-        <w:pStyle w:val="Prrafodelista"/>
-        <w:ind w:firstLine="0"/>
-      </w:pPr>
-      <w:r>
-        <w:t>estabilidad antes de salir a producción. [1, 2, 3]</w:t>
-      </w:r>
-    </w:p>
-    <w:p>
-      <w:pPr>
-        <w:pStyle w:val="Prrafodelista"/>
-        <w:ind w:firstLine="0"/>
-      </w:pPr>
-      <w:r>
-        <w:t>R</w:t>
-      </w:r>
-    </w:p>
-    <w:p>
-      <w:pPr>
-        <w:pStyle w:val="Prrafodelista"/>
-        <w:ind w:firstLine="0"/>
-      </w:pPr>
-      <w:r>
-        <w:t>• RUTA CRÍTICA: Secuencia de tareas interdependientes en un Diagrama de Gantt que determina la</w:t>
-      </w:r>
-    </w:p>
-    <w:p>
-      <w:pPr>
-        <w:pStyle w:val="Prrafodelista"/>
-        <w:ind w:firstLine="0"/>
-      </w:pPr>
-      <w:r>
-        <w:t>duración total mínima de un proyecto. Si cualquier actividad en esta ruta se retrasa, la fecha de entrega</w:t>
-      </w:r>
-    </w:p>
-    <w:p>
-      <w:pPr>
-        <w:pStyle w:val="Prrafodelista"/>
-        <w:ind w:firstLine="0"/>
-      </w:pPr>
-      <w:r>
         <w:t>final se pospone en la misma proporción.</w:t>
       </w:r>
     </w:p>
@@ -8544,7 +8511,6 @@
         <w:ind w:firstLine="0"/>
       </w:pPr>
       <w:r>
-        <w:lastRenderedPageBreak/>
         <w:t>• SCRUM MASTER: Facilitador del proyecto y líder servicial encargado de asegurar que el equipo de</w:t>
       </w:r>
     </w:p>
@@ -8779,7 +8745,6 @@
         <w:pStyle w:val="Prrafodelista"/>
       </w:pPr>
       <w:r>
-        <w:lastRenderedPageBreak/>
         <w:t>https://www-microsoft-com.translate.goog/en-us/microsoft-365/planner/projectmanagement?_</w:t>
       </w:r>
     </w:p>
@@ -9059,7 +9024,7 @@
       <w:r>
         <w:t xml:space="preserve">o </w:t>
       </w:r>
-      <w:hyperlink r:id="rId8" w:history="1">
+      <w:hyperlink r:id="rId9" w:history="1">
         <w:r>
           <w:rPr>
             <w:rStyle w:val="Hipervnculo"/>
@@ -9412,7 +9377,6 @@
           <w:b/>
           <w:bCs/>
         </w:rPr>
-        <w:lastRenderedPageBreak/>
         <w:t xml:space="preserve">CONTROL DE CAMBIOS </w:t>
       </w:r>
       <w:r>
@@ -9644,12 +9608,12 @@
       </w:pPr>
     </w:p>
     <w:sectPr>
-      <w:headerReference w:type="even" r:id="rId9"/>
-      <w:headerReference w:type="default" r:id="rId10"/>
-      <w:footerReference w:type="even" r:id="rId11"/>
-      <w:footerReference w:type="default" r:id="rId12"/>
-      <w:headerReference w:type="first" r:id="rId13"/>
-      <w:footerReference w:type="first" r:id="rId14"/>
+      <w:headerReference w:type="even" r:id="rId10"/>
+      <w:headerReference w:type="default" r:id="rId11"/>
+      <w:footerReference w:type="even" r:id="rId12"/>
+      <w:footerReference w:type="default" r:id="rId13"/>
+      <w:headerReference w:type="first" r:id="rId14"/>
+      <w:footerReference w:type="first" r:id="rId15"/>
       <w:pgSz w:w="12240" w:h="15840"/>
       <w:pgMar w:top="1909" w:right="986" w:bottom="1580" w:left="1560" w:header="755" w:footer="708" w:gutter="0"/>
       <w:cols w:space="720"/>
@@ -9659,7 +9623,7 @@
 </file>
 
 <file path=word/endnotes.xml><?xml version="1.0" encoding="utf-8"?>
-<w:endnotes xmlns:wpc="http://schemas.microsoft.com/office/word/2010/wordprocessingCanvas" xmlns:cx="http://schemas.microsoft.com/office/drawing/2014/chartex" xmlns:cx1="http://schemas.microsoft.com/office/drawing/2015/9/8/chartex" xmlns:cx2="http://schemas.microsoft.com/office/drawing/2015/10/21/chartex" xmlns:cx3="http://schemas.microsoft.com/office/drawing/2016/5/9/chartex" xmlns:cx4="http://schemas.microsoft.com/office/drawing/2016/5/10/chartex" xmlns:cx5="http://schemas.microsoft.com/office/drawing/2016/5/11/chartex" xmlns:cx6="http://schemas.microsoft.com/office/drawing/2016/5/12/chartex" xmlns:cx7="http://schemas.microsoft.com/office/drawing/2016/5/13/chartex" xmlns:cx8="http://schemas.microsoft.com/office/drawing/2016/5/14/chartex" xmlns:mc="http://schemas.openxmlformats.org/markup-compatibility/2006" xmlns:aink="http://schemas.microsoft.com/office/drawing/2016/ink" xmlns:am3d="http://schemas.microsoft.com/office/drawing/2017/model3d" xmlns:o="urn:schemas-microsoft-com:office:office" xmlns:oel="http://schemas.microsoft.com/office/2019/extlst" xmlns:r="http://schemas.openxmlformats.org/officeDocument/2006/relationships" xmlns:m="http://schemas.openxmlformats.org/officeDocument/2006/math" xmlns:v="urn:schemas-microsoft-com:vml" xmlns:wp14="http://schemas.microsoft.com/office/word/2010/wordprocessingDrawing" xmlns:wp="http://schemas.openxmlformats.org/drawingml/2006/wordprocessingDrawing" xmlns:w10="urn:schemas-microsoft-com:office:word" xmlns:w="http://schemas.openxmlformats.org/wordprocessingml/2006/main" xmlns:w14="http://schemas.microsoft.com/office/word/2010/wordml" xmlns:w15="http://schemas.microsoft.com/office/word/2012/wordml" xmlns:w16cex="http://schemas.microsoft.com/office/word/2018/wordml/cex" xmlns:w16cid="http://schemas.microsoft.com/office/word/2016/wordml/cid" xmlns:w16="http://schemas.microsoft.com/office/word/2018/wordml" xmlns:w16du="http://schemas.microsoft.com/office/word/2023/wordml/word16du" xmlns:w16sdtdh="http://schemas.microsoft.com/office/word/2020/wordml/sdtdatahash" xmlns:w16sdtfl="http://schemas.microsoft.com/office/word/2024/wordml/sdtformatlock" xmlns:w16se="http://schemas.microsoft.com/office/word/2015/wordml/symex" xmlns:wpg="http://schemas.microsoft.com/office/word/2010/wordprocessingGroup" xmlns:wpi="http://schemas.microsoft.com/office/word/2010/wordprocessingInk" xmlns:wne="http://schemas.microsoft.com/office/word/2006/wordml" xmlns:wps="http://schemas.microsoft.com/office/word/2010/wordprocessingShape" mc:Ignorable="w14 w15 w16se w16cid w16 w16cex w16sdtdh w16sdtfl w16du wp14">
+<w:endnotes xmlns:wpc="http://schemas.microsoft.com/office/word/2010/wordprocessingCanvas" xmlns:cx="http://schemas.microsoft.com/office/drawing/2014/chartex" xmlns:cx1="http://schemas.microsoft.com/office/drawing/2015/9/8/chartex" xmlns:cx2="http://schemas.microsoft.com/office/drawing/2015/10/21/chartex" xmlns:cx3="http://schemas.microsoft.com/office/drawing/2016/5/9/chartex" xmlns:cx4="http://schemas.microsoft.com/office/drawing/2016/5/10/chartex" xmlns:cx5="http://schemas.microsoft.com/office/drawing/2016/5/11/chartex" xmlns:cx6="http://schemas.microsoft.com/office/drawing/2016/5/12/chartex" xmlns:cx7="http://schemas.microsoft.com/office/drawing/2016/5/13/chartex" xmlns:cx8="http://schemas.microsoft.com/office/drawing/2016/5/14/chartex" xmlns:mc="http://schemas.openxmlformats.org/markup-compatibility/2006" xmlns:aink="http://schemas.microsoft.com/office/drawing/2016/ink" xmlns:am3d="http://schemas.microsoft.com/office/drawing/2017/model3d" xmlns:o="urn:schemas-microsoft-com:office:office" xmlns:oel="http://schemas.microsoft.com/office/2019/extlst" xmlns:r="http://schemas.openxmlformats.org/officeDocument/2006/relationships" xmlns:m="http://schemas.openxmlformats.org/officeDocument/2006/math" xmlns:v="urn:schemas-microsoft-com:vml" xmlns:wp14="http://schemas.microsoft.com/office/word/2010/wordprocessingDrawing" xmlns:wp="http://schemas.openxmlformats.org/drawingml/2006/wordprocessingDrawing" xmlns:w10="urn:schemas-microsoft-com:office:word" xmlns:w="http://schemas.openxmlformats.org/wordprocessingml/2006/main" xmlns:w14="http://schemas.microsoft.com/office/word/2010/wordml" xmlns:w15="http://schemas.microsoft.com/office/word/2012/wordml" xmlns:w16cex="http://schemas.microsoft.com/office/word/2018/wordml/cex" xmlns:w16cid="http://schemas.microsoft.com/office/word/2016/wordml/cid" xmlns:w16="http://schemas.microsoft.com/office/word/2018/wordml" xmlns:w16sdtdh="http://schemas.microsoft.com/office/word/2020/wordml/sdtdatahash" xmlns:w16se="http://schemas.microsoft.com/office/word/2015/wordml/symex" xmlns:wpg="http://schemas.microsoft.com/office/word/2010/wordprocessingGroup" xmlns:wpi="http://schemas.microsoft.com/office/word/2010/wordprocessingInk" xmlns:wne="http://schemas.microsoft.com/office/word/2006/wordml" xmlns:wps="http://schemas.microsoft.com/office/word/2010/wordprocessingShape" mc:Ignorable="w14 w15 w16se w16cid w16 w16cex w16sdtdh wp14">
   <w:endnote w:type="separator" w:id="-1">
     <w:p>
       <w:pPr>
@@ -9684,7 +9648,7 @@
 </file>
 
 <file path=word/footer1.xml><?xml version="1.0" encoding="utf-8"?>
-<w:ftr xmlns:wpc="http://schemas.microsoft.com/office/word/2010/wordprocessingCanvas" xmlns:cx="http://schemas.microsoft.com/office/drawing/2014/chartex" xmlns:cx1="http://schemas.microsoft.com/office/drawing/2015/9/8/chartex" xmlns:cx2="http://schemas.microsoft.com/office/drawing/2015/10/21/chartex" xmlns:cx3="http://schemas.microsoft.com/office/drawing/2016/5/9/chartex" xmlns:cx4="http://schemas.microsoft.com/office/drawing/2016/5/10/chartex" xmlns:cx5="http://schemas.microsoft.com/office/drawing/2016/5/11/chartex" xmlns:cx6="http://schemas.microsoft.com/office/drawing/2016/5/12/chartex" xmlns:cx7="http://schemas.microsoft.com/office/drawing/2016/5/13/chartex" xmlns:cx8="http://schemas.microsoft.com/office/drawing/2016/5/14/chartex" xmlns:mc="http://schemas.openxmlformats.org/markup-compatibility/2006" xmlns:aink="http://schemas.microsoft.com/office/drawing/2016/ink" xmlns:am3d="http://schemas.microsoft.com/office/drawing/2017/model3d" xmlns:o="urn:schemas-microsoft-com:office:office" xmlns:oel="http://schemas.microsoft.com/office/2019/extlst" xmlns:r="http://schemas.openxmlformats.org/officeDocument/2006/relationships" xmlns:m="http://schemas.openxmlformats.org/officeDocument/2006/math" xmlns:v="urn:schemas-microsoft-com:vml" xmlns:wp14="http://schemas.microsoft.com/office/word/2010/wordprocessingDrawing" xmlns:wp="http://schemas.openxmlformats.org/drawingml/2006/wordprocessingDrawing" xmlns:w10="urn:schemas-microsoft-com:office:word" xmlns:w="http://schemas.openxmlformats.org/wordprocessingml/2006/main" xmlns:w14="http://schemas.microsoft.com/office/word/2010/wordml" xmlns:w15="http://schemas.microsoft.com/office/word/2012/wordml" xmlns:w16cex="http://schemas.microsoft.com/office/word/2018/wordml/cex" xmlns:w16cid="http://schemas.microsoft.com/office/word/2016/wordml/cid" xmlns:w16="http://schemas.microsoft.com/office/word/2018/wordml" xmlns:w16du="http://schemas.microsoft.com/office/word/2023/wordml/word16du" xmlns:w16sdtdh="http://schemas.microsoft.com/office/word/2020/wordml/sdtdatahash" xmlns:w16sdtfl="http://schemas.microsoft.com/office/word/2024/wordml/sdtformatlock" xmlns:w16se="http://schemas.microsoft.com/office/word/2015/wordml/symex" xmlns:wpg="http://schemas.microsoft.com/office/word/2010/wordprocessingGroup" xmlns:wpi="http://schemas.microsoft.com/office/word/2010/wordprocessingInk" xmlns:wne="http://schemas.microsoft.com/office/word/2006/wordml" xmlns:wps="http://schemas.microsoft.com/office/word/2010/wordprocessingShape" mc:Ignorable="w14 w15 w16se w16cid w16 w16cex w16sdtdh w16sdtfl w16du wp14">
+<w:ftr xmlns:wpc="http://schemas.microsoft.com/office/word/2010/wordprocessingCanvas" xmlns:cx="http://schemas.microsoft.com/office/drawing/2014/chartex" xmlns:cx1="http://schemas.microsoft.com/office/drawing/2015/9/8/chartex" xmlns:cx2="http://schemas.microsoft.com/office/drawing/2015/10/21/chartex" xmlns:cx3="http://schemas.microsoft.com/office/drawing/2016/5/9/chartex" xmlns:cx4="http://schemas.microsoft.com/office/drawing/2016/5/10/chartex" xmlns:cx5="http://schemas.microsoft.com/office/drawing/2016/5/11/chartex" xmlns:cx6="http://schemas.microsoft.com/office/drawing/2016/5/12/chartex" xmlns:cx7="http://schemas.microsoft.com/office/drawing/2016/5/13/chartex" xmlns:cx8="http://schemas.microsoft.com/office/drawing/2016/5/14/chartex" xmlns:mc="http://schemas.openxmlformats.org/markup-compatibility/2006" xmlns:aink="http://schemas.microsoft.com/office/drawing/2016/ink" xmlns:am3d="http://schemas.microsoft.com/office/drawing/2017/model3d" xmlns:o="urn:schemas-microsoft-com:office:office" xmlns:oel="http://schemas.microsoft.com/office/2019/extlst" xmlns:r="http://schemas.openxmlformats.org/officeDocument/2006/relationships" xmlns:m="http://schemas.openxmlformats.org/officeDocument/2006/math" xmlns:v="urn:schemas-microsoft-com:vml" xmlns:wp14="http://schemas.microsoft.com/office/word/2010/wordprocessingDrawing" xmlns:wp="http://schemas.openxmlformats.org/drawingml/2006/wordprocessingDrawing" xmlns:w10="urn:schemas-microsoft-com:office:word" xmlns:w="http://schemas.openxmlformats.org/wordprocessingml/2006/main" xmlns:w14="http://schemas.microsoft.com/office/word/2010/wordml" xmlns:w15="http://schemas.microsoft.com/office/word/2012/wordml" xmlns:w16cex="http://schemas.microsoft.com/office/word/2018/wordml/cex" xmlns:w16cid="http://schemas.microsoft.com/office/word/2016/wordml/cid" xmlns:w16="http://schemas.microsoft.com/office/word/2018/wordml" xmlns:w16sdtdh="http://schemas.microsoft.com/office/word/2020/wordml/sdtdatahash" xmlns:w16se="http://schemas.microsoft.com/office/word/2015/wordml/symex" xmlns:wpg="http://schemas.microsoft.com/office/word/2010/wordprocessingGroup" xmlns:wpi="http://schemas.microsoft.com/office/word/2010/wordprocessingInk" xmlns:wne="http://schemas.microsoft.com/office/word/2006/wordml" xmlns:wps="http://schemas.microsoft.com/office/word/2010/wordprocessingShape" mc:Ignorable="w14 w15 w16se w16cid w16 w16cex w16sdtdh wp14">
   <w:p>
     <w:pPr>
       <w:spacing w:after="21" w:line="259" w:lineRule="auto"/>
@@ -9728,7 +9692,7 @@
 </file>
 
 <file path=word/footer2.xml><?xml version="1.0" encoding="utf-8"?>
-<w:ftr xmlns:wpc="http://schemas.microsoft.com/office/word/2010/wordprocessingCanvas" xmlns:cx="http://schemas.microsoft.com/office/drawing/2014/chartex" xmlns:cx1="http://schemas.microsoft.com/office/drawing/2015/9/8/chartex" xmlns:cx2="http://schemas.microsoft.com/office/drawing/2015/10/21/chartex" xmlns:cx3="http://schemas.microsoft.com/office/drawing/2016/5/9/chartex" xmlns:cx4="http://schemas.microsoft.com/office/drawing/2016/5/10/chartex" xmlns:cx5="http://schemas.microsoft.com/office/drawing/2016/5/11/chartex" xmlns:cx6="http://schemas.microsoft.com/office/drawing/2016/5/12/chartex" xmlns:cx7="http://schemas.microsoft.com/office/drawing/2016/5/13/chartex" xmlns:cx8="http://schemas.microsoft.com/office/drawing/2016/5/14/chartex" xmlns:mc="http://schemas.openxmlformats.org/markup-compatibility/2006" xmlns:aink="http://schemas.microsoft.com/office/drawing/2016/ink" xmlns:am3d="http://schemas.microsoft.com/office/drawing/2017/model3d" xmlns:o="urn:schemas-microsoft-com:office:office" xmlns:oel="http://schemas.microsoft.com/office/2019/extlst" xmlns:r="http://schemas.openxmlformats.org/officeDocument/2006/relationships" xmlns:m="http://schemas.openxmlformats.org/officeDocument/2006/math" xmlns:v="urn:schemas-microsoft-com:vml" xmlns:wp14="http://schemas.microsoft.com/office/word/2010/wordprocessingDrawing" xmlns:wp="http://schemas.openxmlformats.org/drawingml/2006/wordprocessingDrawing" xmlns:w10="urn:schemas-microsoft-com:office:word" xmlns:w="http://schemas.openxmlformats.org/wordprocessingml/2006/main" xmlns:w14="http://schemas.microsoft.com/office/word/2010/wordml" xmlns:w15="http://schemas.microsoft.com/office/word/2012/wordml" xmlns:w16cex="http://schemas.microsoft.com/office/word/2018/wordml/cex" xmlns:w16cid="http://schemas.microsoft.com/office/word/2016/wordml/cid" xmlns:w16="http://schemas.microsoft.com/office/word/2018/wordml" xmlns:w16du="http://schemas.microsoft.com/office/word/2023/wordml/word16du" xmlns:w16sdtdh="http://schemas.microsoft.com/office/word/2020/wordml/sdtdatahash" xmlns:w16sdtfl="http://schemas.microsoft.com/office/word/2024/wordml/sdtformatlock" xmlns:w16se="http://schemas.microsoft.com/office/word/2015/wordml/symex" xmlns:wpg="http://schemas.microsoft.com/office/word/2010/wordprocessingGroup" xmlns:wpi="http://schemas.microsoft.com/office/word/2010/wordprocessingInk" xmlns:wne="http://schemas.microsoft.com/office/word/2006/wordml" xmlns:wps="http://schemas.microsoft.com/office/word/2010/wordprocessingShape" mc:Ignorable="w14 w15 w16se w16cid w16 w16cex w16sdtdh w16sdtfl w16du wp14">
+<w:ftr xmlns:wpc="http://schemas.microsoft.com/office/word/2010/wordprocessingCanvas" xmlns:cx="http://schemas.microsoft.com/office/drawing/2014/chartex" xmlns:cx1="http://schemas.microsoft.com/office/drawing/2015/9/8/chartex" xmlns:cx2="http://schemas.microsoft.com/office/drawing/2015/10/21/chartex" xmlns:cx3="http://schemas.microsoft.com/office/drawing/2016/5/9/chartex" xmlns:cx4="http://schemas.microsoft.com/office/drawing/2016/5/10/chartex" xmlns:cx5="http://schemas.microsoft.com/office/drawing/2016/5/11/chartex" xmlns:cx6="http://schemas.microsoft.com/office/drawing/2016/5/12/chartex" xmlns:cx7="http://schemas.microsoft.com/office/drawing/2016/5/13/chartex" xmlns:cx8="http://schemas.microsoft.com/office/drawing/2016/5/14/chartex" xmlns:mc="http://schemas.openxmlformats.org/markup-compatibility/2006" xmlns:aink="http://schemas.microsoft.com/office/drawing/2016/ink" xmlns:am3d="http://schemas.microsoft.com/office/drawing/2017/model3d" xmlns:o="urn:schemas-microsoft-com:office:office" xmlns:oel="http://schemas.microsoft.com/office/2019/extlst" xmlns:r="http://schemas.openxmlformats.org/officeDocument/2006/relationships" xmlns:m="http://schemas.openxmlformats.org/officeDocument/2006/math" xmlns:v="urn:schemas-microsoft-com:vml" xmlns:wp14="http://schemas.microsoft.com/office/word/2010/wordprocessingDrawing" xmlns:wp="http://schemas.openxmlformats.org/drawingml/2006/wordprocessingDrawing" xmlns:w10="urn:schemas-microsoft-com:office:word" xmlns:w="http://schemas.openxmlformats.org/wordprocessingml/2006/main" xmlns:w14="http://schemas.microsoft.com/office/word/2010/wordml" xmlns:w15="http://schemas.microsoft.com/office/word/2012/wordml" xmlns:w16cex="http://schemas.microsoft.com/office/word/2018/wordml/cex" xmlns:w16cid="http://schemas.microsoft.com/office/word/2016/wordml/cid" xmlns:w16="http://schemas.microsoft.com/office/word/2018/wordml" xmlns:w16sdtdh="http://schemas.microsoft.com/office/word/2020/wordml/sdtdatahash" xmlns:w16se="http://schemas.microsoft.com/office/word/2015/wordml/symex" xmlns:wpg="http://schemas.microsoft.com/office/word/2010/wordprocessingGroup" xmlns:wpi="http://schemas.microsoft.com/office/word/2010/wordprocessingInk" xmlns:wne="http://schemas.microsoft.com/office/word/2006/wordml" xmlns:wps="http://schemas.microsoft.com/office/word/2010/wordprocessingShape" mc:Ignorable="w14 w15 w16se w16cid w16 w16cex w16sdtdh wp14">
   <w:p>
     <w:pPr>
       <w:spacing w:after="21" w:line="259" w:lineRule="auto"/>
@@ -9772,7 +9736,7 @@
 </file>
 
 <file path=word/footer3.xml><?xml version="1.0" encoding="utf-8"?>
-<w:ftr xmlns:wpc="http://schemas.microsoft.com/office/word/2010/wordprocessingCanvas" xmlns:cx="http://schemas.microsoft.com/office/drawing/2014/chartex" xmlns:cx1="http://schemas.microsoft.com/office/drawing/2015/9/8/chartex" xmlns:cx2="http://schemas.microsoft.com/office/drawing/2015/10/21/chartex" xmlns:cx3="http://schemas.microsoft.com/office/drawing/2016/5/9/chartex" xmlns:cx4="http://schemas.microsoft.com/office/drawing/2016/5/10/chartex" xmlns:cx5="http://schemas.microsoft.com/office/drawing/2016/5/11/chartex" xmlns:cx6="http://schemas.microsoft.com/office/drawing/2016/5/12/chartex" xmlns:cx7="http://schemas.microsoft.com/office/drawing/2016/5/13/chartex" xmlns:cx8="http://schemas.microsoft.com/office/drawing/2016/5/14/chartex" xmlns:mc="http://schemas.openxmlformats.org/markup-compatibility/2006" xmlns:aink="http://schemas.microsoft.com/office/drawing/2016/ink" xmlns:am3d="http://schemas.microsoft.com/office/drawing/2017/model3d" xmlns:o="urn:schemas-microsoft-com:office:office" xmlns:oel="http://schemas.microsoft.com/office/2019/extlst" xmlns:r="http://schemas.openxmlformats.org/officeDocument/2006/relationships" xmlns:m="http://schemas.openxmlformats.org/officeDocument/2006/math" xmlns:v="urn:schemas-microsoft-com:vml" xmlns:wp14="http://schemas.microsoft.com/office/word/2010/wordprocessingDrawing" xmlns:wp="http://schemas.openxmlformats.org/drawingml/2006/wordprocessingDrawing" xmlns:w10="urn:schemas-microsoft-com:office:word" xmlns:w="http://schemas.openxmlformats.org/wordprocessingml/2006/main" xmlns:w14="http://schemas.microsoft.com/office/word/2010/wordml" xmlns:w15="http://schemas.microsoft.com/office/word/2012/wordml" xmlns:w16cex="http://schemas.microsoft.com/office/word/2018/wordml/cex" xmlns:w16cid="http://schemas.microsoft.com/office/word/2016/wordml/cid" xmlns:w16="http://schemas.microsoft.com/office/word/2018/wordml" xmlns:w16du="http://schemas.microsoft.com/office/word/2023/wordml/word16du" xmlns:w16sdtdh="http://schemas.microsoft.com/office/word/2020/wordml/sdtdatahash" xmlns:w16sdtfl="http://schemas.microsoft.com/office/word/2024/wordml/sdtformatlock" xmlns:w16se="http://schemas.microsoft.com/office/word/2015/wordml/symex" xmlns:wpg="http://schemas.microsoft.com/office/word/2010/wordprocessingGroup" xmlns:wpi="http://schemas.microsoft.com/office/word/2010/wordprocessingInk" xmlns:wne="http://schemas.microsoft.com/office/word/2006/wordml" xmlns:wps="http://schemas.microsoft.com/office/word/2010/wordprocessingShape" mc:Ignorable="w14 w15 w16se w16cid w16 w16cex w16sdtdh w16sdtfl w16du wp14">
+<w:ftr xmlns:wpc="http://schemas.microsoft.com/office/word/2010/wordprocessingCanvas" xmlns:cx="http://schemas.microsoft.com/office/drawing/2014/chartex" xmlns:cx1="http://schemas.microsoft.com/office/drawing/2015/9/8/chartex" xmlns:cx2="http://schemas.microsoft.com/office/drawing/2015/10/21/chartex" xmlns:cx3="http://schemas.microsoft.com/office/drawing/2016/5/9/chartex" xmlns:cx4="http://schemas.microsoft.com/office/drawing/2016/5/10/chartex" xmlns:cx5="http://schemas.microsoft.com/office/drawing/2016/5/11/chartex" xmlns:cx6="http://schemas.microsoft.com/office/drawing/2016/5/12/chartex" xmlns:cx7="http://schemas.microsoft.com/office/drawing/2016/5/13/chartex" xmlns:cx8="http://schemas.microsoft.com/office/drawing/2016/5/14/chartex" xmlns:mc="http://schemas.openxmlformats.org/markup-compatibility/2006" xmlns:aink="http://schemas.microsoft.com/office/drawing/2016/ink" xmlns:am3d="http://schemas.microsoft.com/office/drawing/2017/model3d" xmlns:o="urn:schemas-microsoft-com:office:office" xmlns:oel="http://schemas.microsoft.com/office/2019/extlst" xmlns:r="http://schemas.openxmlformats.org/officeDocument/2006/relationships" xmlns:m="http://schemas.openxmlformats.org/officeDocument/2006/math" xmlns:v="urn:schemas-microsoft-com:vml" xmlns:wp14="http://schemas.microsoft.com/office/word/2010/wordprocessingDrawing" xmlns:wp="http://schemas.openxmlformats.org/drawingml/2006/wordprocessingDrawing" xmlns:w10="urn:schemas-microsoft-com:office:word" xmlns:w="http://schemas.openxmlformats.org/wordprocessingml/2006/main" xmlns:w14="http://schemas.microsoft.com/office/word/2010/wordml" xmlns:w15="http://schemas.microsoft.com/office/word/2012/wordml" xmlns:w16cex="http://schemas.microsoft.com/office/word/2018/wordml/cex" xmlns:w16cid="http://schemas.microsoft.com/office/word/2016/wordml/cid" xmlns:w16="http://schemas.microsoft.com/office/word/2018/wordml" xmlns:w16sdtdh="http://schemas.microsoft.com/office/word/2020/wordml/sdtdatahash" xmlns:w16se="http://schemas.microsoft.com/office/word/2015/wordml/symex" xmlns:wpg="http://schemas.microsoft.com/office/word/2010/wordprocessingGroup" xmlns:wpi="http://schemas.microsoft.com/office/word/2010/wordprocessingInk" xmlns:wne="http://schemas.microsoft.com/office/word/2006/wordml" xmlns:wps="http://schemas.microsoft.com/office/word/2010/wordprocessingShape" mc:Ignorable="w14 w15 w16se w16cid w16 w16cex w16sdtdh wp14">
   <w:p>
     <w:pPr>
       <w:spacing w:after="21" w:line="259" w:lineRule="auto"/>
@@ -9816,7 +9780,7 @@
 </file>
 
 <file path=word/footnotes.xml><?xml version="1.0" encoding="utf-8"?>
-<w:footnotes xmlns:wpc="http://schemas.microsoft.com/office/word/2010/wordprocessingCanvas" xmlns:cx="http://schemas.microsoft.com/office/drawing/2014/chartex" xmlns:cx1="http://schemas.microsoft.com/office/drawing/2015/9/8/chartex" xmlns:cx2="http://schemas.microsoft.com/office/drawing/2015/10/21/chartex" xmlns:cx3="http://schemas.microsoft.com/office/drawing/2016/5/9/chartex" xmlns:cx4="http://schemas.microsoft.com/office/drawing/2016/5/10/chartex" xmlns:cx5="http://schemas.microsoft.com/office/drawing/2016/5/11/chartex" xmlns:cx6="http://schemas.microsoft.com/office/drawing/2016/5/12/chartex" xmlns:cx7="http://schemas.microsoft.com/office/drawing/2016/5/13/chartex" xmlns:cx8="http://schemas.microsoft.com/office/drawing/2016/5/14/chartex" xmlns:mc="http://schemas.openxmlformats.org/markup-compatibility/2006" xmlns:aink="http://schemas.microsoft.com/office/drawing/2016/ink" xmlns:am3d="http://schemas.microsoft.com/office/drawing/2017/model3d" xmlns:o="urn:schemas-microsoft-com:office:office" xmlns:oel="http://schemas.microsoft.com/office/2019/extlst" xmlns:r="http://schemas.openxmlformats.org/officeDocument/2006/relationships" xmlns:m="http://schemas.openxmlformats.org/officeDocument/2006/math" xmlns:v="urn:schemas-microsoft-com:vml" xmlns:wp14="http://schemas.microsoft.com/office/word/2010/wordprocessingDrawing" xmlns:wp="http://schemas.openxmlformats.org/drawingml/2006/wordprocessingDrawing" xmlns:w10="urn:schemas-microsoft-com:office:word" xmlns:w="http://schemas.openxmlformats.org/wordprocessingml/2006/main" xmlns:w14="http://schemas.microsoft.com/office/word/2010/wordml" xmlns:w15="http://schemas.microsoft.com/office/word/2012/wordml" xmlns:w16cex="http://schemas.microsoft.com/office/word/2018/wordml/cex" xmlns:w16cid="http://schemas.microsoft.com/office/word/2016/wordml/cid" xmlns:w16="http://schemas.microsoft.com/office/word/2018/wordml" xmlns:w16du="http://schemas.microsoft.com/office/word/2023/wordml/word16du" xmlns:w16sdtdh="http://schemas.microsoft.com/office/word/2020/wordml/sdtdatahash" xmlns:w16sdtfl="http://schemas.microsoft.com/office/word/2024/wordml/sdtformatlock" xmlns:w16se="http://schemas.microsoft.com/office/word/2015/wordml/symex" xmlns:wpg="http://schemas.microsoft.com/office/word/2010/wordprocessingGroup" xmlns:wpi="http://schemas.microsoft.com/office/word/2010/wordprocessingInk" xmlns:wne="http://schemas.microsoft.com/office/word/2006/wordml" xmlns:wps="http://schemas.microsoft.com/office/word/2010/wordprocessingShape" mc:Ignorable="w14 w15 w16se w16cid w16 w16cex w16sdtdh w16sdtfl w16du wp14">
+<w:footnotes xmlns:wpc="http://schemas.microsoft.com/office/word/2010/wordprocessingCanvas" xmlns:cx="http://schemas.microsoft.com/office/drawing/2014/chartex" xmlns:cx1="http://schemas.microsoft.com/office/drawing/2015/9/8/chartex" xmlns:cx2="http://schemas.microsoft.com/office/drawing/2015/10/21/chartex" xmlns:cx3="http://schemas.microsoft.com/office/drawing/2016/5/9/chartex" xmlns:cx4="http://schemas.microsoft.com/office/drawing/2016/5/10/chartex" xmlns:cx5="http://schemas.microsoft.com/office/drawing/2016/5/11/chartex" xmlns:cx6="http://schemas.microsoft.com/office/drawing/2016/5/12/chartex" xmlns:cx7="http://schemas.microsoft.com/office/drawing/2016/5/13/chartex" xmlns:cx8="http://schemas.microsoft.com/office/drawing/2016/5/14/chartex" xmlns:mc="http://schemas.openxmlformats.org/markup-compatibility/2006" xmlns:aink="http://schemas.microsoft.com/office/drawing/2016/ink" xmlns:am3d="http://schemas.microsoft.com/office/drawing/2017/model3d" xmlns:o="urn:schemas-microsoft-com:office:office" xmlns:oel="http://schemas.microsoft.com/office/2019/extlst" xmlns:r="http://schemas.openxmlformats.org/officeDocument/2006/relationships" xmlns:m="http://schemas.openxmlformats.org/officeDocument/2006/math" xmlns:v="urn:schemas-microsoft-com:vml" xmlns:wp14="http://schemas.microsoft.com/office/word/2010/wordprocessingDrawing" xmlns:wp="http://schemas.openxmlformats.org/drawingml/2006/wordprocessingDrawing" xmlns:w10="urn:schemas-microsoft-com:office:word" xmlns:w="http://schemas.openxmlformats.org/wordprocessingml/2006/main" xmlns:w14="http://schemas.microsoft.com/office/word/2010/wordml" xmlns:w15="http://schemas.microsoft.com/office/word/2012/wordml" xmlns:w16cex="http://schemas.microsoft.com/office/word/2018/wordml/cex" xmlns:w16cid="http://schemas.microsoft.com/office/word/2016/wordml/cid" xmlns:w16="http://schemas.microsoft.com/office/word/2018/wordml" xmlns:w16sdtdh="http://schemas.microsoft.com/office/word/2020/wordml/sdtdatahash" xmlns:w16se="http://schemas.microsoft.com/office/word/2015/wordml/symex" xmlns:wpg="http://schemas.microsoft.com/office/word/2010/wordprocessingGroup" xmlns:wpi="http://schemas.microsoft.com/office/word/2010/wordprocessingInk" xmlns:wne="http://schemas.microsoft.com/office/word/2006/wordml" xmlns:wps="http://schemas.microsoft.com/office/word/2010/wordprocessingShape" mc:Ignorable="w14 w15 w16se w16cid w16 w16cex w16sdtdh wp14">
   <w:footnote w:type="separator" w:id="-1">
     <w:p>
       <w:pPr>
@@ -9841,7 +9805,7 @@
 </file>
 
 <file path=word/header1.xml><?xml version="1.0" encoding="utf-8"?>
-<w:hdr xmlns:wpc="http://schemas.microsoft.com/office/word/2010/wordprocessingCanvas" xmlns:cx="http://schemas.microsoft.com/office/drawing/2014/chartex" xmlns:cx1="http://schemas.microsoft.com/office/drawing/2015/9/8/chartex" xmlns:cx2="http://schemas.microsoft.com/office/drawing/2015/10/21/chartex" xmlns:cx3="http://schemas.microsoft.com/office/drawing/2016/5/9/chartex" xmlns:cx4="http://schemas.microsoft.com/office/drawing/2016/5/10/chartex" xmlns:cx5="http://schemas.microsoft.com/office/drawing/2016/5/11/chartex" xmlns:cx6="http://schemas.microsoft.com/office/drawing/2016/5/12/chartex" xmlns:cx7="http://schemas.microsoft.com/office/drawing/2016/5/13/chartex" xmlns:cx8="http://schemas.microsoft.com/office/drawing/2016/5/14/chartex" xmlns:mc="http://schemas.openxmlformats.org/markup-compatibility/2006" xmlns:aink="http://schemas.microsoft.com/office/drawing/2016/ink" xmlns:am3d="http://schemas.microsoft.com/office/drawing/2017/model3d" xmlns:o="urn:schemas-microsoft-com:office:office" xmlns:oel="http://schemas.microsoft.com/office/2019/extlst" xmlns:r="http://schemas.openxmlformats.org/officeDocument/2006/relationships" xmlns:m="http://schemas.openxmlformats.org/officeDocument/2006/math" xmlns:v="urn:schemas-microsoft-com:vml" xmlns:wp14="http://schemas.microsoft.com/office/word/2010/wordprocessingDrawing" xmlns:wp="http://schemas.openxmlformats.org/drawingml/2006/wordprocessingDrawing" xmlns:w10="urn:schemas-microsoft-com:office:word" xmlns:w="http://schemas.openxmlformats.org/wordprocessingml/2006/main" xmlns:w14="http://schemas.microsoft.com/office/word/2010/wordml" xmlns:w15="http://schemas.microsoft.com/office/word/2012/wordml" xmlns:w16cex="http://schemas.microsoft.com/office/word/2018/wordml/cex" xmlns:w16cid="http://schemas.microsoft.com/office/word/2016/wordml/cid" xmlns:w16="http://schemas.microsoft.com/office/word/2018/wordml" xmlns:w16du="http://schemas.microsoft.com/office/word/2023/wordml/word16du" xmlns:w16sdtdh="http://schemas.microsoft.com/office/word/2020/wordml/sdtdatahash" xmlns:w16sdtfl="http://schemas.microsoft.com/office/word/2024/wordml/sdtformatlock" xmlns:w16se="http://schemas.microsoft.com/office/word/2015/wordml/symex" xmlns:wpg="http://schemas.microsoft.com/office/word/2010/wordprocessingGroup" xmlns:wpi="http://schemas.microsoft.com/office/word/2010/wordprocessingInk" xmlns:wne="http://schemas.microsoft.com/office/word/2006/wordml" xmlns:wps="http://schemas.microsoft.com/office/word/2010/wordprocessingShape" mc:Ignorable="w14 w15 w16se w16cid w16 w16cex w16sdtdh w16sdtfl w16du wp14">
+<w:hdr xmlns:wpc="http://schemas.microsoft.com/office/word/2010/wordprocessingCanvas" xmlns:cx="http://schemas.microsoft.com/office/drawing/2014/chartex" xmlns:cx1="http://schemas.microsoft.com/office/drawing/2015/9/8/chartex" xmlns:cx2="http://schemas.microsoft.com/office/drawing/2015/10/21/chartex" xmlns:cx3="http://schemas.microsoft.com/office/drawing/2016/5/9/chartex" xmlns:cx4="http://schemas.microsoft.com/office/drawing/2016/5/10/chartex" xmlns:cx5="http://schemas.microsoft.com/office/drawing/2016/5/11/chartex" xmlns:cx6="http://schemas.microsoft.com/office/drawing/2016/5/12/chartex" xmlns:cx7="http://schemas.microsoft.com/office/drawing/2016/5/13/chartex" xmlns:cx8="http://schemas.microsoft.com/office/drawing/2016/5/14/chartex" xmlns:mc="http://schemas.openxmlformats.org/markup-compatibility/2006" xmlns:aink="http://schemas.microsoft.com/office/drawing/2016/ink" xmlns:am3d="http://schemas.microsoft.com/office/drawing/2017/model3d" xmlns:o="urn:schemas-microsoft-com:office:office" xmlns:oel="http://schemas.microsoft.com/office/2019/extlst" xmlns:r="http://schemas.openxmlformats.org/officeDocument/2006/relationships" xmlns:m="http://schemas.openxmlformats.org/officeDocument/2006/math" xmlns:v="urn:schemas-microsoft-com:vml" xmlns:wp14="http://schemas.microsoft.com/office/word/2010/wordprocessingDrawing" xmlns:wp="http://schemas.openxmlformats.org/drawingml/2006/wordprocessingDrawing" xmlns:w10="urn:schemas-microsoft-com:office:word" xmlns:w="http://schemas.openxmlformats.org/wordprocessingml/2006/main" xmlns:w14="http://schemas.microsoft.com/office/word/2010/wordml" xmlns:w15="http://schemas.microsoft.com/office/word/2012/wordml" xmlns:w16cex="http://schemas.microsoft.com/office/word/2018/wordml/cex" xmlns:w16cid="http://schemas.microsoft.com/office/word/2016/wordml/cid" xmlns:w16="http://schemas.microsoft.com/office/word/2018/wordml" xmlns:w16sdtdh="http://schemas.microsoft.com/office/word/2020/wordml/sdtdatahash" xmlns:w16se="http://schemas.microsoft.com/office/word/2015/wordml/symex" xmlns:wpg="http://schemas.microsoft.com/office/word/2010/wordprocessingGroup" xmlns:wpi="http://schemas.microsoft.com/office/word/2010/wordprocessingInk" xmlns:wne="http://schemas.microsoft.com/office/word/2006/wordml" xmlns:wps="http://schemas.microsoft.com/office/word/2010/wordprocessingShape" mc:Ignorable="w14 w15 w16se w16cid w16 w16cex w16sdtdh wp14">
   <w:p>
     <w:pPr>
       <w:spacing w:after="652" w:line="259" w:lineRule="auto"/>
@@ -9917,7 +9881,7 @@
 </file>
 
 <file path=word/header2.xml><?xml version="1.0" encoding="utf-8"?>
-<w:hdr xmlns:wpc="http://schemas.microsoft.com/office/word/2010/wordprocessingCanvas" xmlns:cx="http://schemas.microsoft.com/office/drawing/2014/chartex" xmlns:cx1="http://schemas.microsoft.com/office/drawing/2015/9/8/chartex" xmlns:cx2="http://schemas.microsoft.com/office/drawing/2015/10/21/chartex" xmlns:cx3="http://schemas.microsoft.com/office/drawing/2016/5/9/chartex" xmlns:cx4="http://schemas.microsoft.com/office/drawing/2016/5/10/chartex" xmlns:cx5="http://schemas.microsoft.com/office/drawing/2016/5/11/chartex" xmlns:cx6="http://schemas.microsoft.com/office/drawing/2016/5/12/chartex" xmlns:cx7="http://schemas.microsoft.com/office/drawing/2016/5/13/chartex" xmlns:cx8="http://schemas.microsoft.com/office/drawing/2016/5/14/chartex" xmlns:mc="http://schemas.openxmlformats.org/markup-compatibility/2006" xmlns:aink="http://schemas.microsoft.com/office/drawing/2016/ink" xmlns:am3d="http://schemas.microsoft.com/office/drawing/2017/model3d" xmlns:o="urn:schemas-microsoft-com:office:office" xmlns:oel="http://schemas.microsoft.com/office/2019/extlst" xmlns:r="http://schemas.openxmlformats.org/officeDocument/2006/relationships" xmlns:m="http://schemas.openxmlformats.org/officeDocument/2006/math" xmlns:v="urn:schemas-microsoft-com:vml" xmlns:wp14="http://schemas.microsoft.com/office/word/2010/wordprocessingDrawing" xmlns:wp="http://schemas.openxmlformats.org/drawingml/2006/wordprocessingDrawing" xmlns:w10="urn:schemas-microsoft-com:office:word" xmlns:w="http://schemas.openxmlformats.org/wordprocessingml/2006/main" xmlns:w14="http://schemas.microsoft.com/office/word/2010/wordml" xmlns:w15="http://schemas.microsoft.com/office/word/2012/wordml" xmlns:w16cex="http://schemas.microsoft.com/office/word/2018/wordml/cex" xmlns:w16cid="http://schemas.microsoft.com/office/word/2016/wordml/cid" xmlns:w16="http://schemas.microsoft.com/office/word/2018/wordml" xmlns:w16du="http://schemas.microsoft.com/office/word/2023/wordml/word16du" xmlns:w16sdtdh="http://schemas.microsoft.com/office/word/2020/wordml/sdtdatahash" xmlns:w16sdtfl="http://schemas.microsoft.com/office/word/2024/wordml/sdtformatlock" xmlns:w16se="http://schemas.microsoft.com/office/word/2015/wordml/symex" xmlns:wpg="http://schemas.microsoft.com/office/word/2010/wordprocessingGroup" xmlns:wpi="http://schemas.microsoft.com/office/word/2010/wordprocessingInk" xmlns:wne="http://schemas.microsoft.com/office/word/2006/wordml" xmlns:wps="http://schemas.microsoft.com/office/word/2010/wordprocessingShape" mc:Ignorable="w14 w15 w16se w16cid w16 w16cex w16sdtdh w16sdtfl w16du wp14">
+<w:hdr xmlns:wpc="http://schemas.microsoft.com/office/word/2010/wordprocessingCanvas" xmlns:cx="http://schemas.microsoft.com/office/drawing/2014/chartex" xmlns:cx1="http://schemas.microsoft.com/office/drawing/2015/9/8/chartex" xmlns:cx2="http://schemas.microsoft.com/office/drawing/2015/10/21/chartex" xmlns:cx3="http://schemas.microsoft.com/office/drawing/2016/5/9/chartex" xmlns:cx4="http://schemas.microsoft.com/office/drawing/2016/5/10/chartex" xmlns:cx5="http://schemas.microsoft.com/office/drawing/2016/5/11/chartex" xmlns:cx6="http://schemas.microsoft.com/office/drawing/2016/5/12/chartex" xmlns:cx7="http://schemas.microsoft.com/office/drawing/2016/5/13/chartex" xmlns:cx8="http://schemas.microsoft.com/office/drawing/2016/5/14/chartex" xmlns:mc="http://schemas.openxmlformats.org/markup-compatibility/2006" xmlns:aink="http://schemas.microsoft.com/office/drawing/2016/ink" xmlns:am3d="http://schemas.microsoft.com/office/drawing/2017/model3d" xmlns:o="urn:schemas-microsoft-com:office:office" xmlns:oel="http://schemas.microsoft.com/office/2019/extlst" xmlns:r="http://schemas.openxmlformats.org/officeDocument/2006/relationships" xmlns:m="http://schemas.openxmlformats.org/officeDocument/2006/math" xmlns:v="urn:schemas-microsoft-com:vml" xmlns:wp14="http://schemas.microsoft.com/office/word/2010/wordprocessingDrawing" xmlns:wp="http://schemas.openxmlformats.org/drawingml/2006/wordprocessingDrawing" xmlns:w10="urn:schemas-microsoft-com:office:word" xmlns:w="http://schemas.openxmlformats.org/wordprocessingml/2006/main" xmlns:w14="http://schemas.microsoft.com/office/word/2010/wordml" xmlns:w15="http://schemas.microsoft.com/office/word/2012/wordml" xmlns:w16cex="http://schemas.microsoft.com/office/word/2018/wordml/cex" xmlns:w16cid="http://schemas.microsoft.com/office/word/2016/wordml/cid" xmlns:w16="http://schemas.microsoft.com/office/word/2018/wordml" xmlns:w16sdtdh="http://schemas.microsoft.com/office/word/2020/wordml/sdtdatahash" xmlns:w16se="http://schemas.microsoft.com/office/word/2015/wordml/symex" xmlns:wpg="http://schemas.microsoft.com/office/word/2010/wordprocessingGroup" xmlns:wpi="http://schemas.microsoft.com/office/word/2010/wordprocessingInk" xmlns:wne="http://schemas.microsoft.com/office/word/2006/wordml" xmlns:wps="http://schemas.microsoft.com/office/word/2010/wordprocessingShape" mc:Ignorable="w14 w15 w16se w16cid w16 w16cex w16sdtdh wp14">
   <w:p>
     <w:pPr>
       <w:spacing w:after="652" w:line="259" w:lineRule="auto"/>
@@ -9993,7 +9957,7 @@
 </file>
 
 <file path=word/header3.xml><?xml version="1.0" encoding="utf-8"?>
-<w:hdr xmlns:wpc="http://schemas.microsoft.com/office/word/2010/wordprocessingCanvas" xmlns:cx="http://schemas.microsoft.com/office/drawing/2014/chartex" xmlns:cx1="http://schemas.microsoft.com/office/drawing/2015/9/8/chartex" xmlns:cx2="http://schemas.microsoft.com/office/drawing/2015/10/21/chartex" xmlns:cx3="http://schemas.microsoft.com/office/drawing/2016/5/9/chartex" xmlns:cx4="http://schemas.microsoft.com/office/drawing/2016/5/10/chartex" xmlns:cx5="http://schemas.microsoft.com/office/drawing/2016/5/11/chartex" xmlns:cx6="http://schemas.microsoft.com/office/drawing/2016/5/12/chartex" xmlns:cx7="http://schemas.microsoft.com/office/drawing/2016/5/13/chartex" xmlns:cx8="http://schemas.microsoft.com/office/drawing/2016/5/14/chartex" xmlns:mc="http://schemas.openxmlformats.org/markup-compatibility/2006" xmlns:aink="http://schemas.microsoft.com/office/drawing/2016/ink" xmlns:am3d="http://schemas.microsoft.com/office/drawing/2017/model3d" xmlns:o="urn:schemas-microsoft-com:office:office" xmlns:oel="http://schemas.microsoft.com/office/2019/extlst" xmlns:r="http://schemas.openxmlformats.org/officeDocument/2006/relationships" xmlns:m="http://schemas.openxmlformats.org/officeDocument/2006/math" xmlns:v="urn:schemas-microsoft-com:vml" xmlns:wp14="http://schemas.microsoft.com/office/word/2010/wordprocessingDrawing" xmlns:wp="http://schemas.openxmlformats.org/drawingml/2006/wordprocessingDrawing" xmlns:w10="urn:schemas-microsoft-com:office:word" xmlns:w="http://schemas.openxmlformats.org/wordprocessingml/2006/main" xmlns:w14="http://schemas.microsoft.com/office/word/2010/wordml" xmlns:w15="http://schemas.microsoft.com/office/word/2012/wordml" xmlns:w16cex="http://schemas.microsoft.com/office/word/2018/wordml/cex" xmlns:w16cid="http://schemas.microsoft.com/office/word/2016/wordml/cid" xmlns:w16="http://schemas.microsoft.com/office/word/2018/wordml" xmlns:w16du="http://schemas.microsoft.com/office/word/2023/wordml/word16du" xmlns:w16sdtdh="http://schemas.microsoft.com/office/word/2020/wordml/sdtdatahash" xmlns:w16sdtfl="http://schemas.microsoft.com/office/word/2024/wordml/sdtformatlock" xmlns:w16se="http://schemas.microsoft.com/office/word/2015/wordml/symex" xmlns:wpg="http://schemas.microsoft.com/office/word/2010/wordprocessingGroup" xmlns:wpi="http://schemas.microsoft.com/office/word/2010/wordprocessingInk" xmlns:wne="http://schemas.microsoft.com/office/word/2006/wordml" xmlns:wps="http://schemas.microsoft.com/office/word/2010/wordprocessingShape" mc:Ignorable="w14 w15 w16se w16cid w16 w16cex w16sdtdh w16sdtfl w16du wp14">
+<w:hdr xmlns:wpc="http://schemas.microsoft.com/office/word/2010/wordprocessingCanvas" xmlns:cx="http://schemas.microsoft.com/office/drawing/2014/chartex" xmlns:cx1="http://schemas.microsoft.com/office/drawing/2015/9/8/chartex" xmlns:cx2="http://schemas.microsoft.com/office/drawing/2015/10/21/chartex" xmlns:cx3="http://schemas.microsoft.com/office/drawing/2016/5/9/chartex" xmlns:cx4="http://schemas.microsoft.com/office/drawing/2016/5/10/chartex" xmlns:cx5="http://schemas.microsoft.com/office/drawing/2016/5/11/chartex" xmlns:cx6="http://schemas.microsoft.com/office/drawing/2016/5/12/chartex" xmlns:cx7="http://schemas.microsoft.com/office/drawing/2016/5/13/chartex" xmlns:cx8="http://schemas.microsoft.com/office/drawing/2016/5/14/chartex" xmlns:mc="http://schemas.openxmlformats.org/markup-compatibility/2006" xmlns:aink="http://schemas.microsoft.com/office/drawing/2016/ink" xmlns:am3d="http://schemas.microsoft.com/office/drawing/2017/model3d" xmlns:o="urn:schemas-microsoft-com:office:office" xmlns:oel="http://schemas.microsoft.com/office/2019/extlst" xmlns:r="http://schemas.openxmlformats.org/officeDocument/2006/relationships" xmlns:m="http://schemas.openxmlformats.org/officeDocument/2006/math" xmlns:v="urn:schemas-microsoft-com:vml" xmlns:wp14="http://schemas.microsoft.com/office/word/2010/wordprocessingDrawing" xmlns:wp="http://schemas.openxmlformats.org/drawingml/2006/wordprocessingDrawing" xmlns:w10="urn:schemas-microsoft-com:office:word" xmlns:w="http://schemas.openxmlformats.org/wordprocessingml/2006/main" xmlns:w14="http://schemas.microsoft.com/office/word/2010/wordml" xmlns:w15="http://schemas.microsoft.com/office/word/2012/wordml" xmlns:w16cex="http://schemas.microsoft.com/office/word/2018/wordml/cex" xmlns:w16cid="http://schemas.microsoft.com/office/word/2016/wordml/cid" xmlns:w16="http://schemas.microsoft.com/office/word/2018/wordml" xmlns:w16sdtdh="http://schemas.microsoft.com/office/word/2020/wordml/sdtdatahash" xmlns:w16se="http://schemas.microsoft.com/office/word/2015/wordml/symex" xmlns:wpg="http://schemas.microsoft.com/office/word/2010/wordprocessingGroup" xmlns:wpi="http://schemas.microsoft.com/office/word/2010/wordprocessingInk" xmlns:wne="http://schemas.microsoft.com/office/word/2006/wordml" xmlns:wps="http://schemas.microsoft.com/office/word/2010/wordprocessingShape" mc:Ignorable="w14 w15 w16se w16cid w16 w16cex w16sdtdh wp14">
   <w:p>
     <w:pPr>
       <w:spacing w:after="652" w:line="259" w:lineRule="auto"/>
@@ -10069,7 +10033,7 @@
 </file>
 
 <file path=word/numbering.xml><?xml version="1.0" encoding="utf-8"?>
-<w:numbering xmlns:wpc="http://schemas.microsoft.com/office/word/2010/wordprocessingCanvas" xmlns:cx="http://schemas.microsoft.com/office/drawing/2014/chartex" xmlns:cx1="http://schemas.microsoft.com/office/drawing/2015/9/8/chartex" xmlns:cx2="http://schemas.microsoft.com/office/drawing/2015/10/21/chartex" xmlns:cx3="http://schemas.microsoft.com/office/drawing/2016/5/9/chartex" xmlns:cx4="http://schemas.microsoft.com/office/drawing/2016/5/10/chartex" xmlns:cx5="http://schemas.microsoft.com/office/drawing/2016/5/11/chartex" xmlns:cx6="http://schemas.microsoft.com/office/drawing/2016/5/12/chartex" xmlns:cx7="http://schemas.microsoft.com/office/drawing/2016/5/13/chartex" xmlns:cx8="http://schemas.microsoft.com/office/drawing/2016/5/14/chartex" xmlns:mc="http://schemas.openxmlformats.org/markup-compatibility/2006" xmlns:aink="http://schemas.microsoft.com/office/drawing/2016/ink" xmlns:am3d="http://schemas.microsoft.com/office/drawing/2017/model3d" xmlns:o="urn:schemas-microsoft-com:office:office" xmlns:oel="http://schemas.microsoft.com/office/2019/extlst" xmlns:r="http://schemas.openxmlformats.org/officeDocument/2006/relationships" xmlns:m="http://schemas.openxmlformats.org/officeDocument/2006/math" xmlns:v="urn:schemas-microsoft-com:vml" xmlns:wp14="http://schemas.microsoft.com/office/word/2010/wordprocessingDrawing" xmlns:wp="http://schemas.openxmlformats.org/drawingml/2006/wordprocessingDrawing" xmlns:w10="urn:schemas-microsoft-com:office:word" xmlns:w="http://schemas.openxmlformats.org/wordprocessingml/2006/main" xmlns:w14="http://schemas.microsoft.com/office/word/2010/wordml" xmlns:w15="http://schemas.microsoft.com/office/word/2012/wordml" xmlns:w16cex="http://schemas.microsoft.com/office/word/2018/wordml/cex" xmlns:w16cid="http://schemas.microsoft.com/office/word/2016/wordml/cid" xmlns:w16="http://schemas.microsoft.com/office/word/2018/wordml" xmlns:w16du="http://schemas.microsoft.com/office/word/2023/wordml/word16du" xmlns:w16sdtdh="http://schemas.microsoft.com/office/word/2020/wordml/sdtdatahash" xmlns:w16sdtfl="http://schemas.microsoft.com/office/word/2024/wordml/sdtformatlock" xmlns:w16se="http://schemas.microsoft.com/office/word/2015/wordml/symex" xmlns:wpg="http://schemas.microsoft.com/office/word/2010/wordprocessingGroup" xmlns:wpi="http://schemas.microsoft.com/office/word/2010/wordprocessingInk" xmlns:wne="http://schemas.microsoft.com/office/word/2006/wordml" xmlns:wps="http://schemas.microsoft.com/office/word/2010/wordprocessingShape" mc:Ignorable="w14 w15 w16se w16cid w16 w16cex w16sdtdh w16sdtfl w16du wp14">
+<w:numbering xmlns:wpc="http://schemas.microsoft.com/office/word/2010/wordprocessingCanvas" xmlns:cx="http://schemas.microsoft.com/office/drawing/2014/chartex" xmlns:cx1="http://schemas.microsoft.com/office/drawing/2015/9/8/chartex" xmlns:cx2="http://schemas.microsoft.com/office/drawing/2015/10/21/chartex" xmlns:cx3="http://schemas.microsoft.com/office/drawing/2016/5/9/chartex" xmlns:cx4="http://schemas.microsoft.com/office/drawing/2016/5/10/chartex" xmlns:cx5="http://schemas.microsoft.com/office/drawing/2016/5/11/chartex" xmlns:cx6="http://schemas.microsoft.com/office/drawing/2016/5/12/chartex" xmlns:cx7="http://schemas.microsoft.com/office/drawing/2016/5/13/chartex" xmlns:cx8="http://schemas.microsoft.com/office/drawing/2016/5/14/chartex" xmlns:mc="http://schemas.openxmlformats.org/markup-compatibility/2006" xmlns:aink="http://schemas.microsoft.com/office/drawing/2016/ink" xmlns:am3d="http://schemas.microsoft.com/office/drawing/2017/model3d" xmlns:o="urn:schemas-microsoft-com:office:office" xmlns:oel="http://schemas.microsoft.com/office/2019/extlst" xmlns:r="http://schemas.openxmlformats.org/officeDocument/2006/relationships" xmlns:m="http://schemas.openxmlformats.org/officeDocument/2006/math" xmlns:v="urn:schemas-microsoft-com:vml" xmlns:wp14="http://schemas.microsoft.com/office/word/2010/wordprocessingDrawing" xmlns:wp="http://schemas.openxmlformats.org/drawingml/2006/wordprocessingDrawing" xmlns:w10="urn:schemas-microsoft-com:office:word" xmlns:w="http://schemas.openxmlformats.org/wordprocessingml/2006/main" xmlns:w14="http://schemas.microsoft.com/office/word/2010/wordml" xmlns:w15="http://schemas.microsoft.com/office/word/2012/wordml" xmlns:w16cex="http://schemas.microsoft.com/office/word/2018/wordml/cex" xmlns:w16cid="http://schemas.microsoft.com/office/word/2016/wordml/cid" xmlns:w16="http://schemas.microsoft.com/office/word/2018/wordml" xmlns:w16sdtdh="http://schemas.microsoft.com/office/word/2020/wordml/sdtdatahash" xmlns:w16se="http://schemas.microsoft.com/office/word/2015/wordml/symex" xmlns:wpg="http://schemas.microsoft.com/office/word/2010/wordprocessingGroup" xmlns:wpi="http://schemas.microsoft.com/office/word/2010/wordprocessingInk" xmlns:wne="http://schemas.microsoft.com/office/word/2006/wordml" xmlns:wps="http://schemas.microsoft.com/office/word/2010/wordprocessingShape" mc:Ignorable="w14 w15 w16se w16cid w16 w16cex w16sdtdh wp14">
   <w:abstractNum w:abstractNumId="0" w15:restartNumberingAfterBreak="0">
     <w:nsid w:val="07D930C4"/>
     <w:multiLevelType w:val="hybridMultilevel"/>
@@ -16740,7 +16704,7 @@
 </file>
 
 <file path=word/styles.xml><?xml version="1.0" encoding="utf-8"?>
-<w:styles xmlns:mc="http://schemas.openxmlformats.org/markup-compatibility/2006" xmlns:r="http://schemas.openxmlformats.org/officeDocument/2006/relationships" xmlns:w="http://schemas.openxmlformats.org/wordprocessingml/2006/main" xmlns:w14="http://schemas.microsoft.com/office/word/2010/wordml" xmlns:w15="http://schemas.microsoft.com/office/word/2012/wordml" xmlns:w16cex="http://schemas.microsoft.com/office/word/2018/wordml/cex" xmlns:w16cid="http://schemas.microsoft.com/office/word/2016/wordml/cid" xmlns:w16="http://schemas.microsoft.com/office/word/2018/wordml" xmlns:w16du="http://schemas.microsoft.com/office/word/2023/wordml/word16du" xmlns:w16sdtdh="http://schemas.microsoft.com/office/word/2020/wordml/sdtdatahash" xmlns:w16sdtfl="http://schemas.microsoft.com/office/word/2024/wordml/sdtformatlock" xmlns:w16se="http://schemas.microsoft.com/office/word/2015/wordml/symex" mc:Ignorable="w14 w15 w16se w16cid w16 w16cex w16sdtdh w16sdtfl w16du">
+<w:styles xmlns:mc="http://schemas.openxmlformats.org/markup-compatibility/2006" xmlns:r="http://schemas.openxmlformats.org/officeDocument/2006/relationships" xmlns:w="http://schemas.openxmlformats.org/wordprocessingml/2006/main" xmlns:w14="http://schemas.microsoft.com/office/word/2010/wordml" xmlns:w15="http://schemas.microsoft.com/office/word/2012/wordml" xmlns:w16cex="http://schemas.microsoft.com/office/word/2018/wordml/cex" xmlns:w16cid="http://schemas.microsoft.com/office/word/2016/wordml/cid" xmlns:w16="http://schemas.microsoft.com/office/word/2018/wordml" xmlns:w16sdtdh="http://schemas.microsoft.com/office/word/2020/wordml/sdtdatahash" xmlns:w16se="http://schemas.microsoft.com/office/word/2015/wordml/symex" mc:Ignorable="w14 w15 w16se w16cid w16 w16cex w16sdtdh">
   <w:docDefaults>
     <w:rPrDefault>
       <w:rPr>
@@ -17151,6 +17115,7 @@
   <w:style w:type="character" w:default="1" w:styleId="Fuentedeprrafopredeter">
     <w:name w:val="Default Paragraph Font"/>
     <w:uiPriority w:val="1"/>
+    <w:semiHidden/>
     <w:unhideWhenUsed/>
   </w:style>
   <w:style w:type="table" w:default="1" w:styleId="Tablanormal">

--- a/trimestre 2/ESTUPIÑAN-FINO DEMETRIOMAURICIO - copia/ADSO/Evidencias de aprendizaje/GUIA/Guía propuesta técnica del software (F).docx
+++ b/trimestre 2/ESTUPIÑAN-FINO DEMETRIOMAURICIO - copia/ADSO/Evidencias de aprendizaje/GUIA/Guía propuesta técnica del software (F).docx
@@ -1,6 +1,6 @@
 
 <file path=word/document.xml><?xml version="1.0" encoding="utf-8"?>
-<w:document xmlns:wpc="http://schemas.microsoft.com/office/word/2010/wordprocessingCanvas" xmlns:cx="http://schemas.microsoft.com/office/drawing/2014/chartex" xmlns:cx1="http://schemas.microsoft.com/office/drawing/2015/9/8/chartex" xmlns:cx2="http://schemas.microsoft.com/office/drawing/2015/10/21/chartex" xmlns:cx3="http://schemas.microsoft.com/office/drawing/2016/5/9/chartex" xmlns:cx4="http://schemas.microsoft.com/office/drawing/2016/5/10/chartex" xmlns:cx5="http://schemas.microsoft.com/office/drawing/2016/5/11/chartex" xmlns:cx6="http://schemas.microsoft.com/office/drawing/2016/5/12/chartex" xmlns:cx7="http://schemas.microsoft.com/office/drawing/2016/5/13/chartex" xmlns:cx8="http://schemas.microsoft.com/office/drawing/2016/5/14/chartex" xmlns:mc="http://schemas.openxmlformats.org/markup-compatibility/2006" xmlns:aink="http://schemas.microsoft.com/office/drawing/2016/ink" xmlns:am3d="http://schemas.microsoft.com/office/drawing/2017/model3d" xmlns:o="urn:schemas-microsoft-com:office:office" xmlns:oel="http://schemas.microsoft.com/office/2019/extlst" xmlns:r="http://schemas.openxmlformats.org/officeDocument/2006/relationships" xmlns:m="http://schemas.openxmlformats.org/officeDocument/2006/math" xmlns:v="urn:schemas-microsoft-com:vml" xmlns:wp14="http://schemas.microsoft.com/office/word/2010/wordprocessingDrawing" xmlns:wp="http://schemas.openxmlformats.org/drawingml/2006/wordprocessingDrawing" xmlns:w10="urn:schemas-microsoft-com:office:word" xmlns:w="http://schemas.openxmlformats.org/wordprocessingml/2006/main" xmlns:w14="http://schemas.microsoft.com/office/word/2010/wordml" xmlns:w15="http://schemas.microsoft.com/office/word/2012/wordml" xmlns:w16cex="http://schemas.microsoft.com/office/word/2018/wordml/cex" xmlns:w16cid="http://schemas.microsoft.com/office/word/2016/wordml/cid" xmlns:w16="http://schemas.microsoft.com/office/word/2018/wordml" xmlns:w16sdtdh="http://schemas.microsoft.com/office/word/2020/wordml/sdtdatahash" xmlns:w16se="http://schemas.microsoft.com/office/word/2015/wordml/symex" xmlns:wpg="http://schemas.microsoft.com/office/word/2010/wordprocessingGroup" xmlns:wpi="http://schemas.microsoft.com/office/word/2010/wordprocessingInk" xmlns:wne="http://schemas.microsoft.com/office/word/2006/wordml" xmlns:wps="http://schemas.microsoft.com/office/word/2010/wordprocessingShape" mc:Ignorable="w14 w15 w16se w16cid w16 w16cex w16sdtdh wp14">
+<w:document xmlns:wpc="http://schemas.microsoft.com/office/word/2010/wordprocessingCanvas" xmlns:cx="http://schemas.microsoft.com/office/drawing/2014/chartex" xmlns:cx1="http://schemas.microsoft.com/office/drawing/2015/9/8/chartex" xmlns:cx2="http://schemas.microsoft.com/office/drawing/2015/10/21/chartex" xmlns:cx3="http://schemas.microsoft.com/office/drawing/2016/5/9/chartex" xmlns:cx4="http://schemas.microsoft.com/office/drawing/2016/5/10/chartex" xmlns:cx5="http://schemas.microsoft.com/office/drawing/2016/5/11/chartex" xmlns:cx6="http://schemas.microsoft.com/office/drawing/2016/5/12/chartex" xmlns:cx7="http://schemas.microsoft.com/office/drawing/2016/5/13/chartex" xmlns:cx8="http://schemas.microsoft.com/office/drawing/2016/5/14/chartex" xmlns:mc="http://schemas.openxmlformats.org/markup-compatibility/2006" xmlns:aink="http://schemas.microsoft.com/office/drawing/2016/ink" xmlns:am3d="http://schemas.microsoft.com/office/drawing/2017/model3d" xmlns:o="urn:schemas-microsoft-com:office:office" xmlns:oel="http://schemas.microsoft.com/office/2019/extlst" xmlns:r="http://schemas.openxmlformats.org/officeDocument/2006/relationships" xmlns:m="http://schemas.openxmlformats.org/officeDocument/2006/math" xmlns:v="urn:schemas-microsoft-com:vml" xmlns:wp14="http://schemas.microsoft.com/office/word/2010/wordprocessingDrawing" xmlns:wp="http://schemas.openxmlformats.org/drawingml/2006/wordprocessingDrawing" xmlns:w10="urn:schemas-microsoft-com:office:word" xmlns:w="http://schemas.openxmlformats.org/wordprocessingml/2006/main" xmlns:w14="http://schemas.microsoft.com/office/word/2010/wordml" xmlns:w15="http://schemas.microsoft.com/office/word/2012/wordml" xmlns:w16cex="http://schemas.microsoft.com/office/word/2018/wordml/cex" xmlns:w16cid="http://schemas.microsoft.com/office/word/2016/wordml/cid" xmlns:w16="http://schemas.microsoft.com/office/word/2018/wordml" xmlns:w16du="http://schemas.microsoft.com/office/word/2023/wordml/word16du" xmlns:w16sdtdh="http://schemas.microsoft.com/office/word/2020/wordml/sdtdatahash" xmlns:w16sdtfl="http://schemas.microsoft.com/office/word/2024/wordml/sdtformatlock" xmlns:w16se="http://schemas.microsoft.com/office/word/2015/wordml/symex" xmlns:wpg="http://schemas.microsoft.com/office/word/2010/wordprocessingGroup" xmlns:wpi="http://schemas.microsoft.com/office/word/2010/wordprocessingInk" xmlns:wne="http://schemas.microsoft.com/office/word/2006/wordml" xmlns:wps="http://schemas.microsoft.com/office/word/2010/wordprocessingShape" mc:Ignorable="w14 w15 w16se w16cid w16 w16cex w16sdtdh w16sdtfl w16du wp14">
   <w:body>
     <w:p>
       <w:pPr>
@@ -2604,7 +2604,10 @@
         <w:ind w:firstLine="0"/>
       </w:pPr>
       <w:r>
-        <w:t>RTA:</w:t>
+        <w:t>RTA</w:t>
+      </w:r>
+      <w:r>
+        <w:t>: (archivo adjunto)</w:t>
       </w:r>
     </w:p>
     <w:p>
@@ -2613,53 +2616,6 @@
         <w:ind w:firstLine="0"/>
         <w:jc w:val="center"/>
       </w:pPr>
-      <w:r>
-        <w:rPr>
-          <w:noProof/>
-        </w:rPr>
-        <w:lastRenderedPageBreak/>
-        <w:drawing>
-          <wp:inline distT="0" distB="0" distL="0" distR="0" wp14:anchorId="2133ABDC" wp14:editId="7B5F4016">
-            <wp:extent cx="6155690" cy="2664460"/>
-            <wp:effectExtent l="0" t="0" r="0" b="2540"/>
-            <wp:docPr id="1" name="Imagen 1"/>
-            <wp:cNvGraphicFramePr>
-              <a:graphicFrameLocks xmlns:a="http://schemas.openxmlformats.org/drawingml/2006/main" noChangeAspect="1"/>
-            </wp:cNvGraphicFramePr>
-            <a:graphic xmlns:a="http://schemas.openxmlformats.org/drawingml/2006/main">
-              <a:graphicData uri="http://schemas.openxmlformats.org/drawingml/2006/picture">
-                <pic:pic xmlns:pic="http://schemas.openxmlformats.org/drawingml/2006/picture">
-                  <pic:nvPicPr>
-                    <pic:cNvPr id="1" name="Imagen 1"/>
-                    <pic:cNvPicPr/>
-                  </pic:nvPicPr>
-                  <pic:blipFill>
-                    <a:blip r:embed="rId8">
-                      <a:extLst>
-                        <a:ext uri="{28A0092B-C50C-407E-A947-70E740481C1C}">
-                          <a14:useLocalDpi xmlns:a14="http://schemas.microsoft.com/office/drawing/2010/main" val="0"/>
-                        </a:ext>
-                      </a:extLst>
-                    </a:blip>
-                    <a:stretch>
-                      <a:fillRect/>
-                    </a:stretch>
-                  </pic:blipFill>
-                  <pic:spPr>
-                    <a:xfrm>
-                      <a:off x="0" y="0"/>
-                      <a:ext cx="6155690" cy="2664460"/>
-                    </a:xfrm>
-                    <a:prstGeom prst="rect">
-                      <a:avLst/>
-                    </a:prstGeom>
-                  </pic:spPr>
-                </pic:pic>
-              </a:graphicData>
-            </a:graphic>
-          </wp:inline>
-        </w:drawing>
-      </w:r>
     </w:p>
     <w:p>
       <w:pPr>
@@ -2744,6 +2700,7 @@
                 <w:b/>
                 <w:bCs/>
               </w:rPr>
+              <w:lastRenderedPageBreak/>
               <w:t>Modalidad de contratación</w:t>
             </w:r>
           </w:p>
@@ -3036,7 +2993,6 @@
         <w:ind w:firstLine="0"/>
       </w:pPr>
       <w:r>
-        <w:lastRenderedPageBreak/>
         <w:t>RTA:</w:t>
       </w:r>
       <w:r>
@@ -3172,6 +3128,7 @@
         <w:pStyle w:val="Prrafodelista"/>
       </w:pPr>
       <w:r>
+        <w:lastRenderedPageBreak/>
         <w:t>El aprendiz apropiará los conceptos relacionados con las actividades que pueden desarrollarse después de la entrega de un software, comprendiendo la importancia de establecer condiciones claras para atender errores, solicitudes de soporte, necesidades de mantenimiento y requerimientos del cliente.</w:t>
       </w:r>
     </w:p>
@@ -3323,7 +3280,6 @@
         </w:numPr>
       </w:pPr>
       <w:r>
-        <w:lastRenderedPageBreak/>
         <w:t>Tiempo de respuesta.</w:t>
       </w:r>
     </w:p>
@@ -3477,7 +3433,11 @@
         <w:ind w:firstLine="0"/>
       </w:pPr>
       <w:r>
-        <w:t>RTA: Un error es una falla en el software que provoca un funcionamiento incorrecto. Por ejemplo, cuando el sistema calcula mal un valor. Un incidente es un problema reportado por un usuario durante el uso del sistema, como no poder iniciar sesión. El soporte consiste en la ayuda que se brinda a los usuarios cuando presentan dificultades o dudas. El mantenimiento corresponde a las acciones realizadas para corregir errores, mejorar el sistema o actualizar sus funcionalidades.</w:t>
+        <w:t xml:space="preserve">RTA: Un error es una falla en el software que provoca un funcionamiento incorrecto. Por ejemplo, cuando el sistema calcula mal un valor. Un incidente es un problema reportado por </w:t>
+      </w:r>
+      <w:r>
+        <w:lastRenderedPageBreak/>
+        <w:t>un usuario durante el uso del sistema, como no poder iniciar sesión. El soporte consiste en la ayuda que se brinda a los usuarios cuando presentan dificultades o dudas. El mantenimiento corresponde a las acciones realizadas para corregir errores, mejorar el sistema o actualizar sus funcionalidades.</w:t>
       </w:r>
     </w:p>
     <w:p>
@@ -3570,7 +3530,6 @@
         <w:ind w:firstLine="0"/>
       </w:pPr>
       <w:r>
-        <w:lastRenderedPageBreak/>
         <w:t>RTA:</w:t>
       </w:r>
     </w:p>
@@ -3933,6 +3892,7 @@
                 <w:b/>
                 <w:bCs/>
               </w:rPr>
+              <w:lastRenderedPageBreak/>
               <w:t>Situación</w:t>
             </w:r>
           </w:p>
@@ -4426,7 +4386,6 @@
           <w:b/>
           <w:bCs/>
         </w:rPr>
-        <w:lastRenderedPageBreak/>
         <w:t>Investigar y reconocer el concepto de Acuerdo de Nivel de Servicio (SLA), su finalidad y los elementos que puede contener.</w:t>
       </w:r>
     </w:p>
@@ -4495,10 +4454,7 @@
     <w:p>
       <w:pPr>
         <w:pStyle w:val="Prrafodelista"/>
-        <w:numPr>
-          <w:ilvl w:val="0"/>
-          <w:numId w:val="31"/>
-        </w:numPr>
+        <w:ind w:firstLine="0"/>
         <w:rPr>
           <w:b/>
           <w:bCs/>
@@ -4573,6 +4529,7 @@
                 <w:b/>
                 <w:bCs/>
               </w:rPr>
+              <w:lastRenderedPageBreak/>
               <w:t>Servicio</w:t>
             </w:r>
           </w:p>
@@ -5276,7 +5233,11 @@
         <w:ind w:firstLine="0"/>
       </w:pPr>
       <w:r>
-        <w:t>Aplicar los conocimientos adquiridos durante la guía para estructurar una propuesta técnica y económica para el desarrollo de un aplicativo de gestión de parqueadero, teniendo en cuenta la planificación del proyecto, los recursos necesarios, los tiempos de ejecución, el presupuesto, la modalidad de contratación y las condiciones básicas de soporte.</w:t>
+        <w:t xml:space="preserve">Aplicar los conocimientos adquiridos durante la guía para estructurar una propuesta técnica y económica para el desarrollo de un aplicativo de gestión de parqueadero, teniendo en </w:t>
+      </w:r>
+      <w:r>
+        <w:lastRenderedPageBreak/>
+        <w:t>cuenta la planificación del proyecto, los recursos necesarios, los tiempos de ejecución, el presupuesto, la modalidad de contratación y las condiciones básicas de soporte.</w:t>
       </w:r>
     </w:p>
     <w:p>
@@ -5381,88 +5342,88 @@
         <w:ind w:firstLine="0"/>
       </w:pPr>
       <w:r>
+        <w:t>Actualmente, gran parte de la información se registra manualmente, lo que genera dificultades para conocer la cantidad de vehículos dentro del parqueadero, calcular correctamente los valores a pagar y consultar información histórica.</w:t>
+      </w:r>
+    </w:p>
+    <w:p>
+      <w:pPr>
+        <w:pStyle w:val="Prrafodelista"/>
+        <w:ind w:firstLine="0"/>
+      </w:pPr>
+    </w:p>
+    <w:p>
+      <w:pPr>
+        <w:pStyle w:val="Prrafodelista"/>
+        <w:ind w:firstLine="0"/>
+      </w:pPr>
+      <w:r>
+        <w:t>El propietario desea contratar un equipo de desarrollo para construir un aplicativo que permita organizar y controlar estas operaciones.</w:t>
+      </w:r>
+    </w:p>
+    <w:p>
+      <w:pPr>
+        <w:pStyle w:val="Prrafodelista"/>
+        <w:ind w:firstLine="0"/>
+      </w:pPr>
+    </w:p>
+    <w:p>
+      <w:pPr>
+        <w:pStyle w:val="Prrafodelista"/>
+        <w:ind w:firstLine="0"/>
+      </w:pPr>
+      <w:r>
+        <w:t>Necesidades iniciales del cliente</w:t>
+      </w:r>
+    </w:p>
+    <w:p>
+      <w:pPr>
+        <w:pStyle w:val="Prrafodelista"/>
+        <w:ind w:firstLine="0"/>
+      </w:pPr>
+    </w:p>
+    <w:p>
+      <w:pPr>
+        <w:pStyle w:val="Prrafodelista"/>
+        <w:ind w:firstLine="0"/>
+      </w:pPr>
+      <w:r>
+        <w:t>1. Registro de ingreso de vehículos</w:t>
+      </w:r>
+    </w:p>
+    <w:p>
+      <w:pPr>
+        <w:pStyle w:val="Prrafodelista"/>
+        <w:ind w:firstLine="0"/>
+      </w:pPr>
+      <w:r>
+        <w:t>El sistema debe permitir registrar:</w:t>
+      </w:r>
+    </w:p>
+    <w:p>
+      <w:pPr>
+        <w:pStyle w:val="Prrafodelista"/>
+        <w:ind w:firstLine="0"/>
+      </w:pPr>
+      <w:r>
+        <w:t>Placa del vehículo.</w:t>
+      </w:r>
+    </w:p>
+    <w:p>
+      <w:pPr>
+        <w:pStyle w:val="Prrafodelista"/>
+        <w:ind w:firstLine="0"/>
+      </w:pPr>
+      <w:r>
+        <w:t>Tipo de vehículo.</w:t>
+      </w:r>
+    </w:p>
+    <w:p>
+      <w:pPr>
+        <w:pStyle w:val="Prrafodelista"/>
+        <w:ind w:firstLine="0"/>
+      </w:pPr>
+      <w:r>
         <w:lastRenderedPageBreak/>
-        <w:t>Actualmente, gran parte de la información se registra manualmente, lo que genera dificultades para conocer la cantidad de vehículos dentro del parqueadero, calcular correctamente los valores a pagar y consultar información histórica.</w:t>
-      </w:r>
-    </w:p>
-    <w:p>
-      <w:pPr>
-        <w:pStyle w:val="Prrafodelista"/>
-        <w:ind w:firstLine="0"/>
-      </w:pPr>
-    </w:p>
-    <w:p>
-      <w:pPr>
-        <w:pStyle w:val="Prrafodelista"/>
-        <w:ind w:firstLine="0"/>
-      </w:pPr>
-      <w:r>
-        <w:t>El propietario desea contratar un equipo de desarrollo para construir un aplicativo que permita organizar y controlar estas operaciones.</w:t>
-      </w:r>
-    </w:p>
-    <w:p>
-      <w:pPr>
-        <w:pStyle w:val="Prrafodelista"/>
-        <w:ind w:firstLine="0"/>
-      </w:pPr>
-    </w:p>
-    <w:p>
-      <w:pPr>
-        <w:pStyle w:val="Prrafodelista"/>
-        <w:ind w:firstLine="0"/>
-      </w:pPr>
-      <w:r>
-        <w:t>Necesidades iniciales del cliente</w:t>
-      </w:r>
-    </w:p>
-    <w:p>
-      <w:pPr>
-        <w:pStyle w:val="Prrafodelista"/>
-        <w:ind w:firstLine="0"/>
-      </w:pPr>
-    </w:p>
-    <w:p>
-      <w:pPr>
-        <w:pStyle w:val="Prrafodelista"/>
-        <w:ind w:firstLine="0"/>
-      </w:pPr>
-      <w:r>
-        <w:t>1. Registro de ingreso de vehículos</w:t>
-      </w:r>
-    </w:p>
-    <w:p>
-      <w:pPr>
-        <w:pStyle w:val="Prrafodelista"/>
-        <w:ind w:firstLine="0"/>
-      </w:pPr>
-      <w:r>
-        <w:t>El sistema debe permitir registrar:</w:t>
-      </w:r>
-    </w:p>
-    <w:p>
-      <w:pPr>
-        <w:pStyle w:val="Prrafodelista"/>
-        <w:ind w:firstLine="0"/>
-      </w:pPr>
-      <w:r>
-        <w:t>Placa del vehículo.</w:t>
-      </w:r>
-    </w:p>
-    <w:p>
-      <w:pPr>
-        <w:pStyle w:val="Prrafodelista"/>
-        <w:ind w:firstLine="0"/>
-      </w:pPr>
-      <w:r>
-        <w:t>Tipo de vehículo.</w:t>
-      </w:r>
-    </w:p>
-    <w:p>
-      <w:pPr>
-        <w:pStyle w:val="Prrafodelista"/>
-        <w:ind w:firstLine="0"/>
-      </w:pPr>
-      <w:r>
         <w:t>Fecha y hora de ingreso.</w:t>
       </w:r>
     </w:p>
@@ -5652,7 +5613,6 @@
         <w:ind w:firstLine="0"/>
       </w:pPr>
       <w:r>
-        <w:lastRenderedPageBreak/>
         <w:t>Operador del parqueadero.</w:t>
       </w:r>
     </w:p>
@@ -5765,6 +5725,7 @@
           <w:b/>
           <w:bCs/>
         </w:rPr>
+        <w:lastRenderedPageBreak/>
         <w:t>Reto integrador</w:t>
       </w:r>
     </w:p>
@@ -6011,7 +5972,6 @@
         </w:numPr>
       </w:pPr>
       <w:r>
-        <w:lastRenderedPageBreak/>
         <w:t xml:space="preserve">Capacitación y soporte inicial. </w:t>
       </w:r>
     </w:p>
@@ -6097,15 +6057,7 @@
         </w:numPr>
       </w:pPr>
       <w:r>
-        <w:t xml:space="preserve">Desarrollador </w:t>
-      </w:r>
-      <w:proofErr w:type="spellStart"/>
-      <w:r>
-        <w:t>Backend</w:t>
-      </w:r>
-      <w:proofErr w:type="spellEnd"/>
-      <w:r>
-        <w:t xml:space="preserve">. </w:t>
+        <w:t xml:space="preserve">Desarrollador Backend. </w:t>
       </w:r>
     </w:p>
     <w:p>
@@ -6117,15 +6069,7 @@
         </w:numPr>
       </w:pPr>
       <w:r>
-        <w:t xml:space="preserve">Desarrollador </w:t>
-      </w:r>
-      <w:proofErr w:type="spellStart"/>
-      <w:r>
-        <w:t>Frontend</w:t>
-      </w:r>
-      <w:proofErr w:type="spellEnd"/>
-      <w:r>
-        <w:t xml:space="preserve">. </w:t>
+        <w:t xml:space="preserve">Desarrollador Frontend. </w:t>
       </w:r>
     </w:p>
     <w:p>
@@ -6157,6 +6101,7 @@
         <w:pStyle w:val="Prrafodelista"/>
       </w:pPr>
       <w:r>
+        <w:lastRenderedPageBreak/>
         <w:t>No es obligatorio utilizar todos estos perfiles. El equipo deberá justificar cuáles necesita y por qué.</w:t>
       </w:r>
     </w:p>
@@ -6374,7 +6319,6 @@
         </w:numPr>
       </w:pPr>
       <w:r>
-        <w:lastRenderedPageBreak/>
         <w:t xml:space="preserve">Forma de pago propuesta. </w:t>
       </w:r>
     </w:p>
@@ -6512,6 +6456,7 @@
                 <w:b/>
                 <w:bCs/>
               </w:rPr>
+              <w:lastRenderedPageBreak/>
               <w:t>Situación</w:t>
             </w:r>
           </w:p>
@@ -6937,97 +6882,97 @@
         <w:ind w:firstLine="0"/>
       </w:pPr>
       <w:r>
+        <w:t>6. Organización y planificación del proyecto</w:t>
+      </w:r>
+    </w:p>
+    <w:p>
+      <w:pPr>
+        <w:pStyle w:val="Prrafodelista"/>
+        <w:ind w:firstLine="0"/>
+      </w:pPr>
+      <w:r>
+        <w:t>7. Diagrama de Gantt</w:t>
+      </w:r>
+    </w:p>
+    <w:p>
+      <w:pPr>
+        <w:pStyle w:val="Prrafodelista"/>
+        <w:ind w:firstLine="0"/>
+      </w:pPr>
+      <w:r>
+        <w:t>8. Equipo de trabajo y responsabilidades</w:t>
+      </w:r>
+    </w:p>
+    <w:p>
+      <w:pPr>
+        <w:pStyle w:val="Prrafodelista"/>
+        <w:ind w:firstLine="0"/>
+      </w:pPr>
+      <w:r>
+        <w:t>9. Presupuesto y costos</w:t>
+      </w:r>
+    </w:p>
+    <w:p>
+      <w:pPr>
+        <w:pStyle w:val="Prrafodelista"/>
+        <w:ind w:firstLine="0"/>
+      </w:pPr>
+      <w:r>
+        <w:t>10. Precio de la propuesta</w:t>
+      </w:r>
+    </w:p>
+    <w:p>
+      <w:pPr>
+        <w:pStyle w:val="Prrafodelista"/>
+        <w:ind w:firstLine="0"/>
+      </w:pPr>
+      <w:r>
+        <w:t>11. Modalidad de contratación</w:t>
+      </w:r>
+    </w:p>
+    <w:p>
+      <w:pPr>
+        <w:pStyle w:val="Prrafodelista"/>
+        <w:ind w:firstLine="0"/>
+      </w:pPr>
+      <w:r>
+        <w:t>12. Forma de pago</w:t>
+      </w:r>
+    </w:p>
+    <w:p>
+      <w:pPr>
+        <w:pStyle w:val="Prrafodelista"/>
+        <w:ind w:firstLine="0"/>
+      </w:pPr>
+      <w:r>
+        <w:t>13. Condiciones de soporte y mantenimiento</w:t>
+      </w:r>
+    </w:p>
+    <w:p>
+      <w:pPr>
+        <w:pStyle w:val="Prrafodelista"/>
+        <w:ind w:firstLine="0"/>
+      </w:pPr>
+      <w:r>
+        <w:t>14. Estructura básica del SLA</w:t>
+      </w:r>
+    </w:p>
+    <w:p>
+      <w:pPr>
+        <w:pStyle w:val="Prrafodelista"/>
+        <w:ind w:firstLine="0"/>
+      </w:pPr>
+      <w:r>
+        <w:t>15. Conclusiones</w:t>
+      </w:r>
+    </w:p>
+    <w:p>
+      <w:pPr>
+        <w:pStyle w:val="Prrafodelista"/>
+        <w:ind w:firstLine="0"/>
+      </w:pPr>
+      <w:r>
         <w:lastRenderedPageBreak/>
-        <w:t>6. Organización y planificación del proyecto</w:t>
-      </w:r>
-    </w:p>
-    <w:p>
-      <w:pPr>
-        <w:pStyle w:val="Prrafodelista"/>
-        <w:ind w:firstLine="0"/>
-      </w:pPr>
-      <w:r>
-        <w:t>7. Diagrama de Gantt</w:t>
-      </w:r>
-    </w:p>
-    <w:p>
-      <w:pPr>
-        <w:pStyle w:val="Prrafodelista"/>
-        <w:ind w:firstLine="0"/>
-      </w:pPr>
-      <w:r>
-        <w:t>8. Equipo de trabajo y responsabilidades</w:t>
-      </w:r>
-    </w:p>
-    <w:p>
-      <w:pPr>
-        <w:pStyle w:val="Prrafodelista"/>
-        <w:ind w:firstLine="0"/>
-      </w:pPr>
-      <w:r>
-        <w:t>9. Presupuesto y costos</w:t>
-      </w:r>
-    </w:p>
-    <w:p>
-      <w:pPr>
-        <w:pStyle w:val="Prrafodelista"/>
-        <w:ind w:firstLine="0"/>
-      </w:pPr>
-      <w:r>
-        <w:t>10. Precio de la propuesta</w:t>
-      </w:r>
-    </w:p>
-    <w:p>
-      <w:pPr>
-        <w:pStyle w:val="Prrafodelista"/>
-        <w:ind w:firstLine="0"/>
-      </w:pPr>
-      <w:r>
-        <w:t>11. Modalidad de contratación</w:t>
-      </w:r>
-    </w:p>
-    <w:p>
-      <w:pPr>
-        <w:pStyle w:val="Prrafodelista"/>
-        <w:ind w:firstLine="0"/>
-      </w:pPr>
-      <w:r>
-        <w:t>12. Forma de pago</w:t>
-      </w:r>
-    </w:p>
-    <w:p>
-      <w:pPr>
-        <w:pStyle w:val="Prrafodelista"/>
-        <w:ind w:firstLine="0"/>
-      </w:pPr>
-      <w:r>
-        <w:t>13. Condiciones de soporte y mantenimiento</w:t>
-      </w:r>
-    </w:p>
-    <w:p>
-      <w:pPr>
-        <w:pStyle w:val="Prrafodelista"/>
-        <w:ind w:firstLine="0"/>
-      </w:pPr>
-      <w:r>
-        <w:t>14. Estructura básica del SLA</w:t>
-      </w:r>
-    </w:p>
-    <w:p>
-      <w:pPr>
-        <w:pStyle w:val="Prrafodelista"/>
-        <w:ind w:firstLine="0"/>
-      </w:pPr>
-      <w:r>
-        <w:t>15. Conclusiones</w:t>
-      </w:r>
-    </w:p>
-    <w:p>
-      <w:pPr>
-        <w:pStyle w:val="Prrafodelista"/>
-        <w:ind w:firstLine="0"/>
-      </w:pPr>
-      <w:r>
         <w:t>Socialización</w:t>
       </w:r>
     </w:p>
@@ -7186,6 +7131,18 @@
       </w:pPr>
       <w:r>
         <w:t>Duración: 12 horas.</w:t>
+      </w:r>
+    </w:p>
+    <w:p>
+      <w:pPr>
+        <w:pStyle w:val="Prrafodelista"/>
+        <w:pBdr>
+          <w:bottom w:val="single" w:sz="6" w:space="1" w:color="auto"/>
+        </w:pBdr>
+        <w:ind w:firstLine="0"/>
+      </w:pPr>
+      <w:r>
+        <w:t>RTA 3.4 (Adjunto el diagrama de gant solicitado)</w:t>
       </w:r>
     </w:p>
     <w:p>
@@ -7547,92 +7504,52 @@
         <w:ind w:firstLine="0"/>
       </w:pPr>
       <w:r>
+        <w:t>• ACUERDO DE NIVEL DE SERVICIO (SLA - Service Level Agreement): Contrato formal entre el proveedor</w:t>
+      </w:r>
+    </w:p>
+    <w:p>
+      <w:pPr>
+        <w:pStyle w:val="Prrafodelista"/>
+        <w:ind w:firstLine="0"/>
+      </w:pPr>
+      <w:r>
+        <w:t>tecnológico y su cliente que define parámetros clave como la disponibilidad del sistema, tiempos</w:t>
+      </w:r>
+    </w:p>
+    <w:p>
+      <w:pPr>
+        <w:pStyle w:val="Prrafodelista"/>
+        <w:ind w:firstLine="0"/>
+      </w:pPr>
+      <w:r>
+        <w:t>máximos de respuesta ante fallos y las penalizaciones económicas por incumplimiento. [1]</w:t>
+      </w:r>
+    </w:p>
+    <w:p>
+      <w:pPr>
+        <w:pStyle w:val="Prrafodelista"/>
+        <w:ind w:firstLine="0"/>
+      </w:pPr>
+      <w:r>
+        <w:t>• API (Application Programming Interface): Conjunto de reglas y protocolos que permite a diferentes</w:t>
+      </w:r>
+    </w:p>
+    <w:p>
+      <w:pPr>
+        <w:pStyle w:val="Prrafodelista"/>
+        <w:ind w:firstLine="0"/>
+      </w:pPr>
+      <w:r>
+        <w:t>aplicaciones de software comunicarse e interactuar entre sí. En el proyecto, se usa para conectar el</w:t>
+      </w:r>
+    </w:p>
+    <w:p>
+      <w:pPr>
+        <w:pStyle w:val="Prrafodelista"/>
+        <w:ind w:firstLine="0"/>
+      </w:pPr>
+      <w:r>
         <w:lastRenderedPageBreak/>
-        <w:t xml:space="preserve">• ACUERDO DE NIVEL DE SERVICIO (SLA - </w:t>
-      </w:r>
-      <w:proofErr w:type="spellStart"/>
-      <w:r>
-        <w:t>Service</w:t>
-      </w:r>
-      <w:proofErr w:type="spellEnd"/>
-      <w:r>
-        <w:t xml:space="preserve"> </w:t>
-      </w:r>
-      <w:proofErr w:type="spellStart"/>
-      <w:r>
-        <w:t>Level</w:t>
-      </w:r>
-      <w:proofErr w:type="spellEnd"/>
-      <w:r>
-        <w:t xml:space="preserve"> </w:t>
-      </w:r>
-      <w:proofErr w:type="spellStart"/>
-      <w:r>
-        <w:t>Agreement</w:t>
-      </w:r>
-      <w:proofErr w:type="spellEnd"/>
-      <w:r>
-        <w:t>): Contrato formal entre el proveedor</w:t>
-      </w:r>
-    </w:p>
-    <w:p>
-      <w:pPr>
-        <w:pStyle w:val="Prrafodelista"/>
-        <w:ind w:firstLine="0"/>
-      </w:pPr>
-      <w:r>
-        <w:t>tecnológico y su cliente que define parámetros clave como la disponibilidad del sistema, tiempos</w:t>
-      </w:r>
-    </w:p>
-    <w:p>
-      <w:pPr>
-        <w:pStyle w:val="Prrafodelista"/>
-        <w:ind w:firstLine="0"/>
-      </w:pPr>
-      <w:r>
-        <w:t>máximos de respuesta ante fallos y las penalizaciones económicas por incumplimiento. [1]</w:t>
-      </w:r>
-    </w:p>
-    <w:p>
-      <w:pPr>
-        <w:pStyle w:val="Prrafodelista"/>
-        <w:ind w:firstLine="0"/>
-      </w:pPr>
-      <w:r>
-        <w:t>• API (</w:t>
-      </w:r>
-      <w:proofErr w:type="spellStart"/>
-      <w:r>
-        <w:t>Application</w:t>
-      </w:r>
-      <w:proofErr w:type="spellEnd"/>
-      <w:r>
-        <w:t xml:space="preserve"> </w:t>
-      </w:r>
-      <w:proofErr w:type="spellStart"/>
-      <w:r>
-        <w:t>Programming</w:t>
-      </w:r>
-      <w:proofErr w:type="spellEnd"/>
-      <w:r>
-        <w:t xml:space="preserve"> Interface): Conjunto de reglas y protocolos que permite a diferentes</w:t>
-      </w:r>
-    </w:p>
-    <w:p>
-      <w:pPr>
-        <w:pStyle w:val="Prrafodelista"/>
-        <w:ind w:firstLine="0"/>
-      </w:pPr>
-      <w:r>
-        <w:t>aplicaciones de software comunicarse e interactuar entre sí. En el proyecto, se usa para conectar el</w:t>
-      </w:r>
-    </w:p>
-    <w:p>
-      <w:pPr>
-        <w:pStyle w:val="Prrafodelista"/>
-        <w:ind w:firstLine="0"/>
-      </w:pPr>
-      <w:r>
         <w:t>sistema de parqueo con los servidores de la DIAN. [1, 2]</w:t>
       </w:r>
     </w:p>
@@ -7786,52 +7703,52 @@
         <w:ind w:firstLine="0"/>
       </w:pPr>
       <w:r>
+        <w:t>• CARGA PRESTACIONAL: Conjunto de beneficios de ley obligatorios adicionales al salario base de un</w:t>
+      </w:r>
+    </w:p>
+    <w:p>
+      <w:pPr>
+        <w:pStyle w:val="Prrafodelista"/>
+        <w:ind w:firstLine="0"/>
+      </w:pPr>
+      <w:r>
+        <w:t>trabajador bajo contrato laboral. En Colombia equivale al 21.83% mensual (Prima, Cesantías, Intereses</w:t>
+      </w:r>
+    </w:p>
+    <w:p>
+      <w:pPr>
+        <w:pStyle w:val="Prrafodelista"/>
+        <w:ind w:firstLine="0"/>
+      </w:pPr>
+      <w:r>
+        <w:t>de Cesantías y Vacaciones).</w:t>
+      </w:r>
+    </w:p>
+    <w:p>
+      <w:pPr>
+        <w:pStyle w:val="Prrafodelista"/>
+        <w:ind w:firstLine="0"/>
+      </w:pPr>
+      <w:r>
+        <w:t>• CESANTÍAS: Prestación social obligatoria en Colombia destinada a proteger al trabajador cuando quede</w:t>
+      </w:r>
+    </w:p>
+    <w:p>
+      <w:pPr>
+        <w:pStyle w:val="Prrafodelista"/>
+        <w:ind w:firstLine="0"/>
+      </w:pPr>
+      <w:r>
+        <w:t>desempleado. Equivale a un mes de salario por año laborado y se consigna anualmente en un fondo</w:t>
+      </w:r>
+    </w:p>
+    <w:p>
+      <w:pPr>
+        <w:pStyle w:val="Prrafodelista"/>
+        <w:ind w:firstLine="0"/>
+      </w:pPr>
+      <w:r>
         <w:lastRenderedPageBreak/>
-        <w:t>• CARGA PRESTACIONAL: Conjunto de beneficios de ley obligatorios adicionales al salario base de un</w:t>
-      </w:r>
-    </w:p>
-    <w:p>
-      <w:pPr>
-        <w:pStyle w:val="Prrafodelista"/>
-        <w:ind w:firstLine="0"/>
-      </w:pPr>
-      <w:r>
-        <w:t>trabajador bajo contrato laboral. En Colombia equivale al 21.83% mensual (Prima, Cesantías, Intereses</w:t>
-      </w:r>
-    </w:p>
-    <w:p>
-      <w:pPr>
-        <w:pStyle w:val="Prrafodelista"/>
-        <w:ind w:firstLine="0"/>
-      </w:pPr>
-      <w:r>
-        <w:t>de Cesantías y Vacaciones).</w:t>
-      </w:r>
-    </w:p>
-    <w:p>
-      <w:pPr>
-        <w:pStyle w:val="Prrafodelista"/>
-        <w:ind w:firstLine="0"/>
-      </w:pPr>
-      <w:r>
-        <w:t>• CESANTÍAS: Prestación social obligatoria en Colombia destinada a proteger al trabajador cuando quede</w:t>
-      </w:r>
-    </w:p>
-    <w:p>
-      <w:pPr>
-        <w:pStyle w:val="Prrafodelista"/>
-        <w:ind w:firstLine="0"/>
-      </w:pPr>
-      <w:r>
-        <w:t>desempleado. Equivale a un mes de salario por año laborado y se consigna anualmente en un fondo</w:t>
-      </w:r>
-    </w:p>
-    <w:p>
-      <w:pPr>
-        <w:pStyle w:val="Prrafodelista"/>
-        <w:ind w:firstLine="0"/>
-      </w:pPr>
-      <w:r>
         <w:t>especializado a más tardar el 14 de febrero.</w:t>
       </w:r>
     </w:p>
@@ -7904,39 +7821,7 @@
         <w:ind w:firstLine="0"/>
       </w:pPr>
       <w:r>
-        <w:t>• CRUD (</w:t>
-      </w:r>
-      <w:proofErr w:type="spellStart"/>
-      <w:r>
-        <w:t>Create</w:t>
-      </w:r>
-      <w:proofErr w:type="spellEnd"/>
-      <w:r>
-        <w:t xml:space="preserve">, </w:t>
-      </w:r>
-      <w:proofErr w:type="spellStart"/>
-      <w:r>
-        <w:t>Read</w:t>
-      </w:r>
-      <w:proofErr w:type="spellEnd"/>
-      <w:r>
-        <w:t xml:space="preserve">, </w:t>
-      </w:r>
-      <w:proofErr w:type="spellStart"/>
-      <w:r>
-        <w:t>Update</w:t>
-      </w:r>
-      <w:proofErr w:type="spellEnd"/>
-      <w:r>
-        <w:t xml:space="preserve">, </w:t>
-      </w:r>
-      <w:proofErr w:type="spellStart"/>
-      <w:r>
-        <w:t>Delete</w:t>
-      </w:r>
-      <w:proofErr w:type="spellEnd"/>
-      <w:r>
-        <w:t>): Acrónimo que define las cuatro funciones básicas que debe</w:t>
+        <w:t>• CRUD (Create, Read, Update, Delete): Acrónimo que define las cuatro funciones básicas que debe</w:t>
       </w:r>
     </w:p>
     <w:p>
@@ -7999,15 +7884,7 @@
         <w:ind w:firstLine="0"/>
       </w:pPr>
       <w:r>
-        <w:t>• DESPLIEGUE (</w:t>
-      </w:r>
-      <w:proofErr w:type="spellStart"/>
-      <w:r>
-        <w:t>Deployment</w:t>
-      </w:r>
-      <w:proofErr w:type="spellEnd"/>
-      <w:r>
-        <w:t>): Fase del ciclo de vida del software en la cual la aplicación se instala,</w:t>
+        <w:t>• DESPLIEGUE (Deployment): Fase del ciclo de vida del software en la cual la aplicación se instala,</w:t>
       </w:r>
     </w:p>
     <w:p>
@@ -8025,61 +7902,61 @@
         <w:ind w:firstLine="0"/>
       </w:pPr>
       <w:r>
+        <w:t>utilizarla.</w:t>
+      </w:r>
+    </w:p>
+    <w:p>
+      <w:pPr>
+        <w:pStyle w:val="Prrafodelista"/>
+        <w:ind w:firstLine="0"/>
+      </w:pPr>
+      <w:r>
+        <w:t>• DIAGRAMA DE GANTT: Herramienta gráfica de gestión de proyectos que expone el cronograma de</w:t>
+      </w:r>
+    </w:p>
+    <w:p>
+      <w:pPr>
+        <w:pStyle w:val="Prrafodelista"/>
+        <w:ind w:firstLine="0"/>
+      </w:pPr>
+      <w:r>
+        <w:t>actividades en un eje temporal, detallando la fecha de inicio, duración, fin, recursos asignados y</w:t>
+      </w:r>
+    </w:p>
+    <w:p>
+      <w:pPr>
+        <w:pStyle w:val="Prrafodelista"/>
+        <w:ind w:firstLine="0"/>
+      </w:pPr>
+      <w:r>
+        <w:t>dependencias de cada tarea.</w:t>
+      </w:r>
+    </w:p>
+    <w:p>
+      <w:pPr>
+        <w:pStyle w:val="Prrafodelista"/>
+        <w:ind w:firstLine="0"/>
+      </w:pPr>
+      <w:r>
+        <w:t>E</w:t>
+      </w:r>
+    </w:p>
+    <w:p>
+      <w:pPr>
+        <w:pStyle w:val="Prrafodelista"/>
+        <w:ind w:firstLine="0"/>
+      </w:pPr>
+      <w:r>
+        <w:t>• ESTRUCTURA DE DESGLOSE DEL TRABAJO (EDT / WBS): Descomposición jerárquica y orientada al</w:t>
+      </w:r>
+    </w:p>
+    <w:p>
+      <w:pPr>
+        <w:pStyle w:val="Prrafodelista"/>
+        <w:ind w:firstLine="0"/>
+      </w:pPr>
+      <w:r>
         <w:lastRenderedPageBreak/>
-        <w:t>utilizarla.</w:t>
-      </w:r>
-    </w:p>
-    <w:p>
-      <w:pPr>
-        <w:pStyle w:val="Prrafodelista"/>
-        <w:ind w:firstLine="0"/>
-      </w:pPr>
-      <w:r>
-        <w:t>• DIAGRAMA DE GANTT: Herramienta gráfica de gestión de proyectos que expone el cronograma de</w:t>
-      </w:r>
-    </w:p>
-    <w:p>
-      <w:pPr>
-        <w:pStyle w:val="Prrafodelista"/>
-        <w:ind w:firstLine="0"/>
-      </w:pPr>
-      <w:r>
-        <w:t>actividades en un eje temporal, detallando la fecha de inicio, duración, fin, recursos asignados y</w:t>
-      </w:r>
-    </w:p>
-    <w:p>
-      <w:pPr>
-        <w:pStyle w:val="Prrafodelista"/>
-        <w:ind w:firstLine="0"/>
-      </w:pPr>
-      <w:r>
-        <w:t>dependencias de cada tarea.</w:t>
-      </w:r>
-    </w:p>
-    <w:p>
-      <w:pPr>
-        <w:pStyle w:val="Prrafodelista"/>
-        <w:ind w:firstLine="0"/>
-      </w:pPr>
-      <w:r>
-        <w:t>E</w:t>
-      </w:r>
-    </w:p>
-    <w:p>
-      <w:pPr>
-        <w:pStyle w:val="Prrafodelista"/>
-        <w:ind w:firstLine="0"/>
-      </w:pPr>
-      <w:r>
-        <w:t>• ESTRUCTURA DE DESGLOSE DEL TRABAJO (EDT / WBS): Descomposición jerárquica y orientada al</w:t>
-      </w:r>
-    </w:p>
-    <w:p>
-      <w:pPr>
-        <w:pStyle w:val="Prrafodelista"/>
-        <w:ind w:firstLine="0"/>
-      </w:pPr>
-      <w:r>
         <w:t>producto final de todo el alcance de un proyecto. Divide el desarrollo del software en entregables y</w:t>
       </w:r>
     </w:p>
@@ -8161,23 +8038,7 @@
         <w:ind w:firstLine="0"/>
       </w:pPr>
       <w:r>
-        <w:t>• HISTORIAS DE USUARIO (</w:t>
-      </w:r>
-      <w:proofErr w:type="spellStart"/>
-      <w:r>
-        <w:t>User</w:t>
-      </w:r>
-      <w:proofErr w:type="spellEnd"/>
-      <w:r>
-        <w:t xml:space="preserve"> </w:t>
-      </w:r>
-      <w:proofErr w:type="spellStart"/>
-      <w:r>
-        <w:t>Stories</w:t>
-      </w:r>
-      <w:proofErr w:type="spellEnd"/>
-      <w:r>
-        <w:t>): Descripciones cortas, simples y escritas en lenguaje natural de</w:t>
+        <w:t>• HISTORIAS DE USUARIO (User Stories): Descripciones cortas, simples y escritas en lenguaje natural de</w:t>
       </w:r>
     </w:p>
     <w:p>
@@ -8204,15 +8065,7 @@
         <w:ind w:firstLine="0"/>
       </w:pPr>
       <w:r>
-        <w:t>• HITOS (</w:t>
-      </w:r>
-      <w:proofErr w:type="spellStart"/>
-      <w:r>
-        <w:t>Milestones</w:t>
-      </w:r>
-      <w:proofErr w:type="spellEnd"/>
-      <w:r>
-        <w:t>): Puntos de referencia o eventos clave dentro del cronograma de desarrollo que</w:t>
+        <w:t>• HITOS (Milestones): Puntos de referencia o eventos clave dentro del cronograma de desarrollo que</w:t>
       </w:r>
     </w:p>
     <w:p>
@@ -8257,52 +8110,52 @@
         <w:ind w:firstLine="0"/>
       </w:pPr>
       <w:r>
+        <w:t>I</w:t>
+      </w:r>
+    </w:p>
+    <w:p>
+      <w:pPr>
+        <w:pStyle w:val="Prrafodelista"/>
+        <w:ind w:firstLine="0"/>
+      </w:pPr>
+      <w:r>
+        <w:t>• INTEGRACIÓN CON HARDWARE: Proceso de programar el software para que interactúe directamente</w:t>
+      </w:r>
+    </w:p>
+    <w:p>
+      <w:pPr>
+        <w:pStyle w:val="Prrafodelista"/>
+        <w:ind w:firstLine="0"/>
+      </w:pPr>
+      <w:r>
+        <w:t>con dispositivos físicos externos, tales como las talanqueras del parqueadero, sensores de presencia o</w:t>
+      </w:r>
+    </w:p>
+    <w:p>
+      <w:pPr>
+        <w:pStyle w:val="Prrafodelista"/>
+        <w:ind w:firstLine="0"/>
+      </w:pPr>
+      <w:r>
+        <w:t>impresoras térmicas POS.</w:t>
+      </w:r>
+    </w:p>
+    <w:p>
+      <w:pPr>
+        <w:pStyle w:val="Prrafodelista"/>
+        <w:ind w:firstLine="0"/>
+      </w:pPr>
+      <w:r>
+        <w:t>• INTERESES SOBRE CESANTÍAS: Utilidad legal obligatoria que el empleador paga directamente al</w:t>
+      </w:r>
+    </w:p>
+    <w:p>
+      <w:pPr>
+        <w:pStyle w:val="Prrafodelista"/>
+        <w:ind w:firstLine="0"/>
+      </w:pPr>
+      <w:r>
         <w:lastRenderedPageBreak/>
-        <w:t>I</w:t>
-      </w:r>
-    </w:p>
-    <w:p>
-      <w:pPr>
-        <w:pStyle w:val="Prrafodelista"/>
-        <w:ind w:firstLine="0"/>
-      </w:pPr>
-      <w:r>
-        <w:t>• INTEGRACIÓN CON HARDWARE: Proceso de programar el software para que interactúe directamente</w:t>
-      </w:r>
-    </w:p>
-    <w:p>
-      <w:pPr>
-        <w:pStyle w:val="Prrafodelista"/>
-        <w:ind w:firstLine="0"/>
-      </w:pPr>
-      <w:r>
-        <w:t>con dispositivos físicos externos, tales como las talanqueras del parqueadero, sensores de presencia o</w:t>
-      </w:r>
-    </w:p>
-    <w:p>
-      <w:pPr>
-        <w:pStyle w:val="Prrafodelista"/>
-        <w:ind w:firstLine="0"/>
-      </w:pPr>
-      <w:r>
-        <w:t>impresoras térmicas POS.</w:t>
-      </w:r>
-    </w:p>
-    <w:p>
-      <w:pPr>
-        <w:pStyle w:val="Prrafodelista"/>
-        <w:ind w:firstLine="0"/>
-      </w:pPr>
-      <w:r>
-        <w:t>• INTERESES SOBRE CESANTÍAS: Utilidad legal obligatoria que el empleador paga directamente al</w:t>
-      </w:r>
-    </w:p>
-    <w:p>
-      <w:pPr>
-        <w:pStyle w:val="Prrafodelista"/>
-        <w:ind w:firstLine="0"/>
-      </w:pPr>
-      <w:r>
         <w:t>trabajador sobre las cesantías acumuladas a diciembre. Corresponde al 12% anual (o 1% mensual</w:t>
       </w:r>
     </w:p>
@@ -8465,52 +8318,52 @@
         <w:ind w:firstLine="0"/>
       </w:pPr>
       <w:r>
+        <w:t>final se pospone en la misma proporción.</w:t>
+      </w:r>
+    </w:p>
+    <w:p>
+      <w:pPr>
+        <w:pStyle w:val="Prrafodelista"/>
+        <w:ind w:firstLine="0"/>
+      </w:pPr>
+      <w:r>
+        <w:t>S</w:t>
+      </w:r>
+    </w:p>
+    <w:p>
+      <w:pPr>
+        <w:pStyle w:val="Prrafodelista"/>
+        <w:ind w:firstLine="0"/>
+      </w:pPr>
+      <w:r>
+        <w:t>• SAAS (Software as a Service): Modelo de distribución de software donde las aplicaciones están</w:t>
+      </w:r>
+    </w:p>
+    <w:p>
+      <w:pPr>
+        <w:pStyle w:val="Prrafodelista"/>
+        <w:ind w:firstLine="0"/>
+      </w:pPr>
+      <w:r>
+        <w:t>alojadas por un proveedor en la nube y los clientes acceden a ellas a través de Internet (común en la</w:t>
+      </w:r>
+    </w:p>
+    <w:p>
+      <w:pPr>
+        <w:pStyle w:val="Prrafodelista"/>
+        <w:ind w:firstLine="0"/>
+      </w:pPr>
+      <w:r>
+        <w:t>comercialización de sistemas de parqueo modernos).</w:t>
+      </w:r>
+    </w:p>
+    <w:p>
+      <w:pPr>
+        <w:pStyle w:val="Prrafodelista"/>
+        <w:ind w:firstLine="0"/>
+      </w:pPr>
+      <w:r>
         <w:lastRenderedPageBreak/>
-        <w:t>final se pospone en la misma proporción.</w:t>
-      </w:r>
-    </w:p>
-    <w:p>
-      <w:pPr>
-        <w:pStyle w:val="Prrafodelista"/>
-        <w:ind w:firstLine="0"/>
-      </w:pPr>
-      <w:r>
-        <w:t>S</w:t>
-      </w:r>
-    </w:p>
-    <w:p>
-      <w:pPr>
-        <w:pStyle w:val="Prrafodelista"/>
-        <w:ind w:firstLine="0"/>
-      </w:pPr>
-      <w:r>
-        <w:t>• SAAS (Software as a Service): Modelo de distribución de software donde las aplicaciones están</w:t>
-      </w:r>
-    </w:p>
-    <w:p>
-      <w:pPr>
-        <w:pStyle w:val="Prrafodelista"/>
-        <w:ind w:firstLine="0"/>
-      </w:pPr>
-      <w:r>
-        <w:t>alojadas por un proveedor en la nube y los clientes acceden a ellas a través de Internet (común en la</w:t>
-      </w:r>
-    </w:p>
-    <w:p>
-      <w:pPr>
-        <w:pStyle w:val="Prrafodelista"/>
-        <w:ind w:firstLine="0"/>
-      </w:pPr>
-      <w:r>
-        <w:t>comercialización de sistemas de parqueo modernos).</w:t>
-      </w:r>
-    </w:p>
-    <w:p>
-      <w:pPr>
-        <w:pStyle w:val="Prrafodelista"/>
-        <w:ind w:firstLine="0"/>
-      </w:pPr>
-      <w:r>
         <w:t>• SCRUM MASTER: Facilitador del proyecto y líder servicial encargado de asegurar que el equipo de</w:t>
       </w:r>
     </w:p>
@@ -8538,15 +8391,7 @@
         <w:ind w:firstLine="0"/>
       </w:pPr>
       <w:r>
-        <w:t xml:space="preserve">• SISTEMA POS (Point </w:t>
-      </w:r>
-      <w:proofErr w:type="spellStart"/>
-      <w:r>
-        <w:t>of</w:t>
-      </w:r>
-      <w:proofErr w:type="spellEnd"/>
-      <w:r>
-        <w:t xml:space="preserve"> Sale): Sistema de facturación en el punto de venta destinado a registrar</w:t>
+        <w:t>• SISTEMA POS (Point of Sale): Sistema de facturación en el punto de venta destinado a registrar</w:t>
       </w:r>
     </w:p>
     <w:p>
@@ -8745,6 +8590,7 @@
         <w:pStyle w:val="Prrafodelista"/>
       </w:pPr>
       <w:r>
+        <w:lastRenderedPageBreak/>
         <w:t>https://www-microsoft-com.translate.goog/en-us/microsoft-365/planner/projectmanagement?_</w:t>
       </w:r>
     </w:p>
@@ -8752,58 +8598,16 @@
       <w:pPr>
         <w:pStyle w:val="Prrafodelista"/>
       </w:pPr>
-      <w:proofErr w:type="spellStart"/>
-      <w:r>
-        <w:t>x_tr_sl</w:t>
-      </w:r>
-      <w:proofErr w:type="spellEnd"/>
-      <w:r>
-        <w:t>=en&amp;_</w:t>
-      </w:r>
-      <w:proofErr w:type="spellStart"/>
-      <w:r>
-        <w:t>x_tr_tl</w:t>
-      </w:r>
-      <w:proofErr w:type="spellEnd"/>
-      <w:r>
-        <w:t>=es&amp;_</w:t>
-      </w:r>
-      <w:proofErr w:type="spellStart"/>
-      <w:r>
-        <w:t>x_tr_hl</w:t>
-      </w:r>
-      <w:proofErr w:type="spellEnd"/>
-      <w:r>
-        <w:t>=es&amp;_</w:t>
-      </w:r>
-      <w:proofErr w:type="spellStart"/>
-      <w:r>
-        <w:t>x_tr_pto</w:t>
-      </w:r>
-      <w:proofErr w:type="spellEnd"/>
-      <w:r>
-        <w:t>=</w:t>
-      </w:r>
-      <w:proofErr w:type="spellStart"/>
-      <w:r>
-        <w:t>tc</w:t>
-      </w:r>
-      <w:proofErr w:type="spellEnd"/>
-    </w:p>
-    <w:p>
-      <w:pPr>
-        <w:pStyle w:val="Prrafodelista"/>
-      </w:pPr>
-      <w:r>
-        <w:t xml:space="preserve">• Introducción a UML – </w:t>
-      </w:r>
-      <w:proofErr w:type="spellStart"/>
-      <w:r>
-        <w:t>Lucidchart</w:t>
-      </w:r>
-      <w:proofErr w:type="spellEnd"/>
-      <w:r>
-        <w:t>:</w:t>
+      <w:r>
+        <w:t>x_tr_sl=en&amp;_x_tr_tl=es&amp;_x_tr_hl=es&amp;_x_tr_pto=tc</w:t>
+      </w:r>
+    </w:p>
+    <w:p>
+      <w:pPr>
+        <w:pStyle w:val="Prrafodelista"/>
+      </w:pPr>
+      <w:r>
+        <w:t>• Introducción a UML – Lucidchart:</w:t>
       </w:r>
     </w:p>
     <w:p>
@@ -8931,13 +8735,8 @@
         <w:pStyle w:val="Prrafodelista"/>
       </w:pPr>
       <w:r>
-        <w:t xml:space="preserve">• Microsoft </w:t>
-      </w:r>
-      <w:proofErr w:type="spellStart"/>
-      <w:r>
-        <w:t>Progect</w:t>
-      </w:r>
-      <w:proofErr w:type="spellEnd"/>
+        <w:t>• Microsoft Progect</w:t>
+      </w:r>
     </w:p>
     <w:p>
       <w:pPr>
@@ -9008,13 +8807,8 @@
         <w:pStyle w:val="Prrafodelista"/>
       </w:pPr>
       <w:r>
-        <w:t xml:space="preserve">• Videos educativos sobre Microsoft </w:t>
-      </w:r>
-      <w:proofErr w:type="spellStart"/>
-      <w:r>
-        <w:t>prpject</w:t>
-      </w:r>
-      <w:proofErr w:type="spellEnd"/>
+        <w:t>• Videos educativos sobre Microsoft prpject</w:t>
+      </w:r>
     </w:p>
     <w:p>
       <w:pPr>
@@ -9024,7 +8818,7 @@
       <w:r>
         <w:t xml:space="preserve">o </w:t>
       </w:r>
-      <w:hyperlink r:id="rId9" w:history="1">
+      <w:hyperlink r:id="rId8" w:history="1">
         <w:r>
           <w:rPr>
             <w:rStyle w:val="Hipervnculo"/>
@@ -9377,6 +9171,7 @@
           <w:b/>
           <w:bCs/>
         </w:rPr>
+        <w:lastRenderedPageBreak/>
         <w:t xml:space="preserve">CONTROL DE CAMBIOS </w:t>
       </w:r>
       <w:r>
@@ -9608,12 +9403,12 @@
       </w:pPr>
     </w:p>
     <w:sectPr>
-      <w:headerReference w:type="even" r:id="rId10"/>
-      <w:headerReference w:type="default" r:id="rId11"/>
-      <w:footerReference w:type="even" r:id="rId12"/>
-      <w:footerReference w:type="default" r:id="rId13"/>
-      <w:headerReference w:type="first" r:id="rId14"/>
-      <w:footerReference w:type="first" r:id="rId15"/>
+      <w:headerReference w:type="even" r:id="rId9"/>
+      <w:headerReference w:type="default" r:id="rId10"/>
+      <w:footerReference w:type="even" r:id="rId11"/>
+      <w:footerReference w:type="default" r:id="rId12"/>
+      <w:headerReference w:type="first" r:id="rId13"/>
+      <w:footerReference w:type="first" r:id="rId14"/>
       <w:pgSz w:w="12240" w:h="15840"/>
       <w:pgMar w:top="1909" w:right="986" w:bottom="1580" w:left="1560" w:header="755" w:footer="708" w:gutter="0"/>
       <w:cols w:space="720"/>
@@ -9623,7 +9418,7 @@
 </file>
 
 <file path=word/endnotes.xml><?xml version="1.0" encoding="utf-8"?>
-<w:endnotes xmlns:wpc="http://schemas.microsoft.com/office/word/2010/wordprocessingCanvas" xmlns:cx="http://schemas.microsoft.com/office/drawing/2014/chartex" xmlns:cx1="http://schemas.microsoft.com/office/drawing/2015/9/8/chartex" xmlns:cx2="http://schemas.microsoft.com/office/drawing/2015/10/21/chartex" xmlns:cx3="http://schemas.microsoft.com/office/drawing/2016/5/9/chartex" xmlns:cx4="http://schemas.microsoft.com/office/drawing/2016/5/10/chartex" xmlns:cx5="http://schemas.microsoft.com/office/drawing/2016/5/11/chartex" xmlns:cx6="http://schemas.microsoft.com/office/drawing/2016/5/12/chartex" xmlns:cx7="http://schemas.microsoft.com/office/drawing/2016/5/13/chartex" xmlns:cx8="http://schemas.microsoft.com/office/drawing/2016/5/14/chartex" xmlns:mc="http://schemas.openxmlformats.org/markup-compatibility/2006" xmlns:aink="http://schemas.microsoft.com/office/drawing/2016/ink" xmlns:am3d="http://schemas.microsoft.com/office/drawing/2017/model3d" xmlns:o="urn:schemas-microsoft-com:office:office" xmlns:oel="http://schemas.microsoft.com/office/2019/extlst" xmlns:r="http://schemas.openxmlformats.org/officeDocument/2006/relationships" xmlns:m="http://schemas.openxmlformats.org/officeDocument/2006/math" xmlns:v="urn:schemas-microsoft-com:vml" xmlns:wp14="http://schemas.microsoft.com/office/word/2010/wordprocessingDrawing" xmlns:wp="http://schemas.openxmlformats.org/drawingml/2006/wordprocessingDrawing" xmlns:w10="urn:schemas-microsoft-com:office:word" xmlns:w="http://schemas.openxmlformats.org/wordprocessingml/2006/main" xmlns:w14="http://schemas.microsoft.com/office/word/2010/wordml" xmlns:w15="http://schemas.microsoft.com/office/word/2012/wordml" xmlns:w16cex="http://schemas.microsoft.com/office/word/2018/wordml/cex" xmlns:w16cid="http://schemas.microsoft.com/office/word/2016/wordml/cid" xmlns:w16="http://schemas.microsoft.com/office/word/2018/wordml" xmlns:w16sdtdh="http://schemas.microsoft.com/office/word/2020/wordml/sdtdatahash" xmlns:w16se="http://schemas.microsoft.com/office/word/2015/wordml/symex" xmlns:wpg="http://schemas.microsoft.com/office/word/2010/wordprocessingGroup" xmlns:wpi="http://schemas.microsoft.com/office/word/2010/wordprocessingInk" xmlns:wne="http://schemas.microsoft.com/office/word/2006/wordml" xmlns:wps="http://schemas.microsoft.com/office/word/2010/wordprocessingShape" mc:Ignorable="w14 w15 w16se w16cid w16 w16cex w16sdtdh wp14">
+<w:endnotes xmlns:wpc="http://schemas.microsoft.com/office/word/2010/wordprocessingCanvas" xmlns:cx="http://schemas.microsoft.com/office/drawing/2014/chartex" xmlns:cx1="http://schemas.microsoft.com/office/drawing/2015/9/8/chartex" xmlns:cx2="http://schemas.microsoft.com/office/drawing/2015/10/21/chartex" xmlns:cx3="http://schemas.microsoft.com/office/drawing/2016/5/9/chartex" xmlns:cx4="http://schemas.microsoft.com/office/drawing/2016/5/10/chartex" xmlns:cx5="http://schemas.microsoft.com/office/drawing/2016/5/11/chartex" xmlns:cx6="http://schemas.microsoft.com/office/drawing/2016/5/12/chartex" xmlns:cx7="http://schemas.microsoft.com/office/drawing/2016/5/13/chartex" xmlns:cx8="http://schemas.microsoft.com/office/drawing/2016/5/14/chartex" xmlns:mc="http://schemas.openxmlformats.org/markup-compatibility/2006" xmlns:aink="http://schemas.microsoft.com/office/drawing/2016/ink" xmlns:am3d="http://schemas.microsoft.com/office/drawing/2017/model3d" xmlns:o="urn:schemas-microsoft-com:office:office" xmlns:oel="http://schemas.microsoft.com/office/2019/extlst" xmlns:r="http://schemas.openxmlformats.org/officeDocument/2006/relationships" xmlns:m="http://schemas.openxmlformats.org/officeDocument/2006/math" xmlns:v="urn:schemas-microsoft-com:vml" xmlns:wp14="http://schemas.microsoft.com/office/word/2010/wordprocessingDrawing" xmlns:wp="http://schemas.openxmlformats.org/drawingml/2006/wordprocessingDrawing" xmlns:w10="urn:schemas-microsoft-com:office:word" xmlns:w="http://schemas.openxmlformats.org/wordprocessingml/2006/main" xmlns:w14="http://schemas.microsoft.com/office/word/2010/wordml" xmlns:w15="http://schemas.microsoft.com/office/word/2012/wordml" xmlns:w16cex="http://schemas.microsoft.com/office/word/2018/wordml/cex" xmlns:w16cid="http://schemas.microsoft.com/office/word/2016/wordml/cid" xmlns:w16="http://schemas.microsoft.com/office/word/2018/wordml" xmlns:w16du="http://schemas.microsoft.com/office/word/2023/wordml/word16du" xmlns:w16sdtdh="http://schemas.microsoft.com/office/word/2020/wordml/sdtdatahash" xmlns:w16sdtfl="http://schemas.microsoft.com/office/word/2024/wordml/sdtformatlock" xmlns:w16se="http://schemas.microsoft.com/office/word/2015/wordml/symex" xmlns:wpg="http://schemas.microsoft.com/office/word/2010/wordprocessingGroup" xmlns:wpi="http://schemas.microsoft.com/office/word/2010/wordprocessingInk" xmlns:wne="http://schemas.microsoft.com/office/word/2006/wordml" xmlns:wps="http://schemas.microsoft.com/office/word/2010/wordprocessingShape" mc:Ignorable="w14 w15 w16se w16cid w16 w16cex w16sdtdh w16sdtfl w16du wp14">
   <w:endnote w:type="separator" w:id="-1">
     <w:p>
       <w:pPr>
@@ -9648,7 +9443,7 @@
 </file>
 
 <file path=word/footer1.xml><?xml version="1.0" encoding="utf-8"?>
-<w:ftr xmlns:wpc="http://schemas.microsoft.com/office/word/2010/wordprocessingCanvas" xmlns:cx="http://schemas.microsoft.com/office/drawing/2014/chartex" xmlns:cx1="http://schemas.microsoft.com/office/drawing/2015/9/8/chartex" xmlns:cx2="http://schemas.microsoft.com/office/drawing/2015/10/21/chartex" xmlns:cx3="http://schemas.microsoft.com/office/drawing/2016/5/9/chartex" xmlns:cx4="http://schemas.microsoft.com/office/drawing/2016/5/10/chartex" xmlns:cx5="http://schemas.microsoft.com/office/drawing/2016/5/11/chartex" xmlns:cx6="http://schemas.microsoft.com/office/drawing/2016/5/12/chartex" xmlns:cx7="http://schemas.microsoft.com/office/drawing/2016/5/13/chartex" xmlns:cx8="http://schemas.microsoft.com/office/drawing/2016/5/14/chartex" xmlns:mc="http://schemas.openxmlformats.org/markup-compatibility/2006" xmlns:aink="http://schemas.microsoft.com/office/drawing/2016/ink" xmlns:am3d="http://schemas.microsoft.com/office/drawing/2017/model3d" xmlns:o="urn:schemas-microsoft-com:office:office" xmlns:oel="http://schemas.microsoft.com/office/2019/extlst" xmlns:r="http://schemas.openxmlformats.org/officeDocument/2006/relationships" xmlns:m="http://schemas.openxmlformats.org/officeDocument/2006/math" xmlns:v="urn:schemas-microsoft-com:vml" xmlns:wp14="http://schemas.microsoft.com/office/word/2010/wordprocessingDrawing" xmlns:wp="http://schemas.openxmlformats.org/drawingml/2006/wordprocessingDrawing" xmlns:w10="urn:schemas-microsoft-com:office:word" xmlns:w="http://schemas.openxmlformats.org/wordprocessingml/2006/main" xmlns:w14="http://schemas.microsoft.com/office/word/2010/wordml" xmlns:w15="http://schemas.microsoft.com/office/word/2012/wordml" xmlns:w16cex="http://schemas.microsoft.com/office/word/2018/wordml/cex" xmlns:w16cid="http://schemas.microsoft.com/office/word/2016/wordml/cid" xmlns:w16="http://schemas.microsoft.com/office/word/2018/wordml" xmlns:w16sdtdh="http://schemas.microsoft.com/office/word/2020/wordml/sdtdatahash" xmlns:w16se="http://schemas.microsoft.com/office/word/2015/wordml/symex" xmlns:wpg="http://schemas.microsoft.com/office/word/2010/wordprocessingGroup" xmlns:wpi="http://schemas.microsoft.com/office/word/2010/wordprocessingInk" xmlns:wne="http://schemas.microsoft.com/office/word/2006/wordml" xmlns:wps="http://schemas.microsoft.com/office/word/2010/wordprocessingShape" mc:Ignorable="w14 w15 w16se w16cid w16 w16cex w16sdtdh wp14">
+<w:ftr xmlns:wpc="http://schemas.microsoft.com/office/word/2010/wordprocessingCanvas" xmlns:cx="http://schemas.microsoft.com/office/drawing/2014/chartex" xmlns:cx1="http://schemas.microsoft.com/office/drawing/2015/9/8/chartex" xmlns:cx2="http://schemas.microsoft.com/office/drawing/2015/10/21/chartex" xmlns:cx3="http://schemas.microsoft.com/office/drawing/2016/5/9/chartex" xmlns:cx4="http://schemas.microsoft.com/office/drawing/2016/5/10/chartex" xmlns:cx5="http://schemas.microsoft.com/office/drawing/2016/5/11/chartex" xmlns:cx6="http://schemas.microsoft.com/office/drawing/2016/5/12/chartex" xmlns:cx7="http://schemas.microsoft.com/office/drawing/2016/5/13/chartex" xmlns:cx8="http://schemas.microsoft.com/office/drawing/2016/5/14/chartex" xmlns:mc="http://schemas.openxmlformats.org/markup-compatibility/2006" xmlns:aink="http://schemas.microsoft.com/office/drawing/2016/ink" xmlns:am3d="http://schemas.microsoft.com/office/drawing/2017/model3d" xmlns:o="urn:schemas-microsoft-com:office:office" xmlns:oel="http://schemas.microsoft.com/office/2019/extlst" xmlns:r="http://schemas.openxmlformats.org/officeDocument/2006/relationships" xmlns:m="http://schemas.openxmlformats.org/officeDocument/2006/math" xmlns:v="urn:schemas-microsoft-com:vml" xmlns:wp14="http://schemas.microsoft.com/office/word/2010/wordprocessingDrawing" xmlns:wp="http://schemas.openxmlformats.org/drawingml/2006/wordprocessingDrawing" xmlns:w10="urn:schemas-microsoft-com:office:word" xmlns:w="http://schemas.openxmlformats.org/wordprocessingml/2006/main" xmlns:w14="http://schemas.microsoft.com/office/word/2010/wordml" xmlns:w15="http://schemas.microsoft.com/office/word/2012/wordml" xmlns:w16cex="http://schemas.microsoft.com/office/word/2018/wordml/cex" xmlns:w16cid="http://schemas.microsoft.com/office/word/2016/wordml/cid" xmlns:w16="http://schemas.microsoft.com/office/word/2018/wordml" xmlns:w16du="http://schemas.microsoft.com/office/word/2023/wordml/word16du" xmlns:w16sdtdh="http://schemas.microsoft.com/office/word/2020/wordml/sdtdatahash" xmlns:w16sdtfl="http://schemas.microsoft.com/office/word/2024/wordml/sdtformatlock" xmlns:w16se="http://schemas.microsoft.com/office/word/2015/wordml/symex" xmlns:wpg="http://schemas.microsoft.com/office/word/2010/wordprocessingGroup" xmlns:wpi="http://schemas.microsoft.com/office/word/2010/wordprocessingInk" xmlns:wne="http://schemas.microsoft.com/office/word/2006/wordml" xmlns:wps="http://schemas.microsoft.com/office/word/2010/wordprocessingShape" mc:Ignorable="w14 w15 w16se w16cid w16 w16cex w16sdtdh w16sdtfl w16du wp14">
   <w:p>
     <w:pPr>
       <w:spacing w:after="21" w:line="259" w:lineRule="auto"/>
@@ -9692,7 +9487,7 @@
 </file>
 
 <file path=word/footer2.xml><?xml version="1.0" encoding="utf-8"?>
-<w:ftr xmlns:wpc="http://schemas.microsoft.com/office/word/2010/wordprocessingCanvas" xmlns:cx="http://schemas.microsoft.com/office/drawing/2014/chartex" xmlns:cx1="http://schemas.microsoft.com/office/drawing/2015/9/8/chartex" xmlns:cx2="http://schemas.microsoft.com/office/drawing/2015/10/21/chartex" xmlns:cx3="http://schemas.microsoft.com/office/drawing/2016/5/9/chartex" xmlns:cx4="http://schemas.microsoft.com/office/drawing/2016/5/10/chartex" xmlns:cx5="http://schemas.microsoft.com/office/drawing/2016/5/11/chartex" xmlns:cx6="http://schemas.microsoft.com/office/drawing/2016/5/12/chartex" xmlns:cx7="http://schemas.microsoft.com/office/drawing/2016/5/13/chartex" xmlns:cx8="http://schemas.microsoft.com/office/drawing/2016/5/14/chartex" xmlns:mc="http://schemas.openxmlformats.org/markup-compatibility/2006" xmlns:aink="http://schemas.microsoft.com/office/drawing/2016/ink" xmlns:am3d="http://schemas.microsoft.com/office/drawing/2017/model3d" xmlns:o="urn:schemas-microsoft-com:office:office" xmlns:oel="http://schemas.microsoft.com/office/2019/extlst" xmlns:r="http://schemas.openxmlformats.org/officeDocument/2006/relationships" xmlns:m="http://schemas.openxmlformats.org/officeDocument/2006/math" xmlns:v="urn:schemas-microsoft-com:vml" xmlns:wp14="http://schemas.microsoft.com/office/word/2010/wordprocessingDrawing" xmlns:wp="http://schemas.openxmlformats.org/drawingml/2006/wordprocessingDrawing" xmlns:w10="urn:schemas-microsoft-com:office:word" xmlns:w="http://schemas.openxmlformats.org/wordprocessingml/2006/main" xmlns:w14="http://schemas.microsoft.com/office/word/2010/wordml" xmlns:w15="http://schemas.microsoft.com/office/word/2012/wordml" xmlns:w16cex="http://schemas.microsoft.com/office/word/2018/wordml/cex" xmlns:w16cid="http://schemas.microsoft.com/office/word/2016/wordml/cid" xmlns:w16="http://schemas.microsoft.com/office/word/2018/wordml" xmlns:w16sdtdh="http://schemas.microsoft.com/office/word/2020/wordml/sdtdatahash" xmlns:w16se="http://schemas.microsoft.com/office/word/2015/wordml/symex" xmlns:wpg="http://schemas.microsoft.com/office/word/2010/wordprocessingGroup" xmlns:wpi="http://schemas.microsoft.com/office/word/2010/wordprocessingInk" xmlns:wne="http://schemas.microsoft.com/office/word/2006/wordml" xmlns:wps="http://schemas.microsoft.com/office/word/2010/wordprocessingShape" mc:Ignorable="w14 w15 w16se w16cid w16 w16cex w16sdtdh wp14">
+<w:ftr xmlns:wpc="http://schemas.microsoft.com/office/word/2010/wordprocessingCanvas" xmlns:cx="http://schemas.microsoft.com/office/drawing/2014/chartex" xmlns:cx1="http://schemas.microsoft.com/office/drawing/2015/9/8/chartex" xmlns:cx2="http://schemas.microsoft.com/office/drawing/2015/10/21/chartex" xmlns:cx3="http://schemas.microsoft.com/office/drawing/2016/5/9/chartex" xmlns:cx4="http://schemas.microsoft.com/office/drawing/2016/5/10/chartex" xmlns:cx5="http://schemas.microsoft.com/office/drawing/2016/5/11/chartex" xmlns:cx6="http://schemas.microsoft.com/office/drawing/2016/5/12/chartex" xmlns:cx7="http://schemas.microsoft.com/office/drawing/2016/5/13/chartex" xmlns:cx8="http://schemas.microsoft.com/office/drawing/2016/5/14/chartex" xmlns:mc="http://schemas.openxmlformats.org/markup-compatibility/2006" xmlns:aink="http://schemas.microsoft.com/office/drawing/2016/ink" xmlns:am3d="http://schemas.microsoft.com/office/drawing/2017/model3d" xmlns:o="urn:schemas-microsoft-com:office:office" xmlns:oel="http://schemas.microsoft.com/office/2019/extlst" xmlns:r="http://schemas.openxmlformats.org/officeDocument/2006/relationships" xmlns:m="http://schemas.openxmlformats.org/officeDocument/2006/math" xmlns:v="urn:schemas-microsoft-com:vml" xmlns:wp14="http://schemas.microsoft.com/office/word/2010/wordprocessingDrawing" xmlns:wp="http://schemas.openxmlformats.org/drawingml/2006/wordprocessingDrawing" xmlns:w10="urn:schemas-microsoft-com:office:word" xmlns:w="http://schemas.openxmlformats.org/wordprocessingml/2006/main" xmlns:w14="http://schemas.microsoft.com/office/word/2010/wordml" xmlns:w15="http://schemas.microsoft.com/office/word/2012/wordml" xmlns:w16cex="http://schemas.microsoft.com/office/word/2018/wordml/cex" xmlns:w16cid="http://schemas.microsoft.com/office/word/2016/wordml/cid" xmlns:w16="http://schemas.microsoft.com/office/word/2018/wordml" xmlns:w16du="http://schemas.microsoft.com/office/word/2023/wordml/word16du" xmlns:w16sdtdh="http://schemas.microsoft.com/office/word/2020/wordml/sdtdatahash" xmlns:w16sdtfl="http://schemas.microsoft.com/office/word/2024/wordml/sdtformatlock" xmlns:w16se="http://schemas.microsoft.com/office/word/2015/wordml/symex" xmlns:wpg="http://schemas.microsoft.com/office/word/2010/wordprocessingGroup" xmlns:wpi="http://schemas.microsoft.com/office/word/2010/wordprocessingInk" xmlns:wne="http://schemas.microsoft.com/office/word/2006/wordml" xmlns:wps="http://schemas.microsoft.com/office/word/2010/wordprocessingShape" mc:Ignorable="w14 w15 w16se w16cid w16 w16cex w16sdtdh w16sdtfl w16du wp14">
   <w:p>
     <w:pPr>
       <w:spacing w:after="21" w:line="259" w:lineRule="auto"/>
@@ -9736,7 +9531,7 @@
 </file>
 
 <file path=word/footer3.xml><?xml version="1.0" encoding="utf-8"?>
-<w:ftr xmlns:wpc="http://schemas.microsoft.com/office/word/2010/wordprocessingCanvas" xmlns:cx="http://schemas.microsoft.com/office/drawing/2014/chartex" xmlns:cx1="http://schemas.microsoft.com/office/drawing/2015/9/8/chartex" xmlns:cx2="http://schemas.microsoft.com/office/drawing/2015/10/21/chartex" xmlns:cx3="http://schemas.microsoft.com/office/drawing/2016/5/9/chartex" xmlns:cx4="http://schemas.microsoft.com/office/drawing/2016/5/10/chartex" xmlns:cx5="http://schemas.microsoft.com/office/drawing/2016/5/11/chartex" xmlns:cx6="http://schemas.microsoft.com/office/drawing/2016/5/12/chartex" xmlns:cx7="http://schemas.microsoft.com/office/drawing/2016/5/13/chartex" xmlns:cx8="http://schemas.microsoft.com/office/drawing/2016/5/14/chartex" xmlns:mc="http://schemas.openxmlformats.org/markup-compatibility/2006" xmlns:aink="http://schemas.microsoft.com/office/drawing/2016/ink" xmlns:am3d="http://schemas.microsoft.com/office/drawing/2017/model3d" xmlns:o="urn:schemas-microsoft-com:office:office" xmlns:oel="http://schemas.microsoft.com/office/2019/extlst" xmlns:r="http://schemas.openxmlformats.org/officeDocument/2006/relationships" xmlns:m="http://schemas.openxmlformats.org/officeDocument/2006/math" xmlns:v="urn:schemas-microsoft-com:vml" xmlns:wp14="http://schemas.microsoft.com/office/word/2010/wordprocessingDrawing" xmlns:wp="http://schemas.openxmlformats.org/drawingml/2006/wordprocessingDrawing" xmlns:w10="urn:schemas-microsoft-com:office:word" xmlns:w="http://schemas.openxmlformats.org/wordprocessingml/2006/main" xmlns:w14="http://schemas.microsoft.com/office/word/2010/wordml" xmlns:w15="http://schemas.microsoft.com/office/word/2012/wordml" xmlns:w16cex="http://schemas.microsoft.com/office/word/2018/wordml/cex" xmlns:w16cid="http://schemas.microsoft.com/office/word/2016/wordml/cid" xmlns:w16="http://schemas.microsoft.com/office/word/2018/wordml" xmlns:w16sdtdh="http://schemas.microsoft.com/office/word/2020/wordml/sdtdatahash" xmlns:w16se="http://schemas.microsoft.com/office/word/2015/wordml/symex" xmlns:wpg="http://schemas.microsoft.com/office/word/2010/wordprocessingGroup" xmlns:wpi="http://schemas.microsoft.com/office/word/2010/wordprocessingInk" xmlns:wne="http://schemas.microsoft.com/office/word/2006/wordml" xmlns:wps="http://schemas.microsoft.com/office/word/2010/wordprocessingShape" mc:Ignorable="w14 w15 w16se w16cid w16 w16cex w16sdtdh wp14">
+<w:ftr xmlns:wpc="http://schemas.microsoft.com/office/word/2010/wordprocessingCanvas" xmlns:cx="http://schemas.microsoft.com/office/drawing/2014/chartex" xmlns:cx1="http://schemas.microsoft.com/office/drawing/2015/9/8/chartex" xmlns:cx2="http://schemas.microsoft.com/office/drawing/2015/10/21/chartex" xmlns:cx3="http://schemas.microsoft.com/office/drawing/2016/5/9/chartex" xmlns:cx4="http://schemas.microsoft.com/office/drawing/2016/5/10/chartex" xmlns:cx5="http://schemas.microsoft.com/office/drawing/2016/5/11/chartex" xmlns:cx6="http://schemas.microsoft.com/office/drawing/2016/5/12/chartex" xmlns:cx7="http://schemas.microsoft.com/office/drawing/2016/5/13/chartex" xmlns:cx8="http://schemas.microsoft.com/office/drawing/2016/5/14/chartex" xmlns:mc="http://schemas.openxmlformats.org/markup-compatibility/2006" xmlns:aink="http://schemas.microsoft.com/office/drawing/2016/ink" xmlns:am3d="http://schemas.microsoft.com/office/drawing/2017/model3d" xmlns:o="urn:schemas-microsoft-com:office:office" xmlns:oel="http://schemas.microsoft.com/office/2019/extlst" xmlns:r="http://schemas.openxmlformats.org/officeDocument/2006/relationships" xmlns:m="http://schemas.openxmlformats.org/officeDocument/2006/math" xmlns:v="urn:schemas-microsoft-com:vml" xmlns:wp14="http://schemas.microsoft.com/office/word/2010/wordprocessingDrawing" xmlns:wp="http://schemas.openxmlformats.org/drawingml/2006/wordprocessingDrawing" xmlns:w10="urn:schemas-microsoft-com:office:word" xmlns:w="http://schemas.openxmlformats.org/wordprocessingml/2006/main" xmlns:w14="http://schemas.microsoft.com/office/word/2010/wordml" xmlns:w15="http://schemas.microsoft.com/office/word/2012/wordml" xmlns:w16cex="http://schemas.microsoft.com/office/word/2018/wordml/cex" xmlns:w16cid="http://schemas.microsoft.com/office/word/2016/wordml/cid" xmlns:w16="http://schemas.microsoft.com/office/word/2018/wordml" xmlns:w16du="http://schemas.microsoft.com/office/word/2023/wordml/word16du" xmlns:w16sdtdh="http://schemas.microsoft.com/office/word/2020/wordml/sdtdatahash" xmlns:w16sdtfl="http://schemas.microsoft.com/office/word/2024/wordml/sdtformatlock" xmlns:w16se="http://schemas.microsoft.com/office/word/2015/wordml/symex" xmlns:wpg="http://schemas.microsoft.com/office/word/2010/wordprocessingGroup" xmlns:wpi="http://schemas.microsoft.com/office/word/2010/wordprocessingInk" xmlns:wne="http://schemas.microsoft.com/office/word/2006/wordml" xmlns:wps="http://schemas.microsoft.com/office/word/2010/wordprocessingShape" mc:Ignorable="w14 w15 w16se w16cid w16 w16cex w16sdtdh w16sdtfl w16du wp14">
   <w:p>
     <w:pPr>
       <w:spacing w:after="21" w:line="259" w:lineRule="auto"/>
@@ -9780,7 +9575,7 @@
 </file>
 
 <file path=word/footnotes.xml><?xml version="1.0" encoding="utf-8"?>
-<w:footnotes xmlns:wpc="http://schemas.microsoft.com/office/word/2010/wordprocessingCanvas" xmlns:cx="http://schemas.microsoft.com/office/drawing/2014/chartex" xmlns:cx1="http://schemas.microsoft.com/office/drawing/2015/9/8/chartex" xmlns:cx2="http://schemas.microsoft.com/office/drawing/2015/10/21/chartex" xmlns:cx3="http://schemas.microsoft.com/office/drawing/2016/5/9/chartex" xmlns:cx4="http://schemas.microsoft.com/office/drawing/2016/5/10/chartex" xmlns:cx5="http://schemas.microsoft.com/office/drawing/2016/5/11/chartex" xmlns:cx6="http://schemas.microsoft.com/office/drawing/2016/5/12/chartex" xmlns:cx7="http://schemas.microsoft.com/office/drawing/2016/5/13/chartex" xmlns:cx8="http://schemas.microsoft.com/office/drawing/2016/5/14/chartex" xmlns:mc="http://schemas.openxmlformats.org/markup-compatibility/2006" xmlns:aink="http://schemas.microsoft.com/office/drawing/2016/ink" xmlns:am3d="http://schemas.microsoft.com/office/drawing/2017/model3d" xmlns:o="urn:schemas-microsoft-com:office:office" xmlns:oel="http://schemas.microsoft.com/office/2019/extlst" xmlns:r="http://schemas.openxmlformats.org/officeDocument/2006/relationships" xmlns:m="http://schemas.openxmlformats.org/officeDocument/2006/math" xmlns:v="urn:schemas-microsoft-com:vml" xmlns:wp14="http://schemas.microsoft.com/office/word/2010/wordprocessingDrawing" xmlns:wp="http://schemas.openxmlformats.org/drawingml/2006/wordprocessingDrawing" xmlns:w10="urn:schemas-microsoft-com:office:word" xmlns:w="http://schemas.openxmlformats.org/wordprocessingml/2006/main" xmlns:w14="http://schemas.microsoft.com/office/word/2010/wordml" xmlns:w15="http://schemas.microsoft.com/office/word/2012/wordml" xmlns:w16cex="http://schemas.microsoft.com/office/word/2018/wordml/cex" xmlns:w16cid="http://schemas.microsoft.com/office/word/2016/wordml/cid" xmlns:w16="http://schemas.microsoft.com/office/word/2018/wordml" xmlns:w16sdtdh="http://schemas.microsoft.com/office/word/2020/wordml/sdtdatahash" xmlns:w16se="http://schemas.microsoft.com/office/word/2015/wordml/symex" xmlns:wpg="http://schemas.microsoft.com/office/word/2010/wordprocessingGroup" xmlns:wpi="http://schemas.microsoft.com/office/word/2010/wordprocessingInk" xmlns:wne="http://schemas.microsoft.com/office/word/2006/wordml" xmlns:wps="http://schemas.microsoft.com/office/word/2010/wordprocessingShape" mc:Ignorable="w14 w15 w16se w16cid w16 w16cex w16sdtdh wp14">
+<w:footnotes xmlns:wpc="http://schemas.microsoft.com/office/word/2010/wordprocessingCanvas" xmlns:cx="http://schemas.microsoft.com/office/drawing/2014/chartex" xmlns:cx1="http://schemas.microsoft.com/office/drawing/2015/9/8/chartex" xmlns:cx2="http://schemas.microsoft.com/office/drawing/2015/10/21/chartex" xmlns:cx3="http://schemas.microsoft.com/office/drawing/2016/5/9/chartex" xmlns:cx4="http://schemas.microsoft.com/office/drawing/2016/5/10/chartex" xmlns:cx5="http://schemas.microsoft.com/office/drawing/2016/5/11/chartex" xmlns:cx6="http://schemas.microsoft.com/office/drawing/2016/5/12/chartex" xmlns:cx7="http://schemas.microsoft.com/office/drawing/2016/5/13/chartex" xmlns:cx8="http://schemas.microsoft.com/office/drawing/2016/5/14/chartex" xmlns:mc="http://schemas.openxmlformats.org/markup-compatibility/2006" xmlns:aink="http://schemas.microsoft.com/office/drawing/2016/ink" xmlns:am3d="http://schemas.microsoft.com/office/drawing/2017/model3d" xmlns:o="urn:schemas-microsoft-com:office:office" xmlns:oel="http://schemas.microsoft.com/office/2019/extlst" xmlns:r="http://schemas.openxmlformats.org/officeDocument/2006/relationships" xmlns:m="http://schemas.openxmlformats.org/officeDocument/2006/math" xmlns:v="urn:schemas-microsoft-com:vml" xmlns:wp14="http://schemas.microsoft.com/office/word/2010/wordprocessingDrawing" xmlns:wp="http://schemas.openxmlformats.org/drawingml/2006/wordprocessingDrawing" xmlns:w10="urn:schemas-microsoft-com:office:word" xmlns:w="http://schemas.openxmlformats.org/wordprocessingml/2006/main" xmlns:w14="http://schemas.microsoft.com/office/word/2010/wordml" xmlns:w15="http://schemas.microsoft.com/office/word/2012/wordml" xmlns:w16cex="http://schemas.microsoft.com/office/word/2018/wordml/cex" xmlns:w16cid="http://schemas.microsoft.com/office/word/2016/wordml/cid" xmlns:w16="http://schemas.microsoft.com/office/word/2018/wordml" xmlns:w16du="http://schemas.microsoft.com/office/word/2023/wordml/word16du" xmlns:w16sdtdh="http://schemas.microsoft.com/office/word/2020/wordml/sdtdatahash" xmlns:w16sdtfl="http://schemas.microsoft.com/office/word/2024/wordml/sdtformatlock" xmlns:w16se="http://schemas.microsoft.com/office/word/2015/wordml/symex" xmlns:wpg="http://schemas.microsoft.com/office/word/2010/wordprocessingGroup" xmlns:wpi="http://schemas.microsoft.com/office/word/2010/wordprocessingInk" xmlns:wne="http://schemas.microsoft.com/office/word/2006/wordml" xmlns:wps="http://schemas.microsoft.com/office/word/2010/wordprocessingShape" mc:Ignorable="w14 w15 w16se w16cid w16 w16cex w16sdtdh w16sdtfl w16du wp14">
   <w:footnote w:type="separator" w:id="-1">
     <w:p>
       <w:pPr>
@@ -9805,7 +9600,7 @@
 </file>
 
 <file path=word/header1.xml><?xml version="1.0" encoding="utf-8"?>
-<w:hdr xmlns:wpc="http://schemas.microsoft.com/office/word/2010/wordprocessingCanvas" xmlns:cx="http://schemas.microsoft.com/office/drawing/2014/chartex" xmlns:cx1="http://schemas.microsoft.com/office/drawing/2015/9/8/chartex" xmlns:cx2="http://schemas.microsoft.com/office/drawing/2015/10/21/chartex" xmlns:cx3="http://schemas.microsoft.com/office/drawing/2016/5/9/chartex" xmlns:cx4="http://schemas.microsoft.com/office/drawing/2016/5/10/chartex" xmlns:cx5="http://schemas.microsoft.com/office/drawing/2016/5/11/chartex" xmlns:cx6="http://schemas.microsoft.com/office/drawing/2016/5/12/chartex" xmlns:cx7="http://schemas.microsoft.com/office/drawing/2016/5/13/chartex" xmlns:cx8="http://schemas.microsoft.com/office/drawing/2016/5/14/chartex" xmlns:mc="http://schemas.openxmlformats.org/markup-compatibility/2006" xmlns:aink="http://schemas.microsoft.com/office/drawing/2016/ink" xmlns:am3d="http://schemas.microsoft.com/office/drawing/2017/model3d" xmlns:o="urn:schemas-microsoft-com:office:office" xmlns:oel="http://schemas.microsoft.com/office/2019/extlst" xmlns:r="http://schemas.openxmlformats.org/officeDocument/2006/relationships" xmlns:m="http://schemas.openxmlformats.org/officeDocument/2006/math" xmlns:v="urn:schemas-microsoft-com:vml" xmlns:wp14="http://schemas.microsoft.com/office/word/2010/wordprocessingDrawing" xmlns:wp="http://schemas.openxmlformats.org/drawingml/2006/wordprocessingDrawing" xmlns:w10="urn:schemas-microsoft-com:office:word" xmlns:w="http://schemas.openxmlformats.org/wordprocessingml/2006/main" xmlns:w14="http://schemas.microsoft.com/office/word/2010/wordml" xmlns:w15="http://schemas.microsoft.com/office/word/2012/wordml" xmlns:w16cex="http://schemas.microsoft.com/office/word/2018/wordml/cex" xmlns:w16cid="http://schemas.microsoft.com/office/word/2016/wordml/cid" xmlns:w16="http://schemas.microsoft.com/office/word/2018/wordml" xmlns:w16sdtdh="http://schemas.microsoft.com/office/word/2020/wordml/sdtdatahash" xmlns:w16se="http://schemas.microsoft.com/office/word/2015/wordml/symex" xmlns:wpg="http://schemas.microsoft.com/office/word/2010/wordprocessingGroup" xmlns:wpi="http://schemas.microsoft.com/office/word/2010/wordprocessingInk" xmlns:wne="http://schemas.microsoft.com/office/word/2006/wordml" xmlns:wps="http://schemas.microsoft.com/office/word/2010/wordprocessingShape" mc:Ignorable="w14 w15 w16se w16cid w16 w16cex w16sdtdh wp14">
+<w:hdr xmlns:wpc="http://schemas.microsoft.com/office/word/2010/wordprocessingCanvas" xmlns:cx="http://schemas.microsoft.com/office/drawing/2014/chartex" xmlns:cx1="http://schemas.microsoft.com/office/drawing/2015/9/8/chartex" xmlns:cx2="http://schemas.microsoft.com/office/drawing/2015/10/21/chartex" xmlns:cx3="http://schemas.microsoft.com/office/drawing/2016/5/9/chartex" xmlns:cx4="http://schemas.microsoft.com/office/drawing/2016/5/10/chartex" xmlns:cx5="http://schemas.microsoft.com/office/drawing/2016/5/11/chartex" xmlns:cx6="http://schemas.microsoft.com/office/drawing/2016/5/12/chartex" xmlns:cx7="http://schemas.microsoft.com/office/drawing/2016/5/13/chartex" xmlns:cx8="http://schemas.microsoft.com/office/drawing/2016/5/14/chartex" xmlns:mc="http://schemas.openxmlformats.org/markup-compatibility/2006" xmlns:aink="http://schemas.microsoft.com/office/drawing/2016/ink" xmlns:am3d="http://schemas.microsoft.com/office/drawing/2017/model3d" xmlns:o="urn:schemas-microsoft-com:office:office" xmlns:oel="http://schemas.microsoft.com/office/2019/extlst" xmlns:r="http://schemas.openxmlformats.org/officeDocument/2006/relationships" xmlns:m="http://schemas.openxmlformats.org/officeDocument/2006/math" xmlns:v="urn:schemas-microsoft-com:vml" xmlns:wp14="http://schemas.microsoft.com/office/word/2010/wordprocessingDrawing" xmlns:wp="http://schemas.openxmlformats.org/drawingml/2006/wordprocessingDrawing" xmlns:w10="urn:schemas-microsoft-com:office:word" xmlns:w="http://schemas.openxmlformats.org/wordprocessingml/2006/main" xmlns:w14="http://schemas.microsoft.com/office/word/2010/wordml" xmlns:w15="http://schemas.microsoft.com/office/word/2012/wordml" xmlns:w16cex="http://schemas.microsoft.com/office/word/2018/wordml/cex" xmlns:w16cid="http://schemas.microsoft.com/office/word/2016/wordml/cid" xmlns:w16="http://schemas.microsoft.com/office/word/2018/wordml" xmlns:w16du="http://schemas.microsoft.com/office/word/2023/wordml/word16du" xmlns:w16sdtdh="http://schemas.microsoft.com/office/word/2020/wordml/sdtdatahash" xmlns:w16sdtfl="http://schemas.microsoft.com/office/word/2024/wordml/sdtformatlock" xmlns:w16se="http://schemas.microsoft.com/office/word/2015/wordml/symex" xmlns:wpg="http://schemas.microsoft.com/office/word/2010/wordprocessingGroup" xmlns:wpi="http://schemas.microsoft.com/office/word/2010/wordprocessingInk" xmlns:wne="http://schemas.microsoft.com/office/word/2006/wordml" xmlns:wps="http://schemas.microsoft.com/office/word/2010/wordprocessingShape" mc:Ignorable="w14 w15 w16se w16cid w16 w16cex w16sdtdh w16sdtfl w16du wp14">
   <w:p>
     <w:pPr>
       <w:spacing w:after="652" w:line="259" w:lineRule="auto"/>
@@ -9881,7 +9676,7 @@
 </file>
 
 <file path=word/header2.xml><?xml version="1.0" encoding="utf-8"?>
-<w:hdr xmlns:wpc="http://schemas.microsoft.com/office/word/2010/wordprocessingCanvas" xmlns:cx="http://schemas.microsoft.com/office/drawing/2014/chartex" xmlns:cx1="http://schemas.microsoft.com/office/drawing/2015/9/8/chartex" xmlns:cx2="http://schemas.microsoft.com/office/drawing/2015/10/21/chartex" xmlns:cx3="http://schemas.microsoft.com/office/drawing/2016/5/9/chartex" xmlns:cx4="http://schemas.microsoft.com/office/drawing/2016/5/10/chartex" xmlns:cx5="http://schemas.microsoft.com/office/drawing/2016/5/11/chartex" xmlns:cx6="http://schemas.microsoft.com/office/drawing/2016/5/12/chartex" xmlns:cx7="http://schemas.microsoft.com/office/drawing/2016/5/13/chartex" xmlns:cx8="http://schemas.microsoft.com/office/drawing/2016/5/14/chartex" xmlns:mc="http://schemas.openxmlformats.org/markup-compatibility/2006" xmlns:aink="http://schemas.microsoft.com/office/drawing/2016/ink" xmlns:am3d="http://schemas.microsoft.com/office/drawing/2017/model3d" xmlns:o="urn:schemas-microsoft-com:office:office" xmlns:oel="http://schemas.microsoft.com/office/2019/extlst" xmlns:r="http://schemas.openxmlformats.org/officeDocument/2006/relationships" xmlns:m="http://schemas.openxmlformats.org/officeDocument/2006/math" xmlns:v="urn:schemas-microsoft-com:vml" xmlns:wp14="http://schemas.microsoft.com/office/word/2010/wordprocessingDrawing" xmlns:wp="http://schemas.openxmlformats.org/drawingml/2006/wordprocessingDrawing" xmlns:w10="urn:schemas-microsoft-com:office:word" xmlns:w="http://schemas.openxmlformats.org/wordprocessingml/2006/main" xmlns:w14="http://schemas.microsoft.com/office/word/2010/wordml" xmlns:w15="http://schemas.microsoft.com/office/word/2012/wordml" xmlns:w16cex="http://schemas.microsoft.com/office/word/2018/wordml/cex" xmlns:w16cid="http://schemas.microsoft.com/office/word/2016/wordml/cid" xmlns:w16="http://schemas.microsoft.com/office/word/2018/wordml" xmlns:w16sdtdh="http://schemas.microsoft.com/office/word/2020/wordml/sdtdatahash" xmlns:w16se="http://schemas.microsoft.com/office/word/2015/wordml/symex" xmlns:wpg="http://schemas.microsoft.com/office/word/2010/wordprocessingGroup" xmlns:wpi="http://schemas.microsoft.com/office/word/2010/wordprocessingInk" xmlns:wne="http://schemas.microsoft.com/office/word/2006/wordml" xmlns:wps="http://schemas.microsoft.com/office/word/2010/wordprocessingShape" mc:Ignorable="w14 w15 w16se w16cid w16 w16cex w16sdtdh wp14">
+<w:hdr xmlns:wpc="http://schemas.microsoft.com/office/word/2010/wordprocessingCanvas" xmlns:cx="http://schemas.microsoft.com/office/drawing/2014/chartex" xmlns:cx1="http://schemas.microsoft.com/office/drawing/2015/9/8/chartex" xmlns:cx2="http://schemas.microsoft.com/office/drawing/2015/10/21/chartex" xmlns:cx3="http://schemas.microsoft.com/office/drawing/2016/5/9/chartex" xmlns:cx4="http://schemas.microsoft.com/office/drawing/2016/5/10/chartex" xmlns:cx5="http://schemas.microsoft.com/office/drawing/2016/5/11/chartex" xmlns:cx6="http://schemas.microsoft.com/office/drawing/2016/5/12/chartex" xmlns:cx7="http://schemas.microsoft.com/office/drawing/2016/5/13/chartex" xmlns:cx8="http://schemas.microsoft.com/office/drawing/2016/5/14/chartex" xmlns:mc="http://schemas.openxmlformats.org/markup-compatibility/2006" xmlns:aink="http://schemas.microsoft.com/office/drawing/2016/ink" xmlns:am3d="http://schemas.microsoft.com/office/drawing/2017/model3d" xmlns:o="urn:schemas-microsoft-com:office:office" xmlns:oel="http://schemas.microsoft.com/office/2019/extlst" xmlns:r="http://schemas.openxmlformats.org/officeDocument/2006/relationships" xmlns:m="http://schemas.openxmlformats.org/officeDocument/2006/math" xmlns:v="urn:schemas-microsoft-com:vml" xmlns:wp14="http://schemas.microsoft.com/office/word/2010/wordprocessingDrawing" xmlns:wp="http://schemas.openxmlformats.org/drawingml/2006/wordprocessingDrawing" xmlns:w10="urn:schemas-microsoft-com:office:word" xmlns:w="http://schemas.openxmlformats.org/wordprocessingml/2006/main" xmlns:w14="http://schemas.microsoft.com/office/word/2010/wordml" xmlns:w15="http://schemas.microsoft.com/office/word/2012/wordml" xmlns:w16cex="http://schemas.microsoft.com/office/word/2018/wordml/cex" xmlns:w16cid="http://schemas.microsoft.com/office/word/2016/wordml/cid" xmlns:w16="http://schemas.microsoft.com/office/word/2018/wordml" xmlns:w16du="http://schemas.microsoft.com/office/word/2023/wordml/word16du" xmlns:w16sdtdh="http://schemas.microsoft.com/office/word/2020/wordml/sdtdatahash" xmlns:w16sdtfl="http://schemas.microsoft.com/office/word/2024/wordml/sdtformatlock" xmlns:w16se="http://schemas.microsoft.com/office/word/2015/wordml/symex" xmlns:wpg="http://schemas.microsoft.com/office/word/2010/wordprocessingGroup" xmlns:wpi="http://schemas.microsoft.com/office/word/2010/wordprocessingInk" xmlns:wne="http://schemas.microsoft.com/office/word/2006/wordml" xmlns:wps="http://schemas.microsoft.com/office/word/2010/wordprocessingShape" mc:Ignorable="w14 w15 w16se w16cid w16 w16cex w16sdtdh w16sdtfl w16du wp14">
   <w:p>
     <w:pPr>
       <w:spacing w:after="652" w:line="259" w:lineRule="auto"/>
@@ -9957,7 +9752,7 @@
 </file>
 
 <file path=word/header3.xml><?xml version="1.0" encoding="utf-8"?>
-<w:hdr xmlns:wpc="http://schemas.microsoft.com/office/word/2010/wordprocessingCanvas" xmlns:cx="http://schemas.microsoft.com/office/drawing/2014/chartex" xmlns:cx1="http://schemas.microsoft.com/office/drawing/2015/9/8/chartex" xmlns:cx2="http://schemas.microsoft.com/office/drawing/2015/10/21/chartex" xmlns:cx3="http://schemas.microsoft.com/office/drawing/2016/5/9/chartex" xmlns:cx4="http://schemas.microsoft.com/office/drawing/2016/5/10/chartex" xmlns:cx5="http://schemas.microsoft.com/office/drawing/2016/5/11/chartex" xmlns:cx6="http://schemas.microsoft.com/office/drawing/2016/5/12/chartex" xmlns:cx7="http://schemas.microsoft.com/office/drawing/2016/5/13/chartex" xmlns:cx8="http://schemas.microsoft.com/office/drawing/2016/5/14/chartex" xmlns:mc="http://schemas.openxmlformats.org/markup-compatibility/2006" xmlns:aink="http://schemas.microsoft.com/office/drawing/2016/ink" xmlns:am3d="http://schemas.microsoft.com/office/drawing/2017/model3d" xmlns:o="urn:schemas-microsoft-com:office:office" xmlns:oel="http://schemas.microsoft.com/office/2019/extlst" xmlns:r="http://schemas.openxmlformats.org/officeDocument/2006/relationships" xmlns:m="http://schemas.openxmlformats.org/officeDocument/2006/math" xmlns:v="urn:schemas-microsoft-com:vml" xmlns:wp14="http://schemas.microsoft.com/office/word/2010/wordprocessingDrawing" xmlns:wp="http://schemas.openxmlformats.org/drawingml/2006/wordprocessingDrawing" xmlns:w10="urn:schemas-microsoft-com:office:word" xmlns:w="http://schemas.openxmlformats.org/wordprocessingml/2006/main" xmlns:w14="http://schemas.microsoft.com/office/word/2010/wordml" xmlns:w15="http://schemas.microsoft.com/office/word/2012/wordml" xmlns:w16cex="http://schemas.microsoft.com/office/word/2018/wordml/cex" xmlns:w16cid="http://schemas.microsoft.com/office/word/2016/wordml/cid" xmlns:w16="http://schemas.microsoft.com/office/word/2018/wordml" xmlns:w16sdtdh="http://schemas.microsoft.com/office/word/2020/wordml/sdtdatahash" xmlns:w16se="http://schemas.microsoft.com/office/word/2015/wordml/symex" xmlns:wpg="http://schemas.microsoft.com/office/word/2010/wordprocessingGroup" xmlns:wpi="http://schemas.microsoft.com/office/word/2010/wordprocessingInk" xmlns:wne="http://schemas.microsoft.com/office/word/2006/wordml" xmlns:wps="http://schemas.microsoft.com/office/word/2010/wordprocessingShape" mc:Ignorable="w14 w15 w16se w16cid w16 w16cex w16sdtdh wp14">
+<w:hdr xmlns:wpc="http://schemas.microsoft.com/office/word/2010/wordprocessingCanvas" xmlns:cx="http://schemas.microsoft.com/office/drawing/2014/chartex" xmlns:cx1="http://schemas.microsoft.com/office/drawing/2015/9/8/chartex" xmlns:cx2="http://schemas.microsoft.com/office/drawing/2015/10/21/chartex" xmlns:cx3="http://schemas.microsoft.com/office/drawing/2016/5/9/chartex" xmlns:cx4="http://schemas.microsoft.com/office/drawing/2016/5/10/chartex" xmlns:cx5="http://schemas.microsoft.com/office/drawing/2016/5/11/chartex" xmlns:cx6="http://schemas.microsoft.com/office/drawing/2016/5/12/chartex" xmlns:cx7="http://schemas.microsoft.com/office/drawing/2016/5/13/chartex" xmlns:cx8="http://schemas.microsoft.com/office/drawing/2016/5/14/chartex" xmlns:mc="http://schemas.openxmlformats.org/markup-compatibility/2006" xmlns:aink="http://schemas.microsoft.com/office/drawing/2016/ink" xmlns:am3d="http://schemas.microsoft.com/office/drawing/2017/model3d" xmlns:o="urn:schemas-microsoft-com:office:office" xmlns:oel="http://schemas.microsoft.com/office/2019/extlst" xmlns:r="http://schemas.openxmlformats.org/officeDocument/2006/relationships" xmlns:m="http://schemas.openxmlformats.org/officeDocument/2006/math" xmlns:v="urn:schemas-microsoft-com:vml" xmlns:wp14="http://schemas.microsoft.com/office/word/2010/wordprocessingDrawing" xmlns:wp="http://schemas.openxmlformats.org/drawingml/2006/wordprocessingDrawing" xmlns:w10="urn:schemas-microsoft-com:office:word" xmlns:w="http://schemas.openxmlformats.org/wordprocessingml/2006/main" xmlns:w14="http://schemas.microsoft.com/office/word/2010/wordml" xmlns:w15="http://schemas.microsoft.com/office/word/2012/wordml" xmlns:w16cex="http://schemas.microsoft.com/office/word/2018/wordml/cex" xmlns:w16cid="http://schemas.microsoft.com/office/word/2016/wordml/cid" xmlns:w16="http://schemas.microsoft.com/office/word/2018/wordml" xmlns:w16du="http://schemas.microsoft.com/office/word/2023/wordml/word16du" xmlns:w16sdtdh="http://schemas.microsoft.com/office/word/2020/wordml/sdtdatahash" xmlns:w16sdtfl="http://schemas.microsoft.com/office/word/2024/wordml/sdtformatlock" xmlns:w16se="http://schemas.microsoft.com/office/word/2015/wordml/symex" xmlns:wpg="http://schemas.microsoft.com/office/word/2010/wordprocessingGroup" xmlns:wpi="http://schemas.microsoft.com/office/word/2010/wordprocessingInk" xmlns:wne="http://schemas.microsoft.com/office/word/2006/wordml" xmlns:wps="http://schemas.microsoft.com/office/word/2010/wordprocessingShape" mc:Ignorable="w14 w15 w16se w16cid w16 w16cex w16sdtdh w16sdtfl w16du wp14">
   <w:p>
     <w:pPr>
       <w:spacing w:after="652" w:line="259" w:lineRule="auto"/>
@@ -10033,7 +9828,7 @@
 </file>
 
 <file path=word/numbering.xml><?xml version="1.0" encoding="utf-8"?>
-<w:numbering xmlns:wpc="http://schemas.microsoft.com/office/word/2010/wordprocessingCanvas" xmlns:cx="http://schemas.microsoft.com/office/drawing/2014/chartex" xmlns:cx1="http://schemas.microsoft.com/office/drawing/2015/9/8/chartex" xmlns:cx2="http://schemas.microsoft.com/office/drawing/2015/10/21/chartex" xmlns:cx3="http://schemas.microsoft.com/office/drawing/2016/5/9/chartex" xmlns:cx4="http://schemas.microsoft.com/office/drawing/2016/5/10/chartex" xmlns:cx5="http://schemas.microsoft.com/office/drawing/2016/5/11/chartex" xmlns:cx6="http://schemas.microsoft.com/office/drawing/2016/5/12/chartex" xmlns:cx7="http://schemas.microsoft.com/office/drawing/2016/5/13/chartex" xmlns:cx8="http://schemas.microsoft.com/office/drawing/2016/5/14/chartex" xmlns:mc="http://schemas.openxmlformats.org/markup-compatibility/2006" xmlns:aink="http://schemas.microsoft.com/office/drawing/2016/ink" xmlns:am3d="http://schemas.microsoft.com/office/drawing/2017/model3d" xmlns:o="urn:schemas-microsoft-com:office:office" xmlns:oel="http://schemas.microsoft.com/office/2019/extlst" xmlns:r="http://schemas.openxmlformats.org/officeDocument/2006/relationships" xmlns:m="http://schemas.openxmlformats.org/officeDocument/2006/math" xmlns:v="urn:schemas-microsoft-com:vml" xmlns:wp14="http://schemas.microsoft.com/office/word/2010/wordprocessingDrawing" xmlns:wp="http://schemas.openxmlformats.org/drawingml/2006/wordprocessingDrawing" xmlns:w10="urn:schemas-microsoft-com:office:word" xmlns:w="http://schemas.openxmlformats.org/wordprocessingml/2006/main" xmlns:w14="http://schemas.microsoft.com/office/word/2010/wordml" xmlns:w15="http://schemas.microsoft.com/office/word/2012/wordml" xmlns:w16cex="http://schemas.microsoft.com/office/word/2018/wordml/cex" xmlns:w16cid="http://schemas.microsoft.com/office/word/2016/wordml/cid" xmlns:w16="http://schemas.microsoft.com/office/word/2018/wordml" xmlns:w16sdtdh="http://schemas.microsoft.com/office/word/2020/wordml/sdtdatahash" xmlns:w16se="http://schemas.microsoft.com/office/word/2015/wordml/symex" xmlns:wpg="http://schemas.microsoft.com/office/word/2010/wordprocessingGroup" xmlns:wpi="http://schemas.microsoft.com/office/word/2010/wordprocessingInk" xmlns:wne="http://schemas.microsoft.com/office/word/2006/wordml" xmlns:wps="http://schemas.microsoft.com/office/word/2010/wordprocessingShape" mc:Ignorable="w14 w15 w16se w16cid w16 w16cex w16sdtdh wp14">
+<w:numbering xmlns:wpc="http://schemas.microsoft.com/office/word/2010/wordprocessingCanvas" xmlns:cx="http://schemas.microsoft.com/office/drawing/2014/chartex" xmlns:cx1="http://schemas.microsoft.com/office/drawing/2015/9/8/chartex" xmlns:cx2="http://schemas.microsoft.com/office/drawing/2015/10/21/chartex" xmlns:cx3="http://schemas.microsoft.com/office/drawing/2016/5/9/chartex" xmlns:cx4="http://schemas.microsoft.com/office/drawing/2016/5/10/chartex" xmlns:cx5="http://schemas.microsoft.com/office/drawing/2016/5/11/chartex" xmlns:cx6="http://schemas.microsoft.com/office/drawing/2016/5/12/chartex" xmlns:cx7="http://schemas.microsoft.com/office/drawing/2016/5/13/chartex" xmlns:cx8="http://schemas.microsoft.com/office/drawing/2016/5/14/chartex" xmlns:mc="http://schemas.openxmlformats.org/markup-compatibility/2006" xmlns:aink="http://schemas.microsoft.com/office/drawing/2016/ink" xmlns:am3d="http://schemas.microsoft.com/office/drawing/2017/model3d" xmlns:o="urn:schemas-microsoft-com:office:office" xmlns:oel="http://schemas.microsoft.com/office/2019/extlst" xmlns:r="http://schemas.openxmlformats.org/officeDocument/2006/relationships" xmlns:m="http://schemas.openxmlformats.org/officeDocument/2006/math" xmlns:v="urn:schemas-microsoft-com:vml" xmlns:wp14="http://schemas.microsoft.com/office/word/2010/wordprocessingDrawing" xmlns:wp="http://schemas.openxmlformats.org/drawingml/2006/wordprocessingDrawing" xmlns:w10="urn:schemas-microsoft-com:office:word" xmlns:w="http://schemas.openxmlformats.org/wordprocessingml/2006/main" xmlns:w14="http://schemas.microsoft.com/office/word/2010/wordml" xmlns:w15="http://schemas.microsoft.com/office/word/2012/wordml" xmlns:w16cex="http://schemas.microsoft.com/office/word/2018/wordml/cex" xmlns:w16cid="http://schemas.microsoft.com/office/word/2016/wordml/cid" xmlns:w16="http://schemas.microsoft.com/office/word/2018/wordml" xmlns:w16du="http://schemas.microsoft.com/office/word/2023/wordml/word16du" xmlns:w16sdtdh="http://schemas.microsoft.com/office/word/2020/wordml/sdtdatahash" xmlns:w16sdtfl="http://schemas.microsoft.com/office/word/2024/wordml/sdtformatlock" xmlns:w16se="http://schemas.microsoft.com/office/word/2015/wordml/symex" xmlns:wpg="http://schemas.microsoft.com/office/word/2010/wordprocessingGroup" xmlns:wpi="http://schemas.microsoft.com/office/word/2010/wordprocessingInk" xmlns:wne="http://schemas.microsoft.com/office/word/2006/wordml" xmlns:wps="http://schemas.microsoft.com/office/word/2010/wordprocessingShape" mc:Ignorable="w14 w15 w16se w16cid w16 w16cex w16sdtdh w16sdtfl w16du wp14">
   <w:abstractNum w:abstractNumId="0" w15:restartNumberingAfterBreak="0">
     <w:nsid w:val="07D930C4"/>
     <w:multiLevelType w:val="hybridMultilevel"/>
@@ -16704,7 +16499,7 @@
 </file>
 
 <file path=word/styles.xml><?xml version="1.0" encoding="utf-8"?>
-<w:styles xmlns:mc="http://schemas.openxmlformats.org/markup-compatibility/2006" xmlns:r="http://schemas.openxmlformats.org/officeDocument/2006/relationships" xmlns:w="http://schemas.openxmlformats.org/wordprocessingml/2006/main" xmlns:w14="http://schemas.microsoft.com/office/word/2010/wordml" xmlns:w15="http://schemas.microsoft.com/office/word/2012/wordml" xmlns:w16cex="http://schemas.microsoft.com/office/word/2018/wordml/cex" xmlns:w16cid="http://schemas.microsoft.com/office/word/2016/wordml/cid" xmlns:w16="http://schemas.microsoft.com/office/word/2018/wordml" xmlns:w16sdtdh="http://schemas.microsoft.com/office/word/2020/wordml/sdtdatahash" xmlns:w16se="http://schemas.microsoft.com/office/word/2015/wordml/symex" mc:Ignorable="w14 w15 w16se w16cid w16 w16cex w16sdtdh">
+<w:styles xmlns:mc="http://schemas.openxmlformats.org/markup-compatibility/2006" xmlns:r="http://schemas.openxmlformats.org/officeDocument/2006/relationships" xmlns:w="http://schemas.openxmlformats.org/wordprocessingml/2006/main" xmlns:w14="http://schemas.microsoft.com/office/word/2010/wordml" xmlns:w15="http://schemas.microsoft.com/office/word/2012/wordml" xmlns:w16cex="http://schemas.microsoft.com/office/word/2018/wordml/cex" xmlns:w16cid="http://schemas.microsoft.com/office/word/2016/wordml/cid" xmlns:w16="http://schemas.microsoft.com/office/word/2018/wordml" xmlns:w16du="http://schemas.microsoft.com/office/word/2023/wordml/word16du" xmlns:w16sdtdh="http://schemas.microsoft.com/office/word/2020/wordml/sdtdatahash" xmlns:w16sdtfl="http://schemas.microsoft.com/office/word/2024/wordml/sdtformatlock" xmlns:w16se="http://schemas.microsoft.com/office/word/2015/wordml/symex" mc:Ignorable="w14 w15 w16se w16cid w16 w16cex w16sdtdh w16sdtfl w16du">
   <w:docDefaults>
     <w:rPrDefault>
       <w:rPr>
